--- a/manuscript/manuscript.docx
+++ b/manuscript/manuscript.docx
@@ -1078,7 +1078,7 @@
         <w:pStyle w:val="BodyText"/>
       </w:pPr>
       <w:r>
-        <w:t xml:space="preserve">Whether attention is the main mechanism is not settled, however. Pretesting has been found to reduce mind-wandering during online lectures</w:t>
+        <w:t xml:space="preserve">Attention, however, may be a by-product of prequestions rather than what directly produces their benefit, because several findings show that prequestions can improve learning without a corresponding increase in attention to the material. Pretesting has been found to reduce mind-wandering during online lectures</w:t>
       </w:r>
       <w:r>
         <w:t xml:space="preserve"> </w:t>
@@ -1118,7 +1118,7 @@
         <w:t xml:space="preserve">)</w:t>
       </w:r>
       <w:r>
-        <w:t xml:space="preserve">. In a large multi-site classroom study, prequestions before online lecture videos improved learning even though students did not watch more of the videos afterwards</w:t>
+        <w:t xml:space="preserve">, so less mind-wandering did not translate into better learning. In a large multi-site classroom study, prequestions before online lecture videos improved learning even though students did not watch more of the videos afterwards</w:t>
       </w:r>
       <w:r>
         <w:t xml:space="preserve"> </w:t>
@@ -1138,7 +1138,47 @@
         <w:t xml:space="preserve">)</w:t>
       </w:r>
       <w:r>
-        <w:t xml:space="preserve">, suggesting that prequestions can improve learning without increasing the time spent on the material.</w:t>
+        <w:t xml:space="preserve">. In the eye-tracking studies reviewed above, prequestions did not slow forward reading of the prequestioned sentences; instead, readers re-read them and looked back to them</w:t>
+      </w:r>
+      <w:r>
+        <w:t xml:space="preserve"> </w:t>
+      </w:r>
+      <w:r>
+        <w:t xml:space="preserve">(</w:t>
+      </w:r>
+      <w:hyperlink w:anchor="ref-lewis2012">
+        <w:r>
+          <w:rPr>
+            <w:rStyle w:val="Hyperlink"/>
+          </w:rPr>
+          <w:t xml:space="preserve">Lewis &amp; Mensink, 2012</w:t>
+        </w:r>
+      </w:hyperlink>
+      <w:r>
+        <w:t xml:space="preserve">)</w:t>
+      </w:r>
+      <w:r>
+        <w:t xml:space="preserve">, and integrative prequestions improved memory for non-prequestioned information even though readers spent less time on it</w:t>
+      </w:r>
+      <w:r>
+        <w:t xml:space="preserve"> </w:t>
+      </w:r>
+      <w:r>
+        <w:t xml:space="preserve">(</w:t>
+      </w:r>
+      <w:hyperlink w:anchor="ref-bostan2026">
+        <w:r>
+          <w:rPr>
+            <w:rStyle w:val="Hyperlink"/>
+          </w:rPr>
+          <w:t xml:space="preserve">Bostan &amp; Ozcelik, 2026</w:t>
+        </w:r>
+      </w:hyperlink>
+      <w:r>
+        <w:t xml:space="preserve">)</w:t>
+      </w:r>
+      <w:r>
+        <w:t xml:space="preserve">. To account for findings like these,</w:t>
       </w:r>
       <w:r>
         <w:t xml:space="preserve"> </w:t>
@@ -1161,7 +1201,7 @@
         <w:t xml:space="preserve"> </w:t>
       </w:r>
       <w:r>
-        <w:t xml:space="preserve">proposed instead a</w:t>
+        <w:t xml:space="preserve">proposed the</w:t>
       </w:r>
       <w:r>
         <w:t xml:space="preserve"> </w:t>
@@ -1174,7 +1214,7 @@
         <w:t xml:space="preserve">mental model hypothesis</w:t>
       </w:r>
       <w:r>
-        <w:t xml:space="preserve">: prequestions activate relevant knowledge before learning, which then facilitates the processing and encoding of related information. On this view, attention effects follow from the activated knowledge: when learners encounter content related to the prequestions, it resonates with the activated knowledge, and once they recognize it as related, they may direct additional attention to it.</w:t>
+        <w:t xml:space="preserve">: prequestions activate relevant knowledge before learning, which then facilitates the processing and encoding of related information. When learners encounter content related to the prequestions, it resonates with the activated knowledge, and once they recognize it as related, they may direct additional attention to it. On this view, attention follows recognition of related content rather than directly causing the benefit.</w:t>
       </w:r>
     </w:p>
     <w:bookmarkStart w:id="27" w:name="the-current-study"/>

--- a/manuscript/manuscript.docx
+++ b/manuscript/manuscript.docx
@@ -24,7 +24,7 @@
         <w:pStyle w:val="Heading1"/>
       </w:pPr>
       <w:r>
-        <w:t xml:space="preserve">Pausing on the Answers: How Prequestions Guide Attention During Reading</w:t>
+        <w:t xml:space="preserve">I Remember That Question: How Prequestions Shape Reading</w:t>
       </w:r>
     </w:p>
     <w:p>
@@ -149,7 +149,7 @@
         <w:pStyle w:val="AbstractFirstParagraph"/>
       </w:pPr>
       <w:r>
-        <w:t xml:space="preserve">Answering questions before a learning episode (prequestions) improves memory for the information the questions address, but why it does so is not well understood. One proposal is that prequestions guide attention toward the information they address. We tested this selective-attention account by recording eye movements while participants read a passage about efforts to eradicate polio and tuberculosis (TB). Before reading, participants answered prequestions about polio, prequestions about TB, or no prequestions; afterwards, all participants took a short-answer test on both topics. Prequestions produced a specific memory benefit—better memory than the no-prequestion condition for the prequestioned topic—and a small general cost for the non-prequestioned topic, for which the Bayes factor was inconclusive. Compared with the same sentences read without prequestions, sentences that answered a reader’s prequestions received more occasional unusually long readings, were re-read more, and were more likely to be looked back to later, whereas typical reading time did not change. Non-prequestioned sentences were read largely as they were without prequestions. Prequestions thus guide attention selectively, but heightened attention is not the whole story: rather than slowing reading of the relevant material overall, they lead readers to pause on the answers and return to them, consistent with additional processing when readers recognize an answer to their prequestions.</w:t>
+        <w:t xml:space="preserve">Answering questions before a learning episode (prequestions) improves memory for the information the questions address, but why it does so is not well understood. One proposal is that prequestions guide attention toward the information they address. We tested this selective-attention account by recording eye movements while participants read a passage about efforts to eradicate polio and tuberculosis (TB). Before reading, participants answered prequestions about polio, prequestions about TB, or no prequestions; afterwards, all participants took a short-answer test on both topics. Prequestions produced a specific memory benefit—better memory than the no-prequestion condition for the prequestioned topic—but no general benefit for the non-prequestioned topic. Compared with the same sentences read without prequestions, sentences that answered a reader’s prequestions received more occasional unusually long readings, were re-read more, and were more likely to be looked back to later, whereas typical reading time did not change. Non-prequestioned sentences were read largely as they were without prequestions. Prequestions thus guide attention selectively, but heightened attention is not the whole story: rather than slowing reading of the relevant material overall, they lead readers to pause on the answers and return to them, consistent with additional processing when readers recognize an answer to their prequestions.</w:t>
       </w:r>
     </w:p>
     <w:p>
@@ -179,7 +179,7 @@
         <w:pStyle w:val="Heading1"/>
       </w:pPr>
       <w:r>
-        <w:t xml:space="preserve">Pausing on the Answers: How Prequestions Guide Attention During Reading</w:t>
+        <w:t xml:space="preserve">I Remember That Question: How Prequestions Shape Reading</w:t>
       </w:r>
     </w:p>
     <w:p>
@@ -4111,7 +4111,7 @@
         <w:t xml:space="preserve">5</w:t>
       </w:r>
       <w:r>
-        <w:t xml:space="preserve">: extreme evidence for a difference. On the non-prequestioned topic they earned 41.0%, slightly less than the no-prequestion condition, -4.5 percentage points, 95% CrI [-8.9, -0.2], pd = 98.0%, BF</w:t>
+        <w:t xml:space="preserve">: extreme evidence for a difference. On the non-prequestioned topic they earned 41.0%, numerically slightly lower than in the no-prequestion condition, -4.5 percentage points, 95% CrI [-8.9, -0.2], pd = 98.0%, BF</w:t>
       </w:r>
       <w:r>
         <w:rPr>
@@ -4123,7 +4123,7 @@
         <w:t xml:space="preserve"> </w:t>
       </w:r>
       <w:r>
-        <w:t xml:space="preserve">= 1.93. By the preregistered criterion (pd &gt; 97.5%), this is a general effect, but a small cost rather than a benefit, and the Bayes factor was inconclusive, providing only anecdotal evidence for no difference.</w:t>
+        <w:t xml:space="preserve">= 1.93. There was therefore no general benefit. Although the difference met the preregistered criterion (pd &gt; 97.5%) in the direction of a cost, the Bayes factor was inconclusive, providing only anecdotal evidence for no difference, so we do not interpret it as a general cost.</w:t>
       </w:r>
     </w:p>
     <w:p>
@@ -5399,7 +5399,7 @@
         <w:pStyle w:val="FirstParagraph"/>
       </w:pPr>
       <w:r>
-        <w:t xml:space="preserve">This study used eye tracking to test whether prequestions improve memory by directing attention toward the information they address. Two sets of preregistered comparisons addressed this question. Pooling the two prequestion groups, we compared each target sentence and question when it answered the reader’s prequestions with the same sentence or question for readers who saw no prequestions (the specific effect), and the other topic’s material with the same material without prequestions (the general effect). The Group × Topic comparisons then asked whether the effects reversed with the prequestioned topic, that is, whether the Polio group favoured Polio material and the TB group TB material. On the final test, prequestions produced the typical specific benefit and a small general cost on the non-prequestioned topic, for which the Bayes factor was inconclusive, and the crossover was clear: each prequestion group did relatively better on its own topic (interaction contrast, extreme evidence). Eye movements showed the same specificity. Compared with the same sentences read without prequestions, prequestioned sentences received more unusually long readings, were re-read more often, and were more likely to be looked back to from later text, whereas non-prequestioned sentences were read like the same sentences in the no-prequestion condition on every measure. In the Group × Topic comparisons, the interaction contrast was positive (pd &gt; 95%) for the tail of unusually long readings (τ), look-backs from later text, and first-pass reading; and not reliably positive for typical reading time (μ) and re-reading time (</w:t>
+        <w:t xml:space="preserve">This study used eye tracking to test whether prequestions improve memory by directing attention toward the information they address. Two sets of preregistered comparisons addressed this question. Pooling the two prequestion groups, we compared each target sentence and question when it answered the reader’s prequestions with the same sentence or question for readers who saw no prequestions (the specific effect), and the other topic’s material with the same material without prequestions (the general effect). The Group × Topic comparisons then asked whether the effects reversed with the prequestioned topic, that is, whether the Polio group favoured Polio material and the TB group TB material. On the final test, prequestions produced the typical specific benefit and no general benefit, and the crossover was clear: each prequestion group did relatively better on its own topic (interaction contrast, extreme evidence). Eye movements showed the same specificity. Compared with the same sentences read without prequestions, prequestioned sentences received more unusually long readings, were re-read more often, and were more likely to be looked back to from later text, whereas non-prequestioned sentences were read like the same sentences in the no-prequestion condition on every measure. In the Group × Topic comparisons, the interaction contrast was positive (pd &gt; 95%) for the tail of unusually long readings (τ), look-backs from later text, and first-pass reading; and not reliably positive for typical reading time (μ) and re-reading time (</w:t>
       </w:r>
       <w:hyperlink w:anchor="fig-eye">
         <w:r>
@@ -5696,7 +5696,7 @@
         <w:t xml:space="preserve"> </w:t>
       </w:r>
       <w:r>
-        <w:t xml:space="preserve">found no general benefit, and also no general cost, which suggests that if prequestions orient attention toward the prequestioned information, this orienting does not impede learning of other information. The eye movements here fit this view: non-prequestioned sentences were read as they were without prequestions on every measure, so prequestions changed how readers treated their answers, not how they read the topic or the passage as a whole. The cost on the non-prequestioned topic in the final test is therefore unlikely to reflect attention diverted from that material during reading; it may instead arise at encoding or retrieval, for example from interference by the prequestioned topic.</w:t>
+        <w:t xml:space="preserve">found no general benefit, and also no general cost, which suggests that if prequestions orient attention toward the prequestioned information, this orienting does not impede learning of other information. The eye movements here fit this view: non-prequestioned sentences were read as they were without prequestions on every measure, so prequestions changed how readers treated their answers, not how they read the topic or the passage as a whole.</w:t>
       </w:r>
     </w:p>
     <w:p>
@@ -5818,19 +5818,7 @@
         <w:t xml:space="preserve">)</w:t>
       </w:r>
       <w:r>
-        <w:t xml:space="preserve">. In the present study, prequestions about single facts neither increased attention to non-prequestioned information nor improved memory for it. Memory for the non-prequestioned material was, if anything, slightly worse than in the no-prequestion condition (-4.5 percentage points, 95% CrI [-8.9, -0.2], pd = 98.0%, BF</w:t>
-      </w:r>
-      <w:r>
-        <w:rPr>
-          <w:vertAlign w:val="subscript"/>
-        </w:rPr>
-        <w:t xml:space="preserve">01</w:t>
-      </w:r>
-      <w:r>
-        <w:t xml:space="preserve"> </w:t>
-      </w:r>
-      <w:r>
-        <w:t xml:space="preserve">= 1.93). This difference was not reliable, and the Bayes factor did not favour it, but it is consistent with a trade-off in which prequestions draw attention and encoding toward the prequestioned topic at the expense of the rest of the text. Testing this possibility would require more questions per topic. With 12 participants per group, however, the estimates of</w:t>
+        <w:t xml:space="preserve">. In the present study, prequestions about single facts neither increased attention to non-prequestioned information nor improved memory for it. With 12 participants per group, however, the estimates of</w:t>
       </w:r>
       <w:r>
         <w:t xml:space="preserve"> </w:t>
@@ -5861,7 +5849,7 @@
         <w:pStyle w:val="BodyText"/>
       </w:pPr>
       <w:r>
-        <w:t xml:space="preserve">Several limitations should be noted. Each topic was represented by only five target sentences and five test questions. The within-group Polio − TB differences therefore combine any effect of prequestions with differences between the materials: the Polio and TB sentences differed in length, content, reading level, and position on the page, and the no-prequestion group read them differently even without prequestions. The Group × Topic interaction contrasts remove these differences, but they compare two groups of readers and rest on five items per topic. We therefore based our conclusions primarily on the pooled comparisons, which compare the same sentences and questions with and without prequestions, so that differences between the materials cancel out, and we treat the Group × Topic contrasts as converging evidence where they were reliable. Texts with more target sentences per topic would allow topic-specific effects to be estimated precisely. The comparisons with the no-prequestion condition are between participants, and so are less precise than comparisons within readers. The Bayes factors depend on the priors on the effects: wider priors favour the absence of an effect more strongly, and narrower priors less so. They show that the data are better described without a general effect than with an effect of the size the priors allow, not that a small general effect is impossible. Eye movements were recorded without head stabilization, and recorded gaze positions drifted vertically for some readers. The measures were therefore derived from the fixation data with a drift correction bounded by the calibration accuracy criterion; drift beyond that bound was not corrected. Finally, responses were scored with an automated rubric, and the sample came from a single university.</w:t>
+        <w:t xml:space="preserve">Several limitations should be noted. Each topic was represented by only five target sentences and five test questions. The within-group Polio − TB differences therefore combine any effect of prequestions with differences between the materials: the Polio and TB sentences differed in length, content, reading level, and position on the page, and the no-prequestion group read them differently even without prequestions. The Group × Topic interaction contrasts remove these differences, but they compare two groups of readers and rest on five items per topic. We therefore based our conclusions primarily on the pooled comparisons, which compare the same sentences and questions with and without prequestions, so that differences between the materials cancel out, and we treat the Group × Topic contrasts as converging evidence where they were reliable. Texts with more target sentences per topic would allow topic-specific effects to be estimated precisely. The comparisons with the no-prequestion condition are between participants, and so are less precise than comparisons within readers. The Bayes factors depend on the priors on the effects: wider priors favour the absence of an effect more strongly, and narrower priors less so. They show that the data are better described without a general effect than with an effect of the size the priors allow, not that a small general effect is impossible. Eye movements were recorded without head stabilization, and recorded gaze positions drifted vertically for some readers. The measures were therefore derived from the fixation data with a drift correction bounded by the calibration accuracy criterion; drift beyond that bound was not corrected.</w:t>
       </w:r>
     </w:p>
     <w:p>

--- a/manuscript/manuscript.docx
+++ b/manuscript/manuscript.docx
@@ -6444,7 +6444,7 @@
         <w:t xml:space="preserve">)</w:t>
       </w:r>
       <w:r>
-        <w:t xml:space="preserve">, TB prequestions improved memory for the TB information (11.8 percentage points, 95% CrI [5.3, 17.9]) but not for the Polio information, which was, if anything, remembered slightly worse (−5.8 percentage points, 95% CrI [−11.6, −0.1]), and increased looking back to the TB sentences from later text (10.0 percentage points, 95% CrI [3.0, 16.9]) and the time spent re-reading them (38.6 ms per word, 95% CrI [12.2, 67.1]). Unlike</w:t>
+        <w:t xml:space="preserve">, TB prequestions improved memory for the TB information (11.8 percentage points, 95% CrI [5.3, 17.9]) and increased looking back to the TB sentences from later text (10.0 percentage points, 95% CrI [3.0, 16.9]) and the time spent re-reading them (38.6 ms per word, 95% CrI [12.2, 67.1]). Unlike</w:t>
       </w:r>
       <w:r>
         <w:t xml:space="preserve"> </w:t>
@@ -6464,7 +6464,7 @@
         <w:t xml:space="preserve">)</w:t>
       </w:r>
       <w:r>
-        <w:t xml:space="preserve">, who found more re-inspection of the targeted sentences during first-pass reading and somewhat more looking back to the rest of the text, we found no reliable difference in first-pass reading of the TB sentences (μ: 6.2 ms per word, 95% CrI [−13.9, 26.9]; τ: 7.6 ms per word, 95% CrI [−19.6, 35.3]) and, if anything, fewer look-backs to the Polio sentences (−5.2 percentage points, 95% CrI [−11.7, 1.0]). Pooled over both prequestion groups, however, selective regression-path duration showed a longer tail but no shift in typical reading time, although with weak evidence. Separating μ from τ was important here: an analysis of means, as in previous studies, would dilute effects confined to a subset of readings and could not distinguish them from slower reading overall. The studies also differ in design and measures: the present study compared every target sentence with and without prequestions in a larger sample, measured re-reading as time on the sentence itself after the reader had moved on, and measured first-pass reading as selective regression-path duration</w:t>
+        <w:t xml:space="preserve">, who found more re-inspection of the targeted sentences during first-pass reading, we found no reliable difference in first-pass reading of the TB sentences (μ: 6.2 ms per word, 95% CrI [−13.9, 26.9]; τ: 7.6 ms per word, 95% CrI [−19.6, 35.3]). Pooled over both prequestion groups, however, selective regression-path duration showed a longer tail but no shift in typical reading time, although with weak evidence. Separating μ from τ was important here: an analysis of means, as in previous studies, would dilute effects confined to a subset of readings and could not distinguish them from slower reading overall. The studies also differ in design and measures: the present study compared every target sentence with and without prequestions in a larger sample, measured re-reading as time on the sentence itself after the reader had moved on, and measured first-pass reading as selective regression-path duration</w:t>
       </w:r>
       <w:r>
         <w:t xml:space="preserve"> </w:t>
@@ -6555,7 +6555,18 @@
         <w:t xml:space="preserve">)</w:t>
       </w:r>
       <w:r>
-        <w:t xml:space="preserve">, or varying which sentences serve as targets across versions of the text—and use more of them. The comparisons with the no-prequestion condition are between participants and so less precise than within-reader comparisons. The Bayes factors depend on the priors: they show that the data are better described without a general effect than with one of the size the priors allow, not that a small general effect is impossible. Finally, eye movements were recorded without head stabilization, and vertical drift was corrected only within the calibration accuracy criterion.</w:t>
+        <w:t xml:space="preserve">, or varying which sentences serve as targets across versions of the text—and use more of them. The comparisons with the no-prequestion condition are between participants and so less precise than within-reader comparisons. The Bayes factors depend on the priors: they show that the data are better described without a general effect than with one of the size the priors allow, not that a small general effect is impossible. Halving or doubling the width of every prior on the effects changed the strength of the evidence but not the conclusions (</w:t>
+      </w:r>
+      <w:hyperlink w:anchor="apx-e">
+        <w:r>
+          <w:rPr>
+            <w:rStyle w:val="Hyperlink"/>
+          </w:rPr>
+          <w:t xml:space="preserve">Appendix E</w:t>
+        </w:r>
+      </w:hyperlink>
+      <w:r>
+        <w:t xml:space="preserve">): every Bayes factor that provided at least moderate evidence for or against a difference stayed on the same side of 1, and only three Bayes factors that were anecdotal at the original width crossed 1. Finally, eye movements were recorded without head stabilization, and vertical drift was corrected only within the calibration accuracy criterion.</w:t>
       </w:r>
     </w:p>
     <w:p>
@@ -13669,10 +13680,1538 @@
         <w:t xml:space="preserve">) was fitted to fixations whose chain lay within half a line spacing of its line; gaze positions were corrected by inverting this model and the chains were reassigned, and this was repeated five times. The linear model was used only if it was plausible (a vertical stretch within 20% and a tilt of less than one line across the screen); otherwise the single offset was kept. Throughout, the correction was limited everywhere on the page to the calibration accuracy criterion of 0.5° (0.57 cm, about 0.45 of a line spacing), so it could not move a reader’s gaze by a whole line. Chains more than half a line spacing from every text line were treated as off the text.</w:t>
       </w:r>
     </w:p>
+    <w:p>
+      <w:r>
+        <w:br w:type="page"/>
+      </w:r>
+    </w:p>
+    <w:bookmarkEnd w:id="234"/>
+    <w:p>
+      <w:pPr>
+        <w:pStyle w:val="Heading1"/>
+      </w:pPr>
+      <w:r>
+        <w:t xml:space="preserve">Appendix E</w:t>
+      </w:r>
+    </w:p>
+    <w:bookmarkStart w:id="236" w:name="apx-e"/>
+    <w:p>
+      <w:pPr>
+        <w:pStyle w:val="Heading1"/>
+      </w:pPr>
+      <w:r>
+        <w:t xml:space="preserve">Bayes Factor Sensitivity to the Prior Width</w:t>
+      </w:r>
+    </w:p>
+    <w:bookmarkStart w:id="235" w:name="tbl-bf-sensitivity"/>
+    <w:p>
+      <w:pPr>
+        <w:pStyle w:val="FigureTitle"/>
+      </w:pPr>
+      <w:r>
+        <w:t xml:space="preserve">Table E1</w:t>
+      </w:r>
+    </w:p>
+    <w:p>
+      <w:pPr>
+        <w:pStyle w:val="Caption"/>
+      </w:pPr>
+      <w:r>
+        <w:t xml:space="preserve">Bayes Factors (BF</w:t>
+      </w:r>
+      <w:r>
+        <w:rPr>
+          <w:vertAlign w:val="subscript"/>
+        </w:rPr>
+        <w:t xml:space="preserve">10</w:t>
+      </w:r>
+      <w:r>
+        <w:t xml:space="preserve">) With the Priors on the Effects Halved, as in the Main Analysis, and Doubled</w:t>
+      </w:r>
+    </w:p>
+    <w:tbl>
+      <w:tblPr>
+        <w:tblStyle w:val="Table"/>
+        <w:tblW w:type="pct" w:w="5000"/>
+        <w:tblLayout w:type="fixed"/>
+        <w:tblLook w:firstRow="1" w:lastRow="0" w:firstColumn="0" w:lastColumn="0" w:noHBand="0" w:noVBand="0" w:val="0020"/>
+      </w:tblPr>
+      <w:tblGrid>
+        <w:gridCol w:w="2692"/>
+        <w:gridCol w:w="1425"/>
+        <w:gridCol w:w="1267"/>
+        <w:gridCol w:w="1267"/>
+        <w:gridCol w:w="1267"/>
+      </w:tblGrid>
+      <w:tr>
+        <w:trPr>
+          <w:tblHeader w:val="on"/>
+        </w:trPr>
+        <w:tc>
+          <w:tcPr/>
+          <w:p>
+            <w:pPr>
+              <w:pStyle w:val="Compact"/>
+              <w:jc w:val="left"/>
+            </w:pPr>
+            <w:r>
+              <w:t xml:space="preserve">Measure</w:t>
+            </w:r>
+          </w:p>
+        </w:tc>
+        <w:tc>
+          <w:tcPr/>
+          <w:p>
+            <w:pPr>
+              <w:pStyle w:val="Compact"/>
+              <w:jc w:val="left"/>
+            </w:pPr>
+            <w:r>
+              <w:t xml:space="preserve">Effect</w:t>
+            </w:r>
+          </w:p>
+        </w:tc>
+        <w:tc>
+          <w:tcPr/>
+          <w:p>
+            <w:pPr>
+              <w:pStyle w:val="Compact"/>
+              <w:jc w:val="left"/>
+            </w:pPr>
+            <w:r>
+              <w:t xml:space="preserve">× 0.5</w:t>
+            </w:r>
+          </w:p>
+        </w:tc>
+        <w:tc>
+          <w:tcPr/>
+          <w:p>
+            <w:pPr>
+              <w:pStyle w:val="Compact"/>
+              <w:jc w:val="left"/>
+            </w:pPr>
+            <w:r>
+              <w:t xml:space="preserve">× 1 (main)</w:t>
+            </w:r>
+          </w:p>
+        </w:tc>
+        <w:tc>
+          <w:tcPr/>
+          <w:p>
+            <w:pPr>
+              <w:pStyle w:val="Compact"/>
+              <w:jc w:val="left"/>
+            </w:pPr>
+            <w:r>
+              <w:t xml:space="preserve">× 2</w:t>
+            </w:r>
+          </w:p>
+        </w:tc>
+      </w:tr>
+      <w:tr>
+        <w:tc>
+          <w:tcPr/>
+          <w:p>
+            <w:pPr>
+              <w:pStyle w:val="Compact"/>
+              <w:jc w:val="left"/>
+            </w:pPr>
+            <w:r>
+              <w:t xml:space="preserve">Final test</w:t>
+            </w:r>
+          </w:p>
+        </w:tc>
+        <w:tc>
+          <w:tcPr/>
+          <w:p>
+            <w:pPr>
+              <w:pStyle w:val="Compact"/>
+              <w:jc w:val="left"/>
+            </w:pPr>
+            <w:r>
+              <w:t xml:space="preserve">Specific</w:t>
+            </w:r>
+          </w:p>
+        </w:tc>
+        <w:tc>
+          <w:tcPr/>
+          <w:p>
+            <w:pPr>
+              <w:pStyle w:val="Compact"/>
+              <w:jc w:val="left"/>
+            </w:pPr>
+            <w:r>
+              <w:t xml:space="preserve">1.4 × 10</w:t>
+            </w:r>
+            <w:r>
+              <w:rPr>
+                <w:vertAlign w:val="superscript"/>
+              </w:rPr>
+              <w:t xml:space="preserve">7</w:t>
+            </w:r>
+          </w:p>
+        </w:tc>
+        <w:tc>
+          <w:tcPr/>
+          <w:p>
+            <w:pPr>
+              <w:pStyle w:val="Compact"/>
+              <w:jc w:val="left"/>
+            </w:pPr>
+            <w:r>
+              <w:t xml:space="preserve">1.3 × 10</w:t>
+            </w:r>
+            <w:r>
+              <w:rPr>
+                <w:vertAlign w:val="superscript"/>
+              </w:rPr>
+              <w:t xml:space="preserve">8</w:t>
+            </w:r>
+          </w:p>
+        </w:tc>
+        <w:tc>
+          <w:tcPr/>
+          <w:p>
+            <w:pPr>
+              <w:pStyle w:val="Compact"/>
+              <w:jc w:val="left"/>
+            </w:pPr>
+            <w:r>
+              <w:t xml:space="preserve">2.4 × 10</w:t>
+            </w:r>
+            <w:r>
+              <w:rPr>
+                <w:vertAlign w:val="superscript"/>
+              </w:rPr>
+              <w:t xml:space="preserve">6</w:t>
+            </w:r>
+          </w:p>
+        </w:tc>
+      </w:tr>
+      <w:tr>
+        <w:tc>
+          <w:tcPr/>
+          <w:p>
+            <w:pPr>
+              <w:pStyle w:val="Compact"/>
+              <w:jc w:val="left"/>
+            </w:pPr>
+            <w:r>
+              <w:t xml:space="preserve">Final test</w:t>
+            </w:r>
+          </w:p>
+        </w:tc>
+        <w:tc>
+          <w:tcPr/>
+          <w:p>
+            <w:pPr>
+              <w:pStyle w:val="Compact"/>
+              <w:jc w:val="left"/>
+            </w:pPr>
+            <w:r>
+              <w:t xml:space="preserve">General</w:t>
+            </w:r>
+          </w:p>
+        </w:tc>
+        <w:tc>
+          <w:tcPr/>
+          <w:p>
+            <w:pPr>
+              <w:pStyle w:val="Compact"/>
+              <w:jc w:val="left"/>
+            </w:pPr>
+            <w:r>
+              <w:t xml:space="preserve">1.03</w:t>
+            </w:r>
+          </w:p>
+        </w:tc>
+        <w:tc>
+          <w:tcPr/>
+          <w:p>
+            <w:pPr>
+              <w:pStyle w:val="Compact"/>
+              <w:jc w:val="left"/>
+            </w:pPr>
+            <w:r>
+              <w:t xml:space="preserve">0.54</w:t>
+            </w:r>
+          </w:p>
+        </w:tc>
+        <w:tc>
+          <w:tcPr/>
+          <w:p>
+            <w:pPr>
+              <w:pStyle w:val="Compact"/>
+              <w:jc w:val="left"/>
+            </w:pPr>
+            <w:r>
+              <w:t xml:space="preserve">0.30</w:t>
+            </w:r>
+          </w:p>
+        </w:tc>
+      </w:tr>
+      <w:tr>
+        <w:tc>
+          <w:tcPr/>
+          <w:p>
+            <w:pPr>
+              <w:pStyle w:val="Compact"/>
+              <w:jc w:val="left"/>
+            </w:pPr>
+            <w:r>
+              <w:t xml:space="preserve">Final test</w:t>
+            </w:r>
+          </w:p>
+        </w:tc>
+        <w:tc>
+          <w:tcPr/>
+          <w:p>
+            <w:pPr>
+              <w:pStyle w:val="Compact"/>
+              <w:jc w:val="left"/>
+            </w:pPr>
+            <w:r>
+              <w:t xml:space="preserve">Interaction</w:t>
+            </w:r>
+          </w:p>
+        </w:tc>
+        <w:tc>
+          <w:tcPr/>
+          <w:p>
+            <w:pPr>
+              <w:pStyle w:val="Compact"/>
+              <w:jc w:val="left"/>
+            </w:pPr>
+            <w:r>
+              <w:t xml:space="preserve">2.7 × 10</w:t>
+            </w:r>
+            <w:r>
+              <w:rPr>
+                <w:vertAlign w:val="superscript"/>
+              </w:rPr>
+              <w:t xml:space="preserve">10</w:t>
+            </w:r>
+          </w:p>
+        </w:tc>
+        <w:tc>
+          <w:tcPr/>
+          <w:p>
+            <w:pPr>
+              <w:pStyle w:val="Compact"/>
+              <w:jc w:val="left"/>
+            </w:pPr>
+            <w:r>
+              <w:t xml:space="preserve">1.5 × 10</w:t>
+            </w:r>
+            <w:r>
+              <w:rPr>
+                <w:vertAlign w:val="superscript"/>
+              </w:rPr>
+              <w:t xml:space="preserve">10</w:t>
+            </w:r>
+          </w:p>
+        </w:tc>
+        <w:tc>
+          <w:tcPr/>
+          <w:p>
+            <w:pPr>
+              <w:pStyle w:val="Compact"/>
+              <w:jc w:val="left"/>
+            </w:pPr>
+            <w:r>
+              <w:t xml:space="preserve">5.5 × 10</w:t>
+            </w:r>
+            <w:r>
+              <w:rPr>
+                <w:vertAlign w:val="superscript"/>
+              </w:rPr>
+              <w:t xml:space="preserve">9</w:t>
+            </w:r>
+          </w:p>
+        </w:tc>
+      </w:tr>
+      <w:tr>
+        <w:tc>
+          <w:tcPr/>
+          <w:p>
+            <w:pPr>
+              <w:pStyle w:val="Compact"/>
+              <w:jc w:val="left"/>
+            </w:pPr>
+            <w:r>
+              <w:t xml:space="preserve">Selective regression path: μ</w:t>
+            </w:r>
+          </w:p>
+        </w:tc>
+        <w:tc>
+          <w:tcPr/>
+          <w:p>
+            <w:pPr>
+              <w:pStyle w:val="Compact"/>
+              <w:jc w:val="left"/>
+            </w:pPr>
+            <w:r>
+              <w:t xml:space="preserve">Specific</w:t>
+            </w:r>
+          </w:p>
+        </w:tc>
+        <w:tc>
+          <w:tcPr/>
+          <w:p>
+            <w:pPr>
+              <w:pStyle w:val="Compact"/>
+              <w:jc w:val="left"/>
+            </w:pPr>
+            <w:r>
+              <w:t xml:space="preserve">0.13</w:t>
+            </w:r>
+          </w:p>
+        </w:tc>
+        <w:tc>
+          <w:tcPr/>
+          <w:p>
+            <w:pPr>
+              <w:pStyle w:val="Compact"/>
+              <w:jc w:val="left"/>
+            </w:pPr>
+            <w:r>
+              <w:t xml:space="preserve">0.08</w:t>
+            </w:r>
+          </w:p>
+        </w:tc>
+        <w:tc>
+          <w:tcPr/>
+          <w:p>
+            <w:pPr>
+              <w:pStyle w:val="Compact"/>
+              <w:jc w:val="left"/>
+            </w:pPr>
+            <w:r>
+              <w:t xml:space="preserve">0.05</w:t>
+            </w:r>
+          </w:p>
+        </w:tc>
+      </w:tr>
+      <w:tr>
+        <w:tc>
+          <w:tcPr/>
+          <w:p>
+            <w:pPr>
+              <w:pStyle w:val="Compact"/>
+              <w:jc w:val="left"/>
+            </w:pPr>
+            <w:r>
+              <w:t xml:space="preserve">Selective regression path: μ</w:t>
+            </w:r>
+          </w:p>
+        </w:tc>
+        <w:tc>
+          <w:tcPr/>
+          <w:p>
+            <w:pPr>
+              <w:pStyle w:val="Compact"/>
+              <w:jc w:val="left"/>
+            </w:pPr>
+            <w:r>
+              <w:t xml:space="preserve">General</w:t>
+            </w:r>
+          </w:p>
+        </w:tc>
+        <w:tc>
+          <w:tcPr/>
+          <w:p>
+            <w:pPr>
+              <w:pStyle w:val="Compact"/>
+              <w:jc w:val="left"/>
+            </w:pPr>
+            <w:r>
+              <w:t xml:space="preserve">0.14</w:t>
+            </w:r>
+          </w:p>
+        </w:tc>
+        <w:tc>
+          <w:tcPr/>
+          <w:p>
+            <w:pPr>
+              <w:pStyle w:val="Compact"/>
+              <w:jc w:val="left"/>
+            </w:pPr>
+            <w:r>
+              <w:t xml:space="preserve">0.08</w:t>
+            </w:r>
+          </w:p>
+        </w:tc>
+        <w:tc>
+          <w:tcPr/>
+          <w:p>
+            <w:pPr>
+              <w:pStyle w:val="Compact"/>
+              <w:jc w:val="left"/>
+            </w:pPr>
+            <w:r>
+              <w:t xml:space="preserve">0.04</w:t>
+            </w:r>
+          </w:p>
+        </w:tc>
+      </w:tr>
+      <w:tr>
+        <w:tc>
+          <w:tcPr/>
+          <w:p>
+            <w:pPr>
+              <w:pStyle w:val="Compact"/>
+              <w:jc w:val="left"/>
+            </w:pPr>
+            <w:r>
+              <w:t xml:space="preserve">Selective regression path: μ</w:t>
+            </w:r>
+          </w:p>
+        </w:tc>
+        <w:tc>
+          <w:tcPr/>
+          <w:p>
+            <w:pPr>
+              <w:pStyle w:val="Compact"/>
+              <w:jc w:val="left"/>
+            </w:pPr>
+            <w:r>
+              <w:t xml:space="preserve">Interaction</w:t>
+            </w:r>
+          </w:p>
+        </w:tc>
+        <w:tc>
+          <w:tcPr/>
+          <w:p>
+            <w:pPr>
+              <w:pStyle w:val="Compact"/>
+              <w:jc w:val="left"/>
+            </w:pPr>
+            <w:r>
+              <w:t xml:space="preserve">0.15</w:t>
+            </w:r>
+          </w:p>
+        </w:tc>
+        <w:tc>
+          <w:tcPr/>
+          <w:p>
+            <w:pPr>
+              <w:pStyle w:val="Compact"/>
+              <w:jc w:val="left"/>
+            </w:pPr>
+            <w:r>
+              <w:t xml:space="preserve">0.11</w:t>
+            </w:r>
+          </w:p>
+        </w:tc>
+        <w:tc>
+          <w:tcPr/>
+          <w:p>
+            <w:pPr>
+              <w:pStyle w:val="Compact"/>
+              <w:jc w:val="left"/>
+            </w:pPr>
+            <w:r>
+              <w:t xml:space="preserve">0.07</w:t>
+            </w:r>
+          </w:p>
+        </w:tc>
+      </w:tr>
+      <w:tr>
+        <w:tc>
+          <w:tcPr/>
+          <w:p>
+            <w:pPr>
+              <w:pStyle w:val="Compact"/>
+              <w:jc w:val="left"/>
+            </w:pPr>
+            <w:r>
+              <w:t xml:space="preserve">Selective regression path: τ</w:t>
+            </w:r>
+          </w:p>
+        </w:tc>
+        <w:tc>
+          <w:tcPr/>
+          <w:p>
+            <w:pPr>
+              <w:pStyle w:val="Compact"/>
+              <w:jc w:val="left"/>
+            </w:pPr>
+            <w:r>
+              <w:t xml:space="preserve">Specific</w:t>
+            </w:r>
+          </w:p>
+        </w:tc>
+        <w:tc>
+          <w:tcPr/>
+          <w:p>
+            <w:pPr>
+              <w:pStyle w:val="Compact"/>
+              <w:jc w:val="left"/>
+            </w:pPr>
+            <w:r>
+              <w:t xml:space="preserve">1.84</w:t>
+            </w:r>
+          </w:p>
+        </w:tc>
+        <w:tc>
+          <w:tcPr/>
+          <w:p>
+            <w:pPr>
+              <w:pStyle w:val="Compact"/>
+              <w:jc w:val="left"/>
+            </w:pPr>
+            <w:r>
+              <w:t xml:space="preserve">1.25</w:t>
+            </w:r>
+          </w:p>
+        </w:tc>
+        <w:tc>
+          <w:tcPr/>
+          <w:p>
+            <w:pPr>
+              <w:pStyle w:val="Compact"/>
+              <w:jc w:val="left"/>
+            </w:pPr>
+            <w:r>
+              <w:t xml:space="preserve">0.65</w:t>
+            </w:r>
+          </w:p>
+        </w:tc>
+      </w:tr>
+      <w:tr>
+        <w:tc>
+          <w:tcPr/>
+          <w:p>
+            <w:pPr>
+              <w:pStyle w:val="Compact"/>
+              <w:jc w:val="left"/>
+            </w:pPr>
+            <w:r>
+              <w:t xml:space="preserve">Selective regression path: τ</w:t>
+            </w:r>
+          </w:p>
+        </w:tc>
+        <w:tc>
+          <w:tcPr/>
+          <w:p>
+            <w:pPr>
+              <w:pStyle w:val="Compact"/>
+              <w:jc w:val="left"/>
+            </w:pPr>
+            <w:r>
+              <w:t xml:space="preserve">General</w:t>
+            </w:r>
+          </w:p>
+        </w:tc>
+        <w:tc>
+          <w:tcPr/>
+          <w:p>
+            <w:pPr>
+              <w:pStyle w:val="Compact"/>
+              <w:jc w:val="left"/>
+            </w:pPr>
+            <w:r>
+              <w:t xml:space="preserve">0.36</w:t>
+            </w:r>
+          </w:p>
+        </w:tc>
+        <w:tc>
+          <w:tcPr/>
+          <w:p>
+            <w:pPr>
+              <w:pStyle w:val="Compact"/>
+              <w:jc w:val="left"/>
+            </w:pPr>
+            <w:r>
+              <w:t xml:space="preserve">0.22</w:t>
+            </w:r>
+          </w:p>
+        </w:tc>
+        <w:tc>
+          <w:tcPr/>
+          <w:p>
+            <w:pPr>
+              <w:pStyle w:val="Compact"/>
+              <w:jc w:val="left"/>
+            </w:pPr>
+            <w:r>
+              <w:t xml:space="preserve">0.12</w:t>
+            </w:r>
+          </w:p>
+        </w:tc>
+      </w:tr>
+      <w:tr>
+        <w:tc>
+          <w:tcPr/>
+          <w:p>
+            <w:pPr>
+              <w:pStyle w:val="Compact"/>
+              <w:jc w:val="left"/>
+            </w:pPr>
+            <w:r>
+              <w:t xml:space="preserve">Selective regression path: τ</w:t>
+            </w:r>
+          </w:p>
+        </w:tc>
+        <w:tc>
+          <w:tcPr/>
+          <w:p>
+            <w:pPr>
+              <w:pStyle w:val="Compact"/>
+              <w:jc w:val="left"/>
+            </w:pPr>
+            <w:r>
+              <w:t xml:space="preserve">Interaction</w:t>
+            </w:r>
+          </w:p>
+        </w:tc>
+        <w:tc>
+          <w:tcPr/>
+          <w:p>
+            <w:pPr>
+              <w:pStyle w:val="Compact"/>
+              <w:jc w:val="left"/>
+            </w:pPr>
+            <w:r>
+              <w:t xml:space="preserve">2.25</w:t>
+            </w:r>
+          </w:p>
+        </w:tc>
+        <w:tc>
+          <w:tcPr/>
+          <w:p>
+            <w:pPr>
+              <w:pStyle w:val="Compact"/>
+              <w:jc w:val="left"/>
+            </w:pPr>
+            <w:r>
+              <w:t xml:space="preserve">1.68</w:t>
+            </w:r>
+          </w:p>
+        </w:tc>
+        <w:tc>
+          <w:tcPr/>
+          <w:p>
+            <w:pPr>
+              <w:pStyle w:val="Compact"/>
+              <w:jc w:val="left"/>
+            </w:pPr>
+            <w:r>
+              <w:t xml:space="preserve">1.06</w:t>
+            </w:r>
+          </w:p>
+        </w:tc>
+      </w:tr>
+      <w:tr>
+        <w:tc>
+          <w:tcPr/>
+          <w:p>
+            <w:pPr>
+              <w:pStyle w:val="Compact"/>
+              <w:jc w:val="left"/>
+            </w:pPr>
+            <w:r>
+              <w:t xml:space="preserve">Total gaze: μ</w:t>
+            </w:r>
+          </w:p>
+        </w:tc>
+        <w:tc>
+          <w:tcPr/>
+          <w:p>
+            <w:pPr>
+              <w:pStyle w:val="Compact"/>
+              <w:jc w:val="left"/>
+            </w:pPr>
+            <w:r>
+              <w:t xml:space="preserve">Specific</w:t>
+            </w:r>
+          </w:p>
+        </w:tc>
+        <w:tc>
+          <w:tcPr/>
+          <w:p>
+            <w:pPr>
+              <w:pStyle w:val="Compact"/>
+              <w:jc w:val="left"/>
+            </w:pPr>
+            <w:r>
+              <w:t xml:space="preserve">0.13</w:t>
+            </w:r>
+          </w:p>
+        </w:tc>
+        <w:tc>
+          <w:tcPr/>
+          <w:p>
+            <w:pPr>
+              <w:pStyle w:val="Compact"/>
+              <w:jc w:val="left"/>
+            </w:pPr>
+            <w:r>
+              <w:t xml:space="preserve">0.07</w:t>
+            </w:r>
+          </w:p>
+        </w:tc>
+        <w:tc>
+          <w:tcPr/>
+          <w:p>
+            <w:pPr>
+              <w:pStyle w:val="Compact"/>
+              <w:jc w:val="left"/>
+            </w:pPr>
+            <w:r>
+              <w:t xml:space="preserve">0.04</w:t>
+            </w:r>
+          </w:p>
+        </w:tc>
+      </w:tr>
+      <w:tr>
+        <w:tc>
+          <w:tcPr/>
+          <w:p>
+            <w:pPr>
+              <w:pStyle w:val="Compact"/>
+              <w:jc w:val="left"/>
+            </w:pPr>
+            <w:r>
+              <w:t xml:space="preserve">Total gaze: μ</w:t>
+            </w:r>
+          </w:p>
+        </w:tc>
+        <w:tc>
+          <w:tcPr/>
+          <w:p>
+            <w:pPr>
+              <w:pStyle w:val="Compact"/>
+              <w:jc w:val="left"/>
+            </w:pPr>
+            <w:r>
+              <w:t xml:space="preserve">General</w:t>
+            </w:r>
+          </w:p>
+        </w:tc>
+        <w:tc>
+          <w:tcPr/>
+          <w:p>
+            <w:pPr>
+              <w:pStyle w:val="Compact"/>
+              <w:jc w:val="left"/>
+            </w:pPr>
+            <w:r>
+              <w:t xml:space="preserve">0.11</w:t>
+            </w:r>
+          </w:p>
+        </w:tc>
+        <w:tc>
+          <w:tcPr/>
+          <w:p>
+            <w:pPr>
+              <w:pStyle w:val="Compact"/>
+              <w:jc w:val="left"/>
+            </w:pPr>
+            <w:r>
+              <w:t xml:space="preserve">0.06</w:t>
+            </w:r>
+          </w:p>
+        </w:tc>
+        <w:tc>
+          <w:tcPr/>
+          <w:p>
+            <w:pPr>
+              <w:pStyle w:val="Compact"/>
+              <w:jc w:val="left"/>
+            </w:pPr>
+            <w:r>
+              <w:t xml:space="preserve">0.04</w:t>
+            </w:r>
+          </w:p>
+        </w:tc>
+      </w:tr>
+      <w:tr>
+        <w:tc>
+          <w:tcPr/>
+          <w:p>
+            <w:pPr>
+              <w:pStyle w:val="Compact"/>
+              <w:jc w:val="left"/>
+            </w:pPr>
+            <w:r>
+              <w:t xml:space="preserve">Total gaze: μ</w:t>
+            </w:r>
+          </w:p>
+        </w:tc>
+        <w:tc>
+          <w:tcPr/>
+          <w:p>
+            <w:pPr>
+              <w:pStyle w:val="Compact"/>
+              <w:jc w:val="left"/>
+            </w:pPr>
+            <w:r>
+              <w:t xml:space="preserve">Interaction</w:t>
+            </w:r>
+          </w:p>
+        </w:tc>
+        <w:tc>
+          <w:tcPr/>
+          <w:p>
+            <w:pPr>
+              <w:pStyle w:val="Compact"/>
+              <w:jc w:val="left"/>
+            </w:pPr>
+            <w:r>
+              <w:t xml:space="preserve">0.18</w:t>
+            </w:r>
+          </w:p>
+        </w:tc>
+        <w:tc>
+          <w:tcPr/>
+          <w:p>
+            <w:pPr>
+              <w:pStyle w:val="Compact"/>
+              <w:jc w:val="left"/>
+            </w:pPr>
+            <w:r>
+              <w:t xml:space="preserve">0.11</w:t>
+            </w:r>
+          </w:p>
+        </w:tc>
+        <w:tc>
+          <w:tcPr/>
+          <w:p>
+            <w:pPr>
+              <w:pStyle w:val="Compact"/>
+              <w:jc w:val="left"/>
+            </w:pPr>
+            <w:r>
+              <w:t xml:space="preserve">0.07</w:t>
+            </w:r>
+          </w:p>
+        </w:tc>
+      </w:tr>
+      <w:tr>
+        <w:tc>
+          <w:tcPr/>
+          <w:p>
+            <w:pPr>
+              <w:pStyle w:val="Compact"/>
+              <w:jc w:val="left"/>
+            </w:pPr>
+            <w:r>
+              <w:t xml:space="preserve">Total gaze: τ</w:t>
+            </w:r>
+          </w:p>
+        </w:tc>
+        <w:tc>
+          <w:tcPr/>
+          <w:p>
+            <w:pPr>
+              <w:pStyle w:val="Compact"/>
+              <w:jc w:val="left"/>
+            </w:pPr>
+            <w:r>
+              <w:t xml:space="preserve">Specific</w:t>
+            </w:r>
+          </w:p>
+        </w:tc>
+        <w:tc>
+          <w:tcPr/>
+          <w:p>
+            <w:pPr>
+              <w:pStyle w:val="Compact"/>
+              <w:jc w:val="left"/>
+            </w:pPr>
+            <w:r>
+              <w:t xml:space="preserve">34.64</w:t>
+            </w:r>
+          </w:p>
+        </w:tc>
+        <w:tc>
+          <w:tcPr/>
+          <w:p>
+            <w:pPr>
+              <w:pStyle w:val="Compact"/>
+              <w:jc w:val="left"/>
+            </w:pPr>
+            <w:r>
+              <w:t xml:space="preserve">31.07</w:t>
+            </w:r>
+          </w:p>
+        </w:tc>
+        <w:tc>
+          <w:tcPr/>
+          <w:p>
+            <w:pPr>
+              <w:pStyle w:val="Compact"/>
+              <w:jc w:val="left"/>
+            </w:pPr>
+            <w:r>
+              <w:t xml:space="preserve">18.38</w:t>
+            </w:r>
+          </w:p>
+        </w:tc>
+      </w:tr>
+      <w:tr>
+        <w:tc>
+          <w:tcPr/>
+          <w:p>
+            <w:pPr>
+              <w:pStyle w:val="Compact"/>
+              <w:jc w:val="left"/>
+            </w:pPr>
+            <w:r>
+              <w:t xml:space="preserve">Total gaze: τ</w:t>
+            </w:r>
+          </w:p>
+        </w:tc>
+        <w:tc>
+          <w:tcPr/>
+          <w:p>
+            <w:pPr>
+              <w:pStyle w:val="Compact"/>
+              <w:jc w:val="left"/>
+            </w:pPr>
+            <w:r>
+              <w:t xml:space="preserve">General</w:t>
+            </w:r>
+          </w:p>
+        </w:tc>
+        <w:tc>
+          <w:tcPr/>
+          <w:p>
+            <w:pPr>
+              <w:pStyle w:val="Compact"/>
+              <w:jc w:val="left"/>
+            </w:pPr>
+            <w:r>
+              <w:t xml:space="preserve">0.46</w:t>
+            </w:r>
+          </w:p>
+        </w:tc>
+        <w:tc>
+          <w:tcPr/>
+          <w:p>
+            <w:pPr>
+              <w:pStyle w:val="Compact"/>
+              <w:jc w:val="left"/>
+            </w:pPr>
+            <w:r>
+              <w:t xml:space="preserve">0.27</w:t>
+            </w:r>
+          </w:p>
+        </w:tc>
+        <w:tc>
+          <w:tcPr/>
+          <w:p>
+            <w:pPr>
+              <w:pStyle w:val="Compact"/>
+              <w:jc w:val="left"/>
+            </w:pPr>
+            <w:r>
+              <w:t xml:space="preserve">0.15</w:t>
+            </w:r>
+          </w:p>
+        </w:tc>
+      </w:tr>
+      <w:tr>
+        <w:tc>
+          <w:tcPr/>
+          <w:p>
+            <w:pPr>
+              <w:pStyle w:val="Compact"/>
+              <w:jc w:val="left"/>
+            </w:pPr>
+            <w:r>
+              <w:t xml:space="preserve">Total gaze: τ</w:t>
+            </w:r>
+          </w:p>
+        </w:tc>
+        <w:tc>
+          <w:tcPr/>
+          <w:p>
+            <w:pPr>
+              <w:pStyle w:val="Compact"/>
+              <w:jc w:val="left"/>
+            </w:pPr>
+            <w:r>
+              <w:t xml:space="preserve">Interaction</w:t>
+            </w:r>
+          </w:p>
+        </w:tc>
+        <w:tc>
+          <w:tcPr/>
+          <w:p>
+            <w:pPr>
+              <w:pStyle w:val="Compact"/>
+              <w:jc w:val="left"/>
+            </w:pPr>
+            <w:r>
+              <w:t xml:space="preserve">63.00</w:t>
+            </w:r>
+          </w:p>
+        </w:tc>
+        <w:tc>
+          <w:tcPr/>
+          <w:p>
+            <w:pPr>
+              <w:pStyle w:val="Compact"/>
+              <w:jc w:val="left"/>
+            </w:pPr>
+            <w:r>
+              <w:t xml:space="preserve">109</w:t>
+            </w:r>
+          </w:p>
+        </w:tc>
+        <w:tc>
+          <w:tcPr/>
+          <w:p>
+            <w:pPr>
+              <w:pStyle w:val="Compact"/>
+              <w:jc w:val="left"/>
+            </w:pPr>
+            <w:r>
+              <w:t xml:space="preserve">81.00</w:t>
+            </w:r>
+          </w:p>
+        </w:tc>
+      </w:tr>
+      <w:tr>
+        <w:tc>
+          <w:tcPr/>
+          <w:p>
+            <w:pPr>
+              <w:pStyle w:val="Compact"/>
+              <w:jc w:val="left"/>
+            </w:pPr>
+            <w:r>
+              <w:t xml:space="preserve">Regression-in</w:t>
+            </w:r>
+          </w:p>
+        </w:tc>
+        <w:tc>
+          <w:tcPr/>
+          <w:p>
+            <w:pPr>
+              <w:pStyle w:val="Compact"/>
+              <w:jc w:val="left"/>
+            </w:pPr>
+            <w:r>
+              <w:t xml:space="preserve">Specific</w:t>
+            </w:r>
+          </w:p>
+        </w:tc>
+        <w:tc>
+          <w:tcPr/>
+          <w:p>
+            <w:pPr>
+              <w:pStyle w:val="Compact"/>
+              <w:jc w:val="left"/>
+            </w:pPr>
+            <w:r>
+              <w:t xml:space="preserve">2.64</w:t>
+            </w:r>
+          </w:p>
+        </w:tc>
+        <w:tc>
+          <w:tcPr/>
+          <w:p>
+            <w:pPr>
+              <w:pStyle w:val="Compact"/>
+              <w:jc w:val="left"/>
+            </w:pPr>
+            <w:r>
+              <w:t xml:space="preserve">1.67</w:t>
+            </w:r>
+          </w:p>
+        </w:tc>
+        <w:tc>
+          <w:tcPr/>
+          <w:p>
+            <w:pPr>
+              <w:pStyle w:val="Compact"/>
+              <w:jc w:val="left"/>
+            </w:pPr>
+            <w:r>
+              <w:t xml:space="preserve">0.93</w:t>
+            </w:r>
+          </w:p>
+        </w:tc>
+      </w:tr>
+      <w:tr>
+        <w:tc>
+          <w:tcPr/>
+          <w:p>
+            <w:pPr>
+              <w:pStyle w:val="Compact"/>
+              <w:jc w:val="left"/>
+            </w:pPr>
+            <w:r>
+              <w:t xml:space="preserve">Regression-in</w:t>
+            </w:r>
+          </w:p>
+        </w:tc>
+        <w:tc>
+          <w:tcPr/>
+          <w:p>
+            <w:pPr>
+              <w:pStyle w:val="Compact"/>
+              <w:jc w:val="left"/>
+            </w:pPr>
+            <w:r>
+              <w:t xml:space="preserve">General</w:t>
+            </w:r>
+          </w:p>
+        </w:tc>
+        <w:tc>
+          <w:tcPr/>
+          <w:p>
+            <w:pPr>
+              <w:pStyle w:val="Compact"/>
+              <w:jc w:val="left"/>
+            </w:pPr>
+            <w:r>
+              <w:t xml:space="preserve">0.28</w:t>
+            </w:r>
+          </w:p>
+        </w:tc>
+        <w:tc>
+          <w:tcPr/>
+          <w:p>
+            <w:pPr>
+              <w:pStyle w:val="Compact"/>
+              <w:jc w:val="left"/>
+            </w:pPr>
+            <w:r>
+              <w:t xml:space="preserve">0.16</w:t>
+            </w:r>
+          </w:p>
+        </w:tc>
+        <w:tc>
+          <w:tcPr/>
+          <w:p>
+            <w:pPr>
+              <w:pStyle w:val="Compact"/>
+              <w:jc w:val="left"/>
+            </w:pPr>
+            <w:r>
+              <w:t xml:space="preserve">0.09</w:t>
+            </w:r>
+          </w:p>
+        </w:tc>
+      </w:tr>
+      <w:tr>
+        <w:tc>
+          <w:tcPr/>
+          <w:p>
+            <w:pPr>
+              <w:pStyle w:val="Compact"/>
+              <w:jc w:val="left"/>
+            </w:pPr>
+            <w:r>
+              <w:t xml:space="preserve">Regression-in</w:t>
+            </w:r>
+          </w:p>
+        </w:tc>
+        <w:tc>
+          <w:tcPr/>
+          <w:p>
+            <w:pPr>
+              <w:pStyle w:val="Compact"/>
+              <w:jc w:val="left"/>
+            </w:pPr>
+            <w:r>
+              <w:t xml:space="preserve">Interaction</w:t>
+            </w:r>
+          </w:p>
+        </w:tc>
+        <w:tc>
+          <w:tcPr/>
+          <w:p>
+            <w:pPr>
+              <w:pStyle w:val="Compact"/>
+              <w:jc w:val="left"/>
+            </w:pPr>
+            <w:r>
+              <w:t xml:space="preserve">52.00</w:t>
+            </w:r>
+          </w:p>
+        </w:tc>
+        <w:tc>
+          <w:tcPr/>
+          <w:p>
+            <w:pPr>
+              <w:pStyle w:val="Compact"/>
+              <w:jc w:val="left"/>
+            </w:pPr>
+            <w:r>
+              <w:t xml:space="preserve">63.06</w:t>
+            </w:r>
+          </w:p>
+        </w:tc>
+        <w:tc>
+          <w:tcPr/>
+          <w:p>
+            <w:pPr>
+              <w:pStyle w:val="Compact"/>
+              <w:jc w:val="left"/>
+            </w:pPr>
+            <w:r>
+              <w:t xml:space="preserve">62.39</w:t>
+            </w:r>
+          </w:p>
+        </w:tc>
+      </w:tr>
+      <w:tr>
+        <w:tc>
+          <w:tcPr/>
+          <w:p>
+            <w:pPr>
+              <w:pStyle w:val="Compact"/>
+              <w:jc w:val="left"/>
+            </w:pPr>
+            <w:r>
+              <w:t xml:space="preserve">Re-reading time</w:t>
+            </w:r>
+          </w:p>
+        </w:tc>
+        <w:tc>
+          <w:tcPr/>
+          <w:p>
+            <w:pPr>
+              <w:pStyle w:val="Compact"/>
+              <w:jc w:val="left"/>
+            </w:pPr>
+            <w:r>
+              <w:t xml:space="preserve">Specific</w:t>
+            </w:r>
+          </w:p>
+        </w:tc>
+        <w:tc>
+          <w:tcPr/>
+          <w:p>
+            <w:pPr>
+              <w:pStyle w:val="Compact"/>
+              <w:jc w:val="left"/>
+            </w:pPr>
+            <w:r>
+              <w:t xml:space="preserve">8.64</w:t>
+            </w:r>
+          </w:p>
+        </w:tc>
+        <w:tc>
+          <w:tcPr/>
+          <w:p>
+            <w:pPr>
+              <w:pStyle w:val="Compact"/>
+              <w:jc w:val="left"/>
+            </w:pPr>
+            <w:r>
+              <w:t xml:space="preserve">9.49</w:t>
+            </w:r>
+          </w:p>
+        </w:tc>
+        <w:tc>
+          <w:tcPr/>
+          <w:p>
+            <w:pPr>
+              <w:pStyle w:val="Compact"/>
+              <w:jc w:val="left"/>
+            </w:pPr>
+            <w:r>
+              <w:t xml:space="preserve">5.62</w:t>
+            </w:r>
+          </w:p>
+        </w:tc>
+      </w:tr>
+      <w:tr>
+        <w:tc>
+          <w:tcPr/>
+          <w:p>
+            <w:pPr>
+              <w:pStyle w:val="Compact"/>
+              <w:jc w:val="left"/>
+            </w:pPr>
+            <w:r>
+              <w:t xml:space="preserve">Re-reading time</w:t>
+            </w:r>
+          </w:p>
+        </w:tc>
+        <w:tc>
+          <w:tcPr/>
+          <w:p>
+            <w:pPr>
+              <w:pStyle w:val="Compact"/>
+              <w:jc w:val="left"/>
+            </w:pPr>
+            <w:r>
+              <w:t xml:space="preserve">General</w:t>
+            </w:r>
+          </w:p>
+        </w:tc>
+        <w:tc>
+          <w:tcPr/>
+          <w:p>
+            <w:pPr>
+              <w:pStyle w:val="Compact"/>
+              <w:jc w:val="left"/>
+            </w:pPr>
+            <w:r>
+              <w:t xml:space="preserve">0.28</w:t>
+            </w:r>
+          </w:p>
+        </w:tc>
+        <w:tc>
+          <w:tcPr/>
+          <w:p>
+            <w:pPr>
+              <w:pStyle w:val="Compact"/>
+              <w:jc w:val="left"/>
+            </w:pPr>
+            <w:r>
+              <w:t xml:space="preserve">0.18</w:t>
+            </w:r>
+          </w:p>
+        </w:tc>
+        <w:tc>
+          <w:tcPr/>
+          <w:p>
+            <w:pPr>
+              <w:pStyle w:val="Compact"/>
+              <w:jc w:val="left"/>
+            </w:pPr>
+            <w:r>
+              <w:t xml:space="preserve">0.10</w:t>
+            </w:r>
+          </w:p>
+        </w:tc>
+      </w:tr>
+      <w:tr>
+        <w:tc>
+          <w:tcPr/>
+          <w:p>
+            <w:pPr>
+              <w:pStyle w:val="Compact"/>
+              <w:jc w:val="left"/>
+            </w:pPr>
+            <w:r>
+              <w:t xml:space="preserve">Re-reading time</w:t>
+            </w:r>
+          </w:p>
+        </w:tc>
+        <w:tc>
+          <w:tcPr/>
+          <w:p>
+            <w:pPr>
+              <w:pStyle w:val="Compact"/>
+              <w:jc w:val="left"/>
+            </w:pPr>
+            <w:r>
+              <w:t xml:space="preserve">Interaction</w:t>
+            </w:r>
+          </w:p>
+        </w:tc>
+        <w:tc>
+          <w:tcPr/>
+          <w:p>
+            <w:pPr>
+              <w:pStyle w:val="Compact"/>
+              <w:jc w:val="left"/>
+            </w:pPr>
+            <w:r>
+              <w:t xml:space="preserve">3.26</w:t>
+            </w:r>
+          </w:p>
+        </w:tc>
+        <w:tc>
+          <w:tcPr/>
+          <w:p>
+            <w:pPr>
+              <w:pStyle w:val="Compact"/>
+              <w:jc w:val="left"/>
+            </w:pPr>
+            <w:r>
+              <w:t xml:space="preserve">4.79</w:t>
+            </w:r>
+          </w:p>
+        </w:tc>
+        <w:tc>
+          <w:tcPr/>
+          <w:p>
+            <w:pPr>
+              <w:pStyle w:val="Compact"/>
+              <w:jc w:val="left"/>
+            </w:pPr>
+            <w:r>
+              <w:t xml:space="preserve">4.26</w:t>
+            </w:r>
+          </w:p>
+        </w:tc>
+      </w:tr>
+    </w:tbl>
+    <w:bookmarkEnd w:id="235"/>
+    <w:p>
+      <w:pPr>
+        <w:pStyle w:val="FigureNote"/>
+      </w:pPr>
+      <w:r>
+        <w:rPr>
+          <w:i/>
+          <w:iCs/>
+        </w:rPr>
+        <w:t xml:space="preserve">Note</w:t>
+      </w:r>
+      <w:r>
+        <w:t xml:space="preserve">. Each model was refitted with the standard deviation of every prior on the effects (all comparisons between conditions, including the τ parts of the ex-Gaussian models) multiplied by 0.5 or 2; all other priors and settings were as in the main analysis. Specific = prequestioned − no-prequestion; general = non-prequestioned − no-prequestion (pooled models); interaction = the Group × Topic interaction contrast. BF</w:t>
+      </w:r>
+      <w:r>
+        <w:rPr>
+          <w:vertAlign w:val="subscript"/>
+        </w:rPr>
+        <w:t xml:space="preserve">10</w:t>
+      </w:r>
+      <w:r>
+        <w:t xml:space="preserve"> </w:t>
+      </w:r>
+      <w:r>
+        <w:t xml:space="preserve">&gt; 1 favours a difference and BF</w:t>
+      </w:r>
+      <w:r>
+        <w:rPr>
+          <w:vertAlign w:val="subscript"/>
+        </w:rPr>
+        <w:t xml:space="preserve">10</w:t>
+      </w:r>
+      <w:r>
+        <w:t xml:space="preserve"> </w:t>
+      </w:r>
+      <w:r>
+        <w:t xml:space="preserve">&lt; 1 no difference (BF</w:t>
+      </w:r>
+      <w:r>
+        <w:rPr>
+          <w:vertAlign w:val="subscript"/>
+        </w:rPr>
+        <w:t xml:space="preserve">01</w:t>
+      </w:r>
+      <w:r>
+        <w:t xml:space="preserve"> </w:t>
+      </w:r>
+      <w:r>
+        <w:t xml:space="preserve">= 1/BF</w:t>
+      </w:r>
+      <w:r>
+        <w:rPr>
+          <w:vertAlign w:val="subscript"/>
+        </w:rPr>
+        <w:t xml:space="preserve">10</w:t>
+      </w:r>
+      <w:r>
+        <w:t xml:space="preserve">). Narrower priors favour a difference more, and wider priors less, when the estimate is close to 0.</w:t>
+      </w:r>
+    </w:p>
     <w:sectPr>
       <w:lnNumType w:countBy="1" w:restart="continuous"/>
     </w:sectPr>
-    <w:bookmarkEnd w:id="234"/>
+    <w:bookmarkEnd w:id="236"/>
     <w:sectPr>
       <w:headerReference r:id="rId8" w:type="even"/>
       <w:headerReference r:id="rId9" w:type="default"/>

--- a/manuscript/manuscript.docx
+++ b/manuscript/manuscript.docx
@@ -24,7 +24,7 @@
         <w:pStyle w:val="Heading1"/>
       </w:pPr>
       <w:r>
-        <w:t xml:space="preserve">I Remember That Question: How Prequestions Shape Reading</w:t>
+        <w:t xml:space="preserve">I Remember That Question: Using Eye Tracking to See How Prequestions Shape Reading</w:t>
       </w:r>
     </w:p>
     <w:p>
@@ -107,7 +107,7 @@
         <w:t xml:space="preserve">: </w:t>
       </w:r>
       <w:r>
-        <w:t xml:space="preserve">conceptualization, writing – original draft, writing – review &amp; editing, and formal analysis</w:t>
+        <w:t xml:space="preserve">conceptualization, methodology, software, validation, formal analysis, investigation, data curation, writing – original draft, writing – review &amp; editing, visualization, and project administration</w:t>
       </w:r>
     </w:p>
     <w:p>
@@ -149,7 +149,7 @@
         <w:pStyle w:val="AbstractFirstParagraph"/>
       </w:pPr>
       <w:r>
-        <w:t xml:space="preserve">Answering questions before learning (prequestions) improves memory for the information the questions address, but how it does so is unclear. A common proposal is that prequestions direct attention to that information. We tested this attention-based account by recording eye movements while participants read a text about polio and tuberculosis (TB) after answering prequestions about polio, prequestions about TB, or no prequestions. Because the two prequestion groups were asked about different topics, every target sentence was read both with and without prequestions. On a later test, prequestions improved memory for the prequestioned information but not for the rest of the text. Eye movements showed the same specificity. Ex-Gaussian models, which separate typical reading time from occasional unusually long readings, showed that prequestions did not change the typical reading time of the sentences that answered them, either during first-pass reading or overall. Instead, these sentences received more unusually long readings, were looked back to more often from later text, and were re-read for longer when readers returned to them. Sentences that did not answer a prequestion were read as they were without prequestions. Prequestions thus guide attention selectively, but not simply by heightening it: readers pause on some answers and return to them later, consistent with additional processing triggered when they recognize an answer to a prequestion.</w:t>
+        <w:t xml:space="preserve">Answering questions before learning (prequestions) improves memory for the information they address, but how it does so is unclear. A common proposal is that prequestions direct attention to that information. We tested this account by recording eye movements while participants read a text about polio and tuberculosis after answering prequestions about one topic or none, so that every target sentence was read both with and without prequestions. Prequestions improved memory only for the prequestioned information, and eye movements showed the same specificity. Ex-Gaussian models, which separate typical reading time from occasional unusually long readings, showed that prequestions did not change typical reading of the answer sentences. Instead, these sentences received more unusually long readings, were looked back to more often, and were re-read for longer; other sentences were unaffected. Prequestions thus guide attention selectively rather than heightening it, consistent with additional processing when readers recognize an answer.</w:t>
       </w:r>
     </w:p>
     <w:p>
@@ -179,7 +179,7 @@
         <w:pStyle w:val="Heading1"/>
       </w:pPr>
       <w:r>
-        <w:t xml:space="preserve">I Remember That Question: How Prequestions Shape Reading</w:t>
+        <w:t xml:space="preserve">I Remember That Question: Using Eye Tracking to See How Prequestions Shape Reading</w:t>
       </w:r>
     </w:p>
     <w:p>
@@ -2298,7 +2298,7 @@
     <w:bookmarkEnd w:id="26"/>
     <w:bookmarkEnd w:id="27"/>
     <w:bookmarkEnd w:id="28"/>
-    <w:bookmarkStart w:id="52" w:name="method"/>
+    <w:bookmarkStart w:id="55" w:name="method"/>
     <w:p>
       <w:pPr>
         <w:pStyle w:val="Heading1"/>
@@ -2312,7 +2312,7 @@
         <w:pStyle w:val="FirstParagraph"/>
       </w:pPr>
       <w:r>
-        <w:t xml:space="preserve">We report how we determined our sample size, all data exclusions (if any), all manipulations, and all measures in the study. The study was preregistered (https://osf.io/8env4). All data, materials, and analysis scripts and code are available at https://github.com/jgeller112/Prequestions_EyeTracking; every number, table, and figure in this article is computed from the raw data by the code in that repository.</w:t>
+        <w:t xml:space="preserve">We report how we determined our sample size, all data exclusions (if any), all manipulations, and all measures in the study. The study was preregistered (https://osf.io/8env4). All data, materials, and analysis scripts and code are available at https://github.com/jgeller112/Prequestions_EyeTracking; every number, table, and figure in this article is computed from the raw data by the code in that repository. The author used generative AI (Claude Opus 5.5, Anthropic) to draft and edit text and to check references; the author verified all content and citations and takes full responsibility for the article.</w:t>
       </w:r>
     </w:p>
     <w:bookmarkStart w:id="29" w:name="participants"/>
@@ -3098,7 +3098,7 @@
         </w:r>
       </w:hyperlink>
       <w:r>
-        <w:t xml:space="preserve">. To check the automated scoring, a research assistant who was blind to condition, test phase, and the automated scores independently scored all 1,678 responses that were not blank. The two scorings agreed exactly on 97.6% of responses, and agreement was excellent, ICC(2,1) = .99, 95% CI [.98, .99], using a two-way random-effects, absolute-agreement, single-rater ICC</w:t>
+        <w:t xml:space="preserve">. To check the automated scoring, a research assistant who was blind to condition, test phase, and the automated scores independently scored all 1,678 responses that were not blank. The two scorings agreed exactly on 97.6% of responses, and agreement was excellent, ICC(2,1) = .99, 95% CI [.99, .99], using a two-way random-effects, absolute-agreement, single-rater ICC</w:t>
       </w:r>
       <w:r>
         <w:t xml:space="preserve"> </w:t>
@@ -3126,6 +3126,26 @@
             <w:rStyle w:val="Hyperlink"/>
           </w:rPr>
           <w:t xml:space="preserve">Shrout &amp; Fleiss, 1979</w:t>
+        </w:r>
+      </w:hyperlink>
+      <w:r>
+        <w:t xml:space="preserve">)</w:t>
+      </w:r>
+      <w:r>
+        <w:t xml:space="preserve">, computed with the irr package</w:t>
+      </w:r>
+      <w:r>
+        <w:t xml:space="preserve"> </w:t>
+      </w:r>
+      <w:r>
+        <w:t xml:space="preserve">(</w:t>
+      </w:r>
+      <w:hyperlink w:anchor="ref-R-irr">
+        <w:r>
+          <w:rPr>
+            <w:rStyle w:val="Hyperlink"/>
+          </w:rPr>
+          <w:t xml:space="preserve">Gamer et al., 2026</w:t>
         </w:r>
       </w:hyperlink>
       <w:r>
@@ -3517,7 +3537,7 @@
       </w:r>
     </w:p>
     <w:bookmarkEnd w:id="46"/>
-    <w:bookmarkStart w:id="48" w:name="eye-movement-measures"/>
+    <w:bookmarkStart w:id="51" w:name="eye-movement-measures"/>
     <w:p>
       <w:pPr>
         <w:pStyle w:val="Heading2"/>
@@ -3565,25 +3585,25 @@
       <w:r>
         <w:t xml:space="preserve">measures, which reflect processing when the sentence is first encountered (</w:t>
       </w:r>
-      <w:hyperlink w:anchor="tbl-measures">
-        <w:r>
-          <w:rPr>
-            <w:rStyle w:val="Hyperlink"/>
-          </w:rPr>
-          <w:t xml:space="preserve">Table 1</w:t>
+      <w:hyperlink w:anchor="fig-measures">
+        <w:r>
+          <w:rPr>
+            <w:rStyle w:val="Hyperlink"/>
+          </w:rPr>
+          <w:t xml:space="preserve">Figure 3</w:t>
         </w:r>
       </w:hyperlink>
       <w:r>
         <w:t xml:space="preserve">).</w:t>
       </w:r>
     </w:p>
-    <w:bookmarkStart w:id="47" w:name="tbl-measures"/>
+    <w:bookmarkStart w:id="50" w:name="fig-measures"/>
     <w:p>
       <w:pPr>
         <w:pStyle w:val="FigureTitle"/>
       </w:pPr>
       <w:r>
-        <w:t xml:space="preserve">Table 1</w:t>
+        <w:t xml:space="preserve">Figure 3</w:t>
       </w:r>
     </w:p>
     <w:p>
@@ -3591,1281 +3611,7 @@
         <w:pStyle w:val="Caption"/>
       </w:pPr>
       <w:r>
-        <w:t xml:space="preserve">Eye-Movement Measures</w:t>
-      </w:r>
-    </w:p>
-    <w:tbl>
-      <w:tblPr>
-        <w:tblStyle w:val="Table"/>
-        <w:tblW w:type="pct" w:w="5000"/>
-        <w:tblLayout w:type="fixed"/>
-        <w:tblLook w:firstRow="1" w:lastRow="0" w:firstColumn="0" w:lastColumn="0" w:noHBand="0" w:noVBand="0" w:val="0020"/>
-      </w:tblPr>
-      <w:tblGrid>
-        <w:gridCol w:w="1584"/>
-        <w:gridCol w:w="712"/>
-        <w:gridCol w:w="3564"/>
-        <w:gridCol w:w="2059"/>
-      </w:tblGrid>
-      <w:tr>
-        <w:trPr>
-          <w:tblHeader w:val="on"/>
-        </w:trPr>
-        <w:tc>
-          <w:tcPr/>
-          <w:p>
-            <w:pPr>
-              <w:pStyle w:val="Compact"/>
-              <w:jc w:val="left"/>
-            </w:pPr>
-            <w:r>
-              <w:t xml:space="preserve">Measure</w:t>
-            </w:r>
-          </w:p>
-        </w:tc>
-        <w:tc>
-          <w:tcPr/>
-          <w:p>
-            <w:pPr>
-              <w:pStyle w:val="Compact"/>
-              <w:jc w:val="left"/>
-            </w:pPr>
-            <w:r>
-              <w:t xml:space="preserve">Type</w:t>
-            </w:r>
-          </w:p>
-        </w:tc>
-        <w:tc>
-          <w:tcPr/>
-          <w:p>
-            <w:pPr>
-              <w:pStyle w:val="Compact"/>
-              <w:jc w:val="left"/>
-            </w:pPr>
-            <w:r>
-              <w:t xml:space="preserve">Definition</w:t>
-            </w:r>
-          </w:p>
-        </w:tc>
-        <w:tc>
-          <w:tcPr/>
-          <w:p>
-            <w:pPr>
-              <w:pStyle w:val="Compact"/>
-              <w:jc w:val="left"/>
-            </w:pPr>
-            <w:r>
-              <w:t xml:space="preserve">Analysed as</w:t>
-            </w:r>
-          </w:p>
-        </w:tc>
-      </w:tr>
-      <w:tr>
-        <w:tc>
-          <w:tcPr/>
-          <w:p>
-            <w:pPr>
-              <w:pStyle w:val="Compact"/>
-              <w:jc w:val="left"/>
-            </w:pPr>
-            <w:r>
-              <w:t xml:space="preserve">Selective regression-path duration (first-pass reading)</w:t>
-            </w:r>
-          </w:p>
-        </w:tc>
-        <w:tc>
-          <w:tcPr/>
-          <w:p>
-            <w:pPr>
-              <w:pStyle w:val="Compact"/>
-              <w:jc w:val="left"/>
-            </w:pPr>
-            <w:r>
-              <w:t xml:space="preserve">Local</w:t>
-            </w:r>
-          </w:p>
-        </w:tc>
-        <w:tc>
-          <w:tcPr/>
-          <w:p>
-            <w:pPr>
-              <w:pStyle w:val="Compact"/>
-              <w:jc w:val="left"/>
-            </w:pPr>
-            <w:r>
-              <w:t xml:space="preserve">Summed duration of fixations on the sentence from first entering it until the eyes first move past it to later text; also called right-bounded reading time or selective go-past time. Fixations on earlier text during this period are not counted.</w:t>
-            </w:r>
-          </w:p>
-        </w:tc>
-        <w:tc>
-          <w:tcPr/>
-          <w:p>
-            <w:pPr>
-              <w:pStyle w:val="Compact"/>
-              <w:jc w:val="left"/>
-            </w:pPr>
-            <w:r>
-              <w:t xml:space="preserve">Ex-Gaussian: μ and τ, as for total gaze duration</w:t>
-            </w:r>
-          </w:p>
-        </w:tc>
-      </w:tr>
-      <w:tr>
-        <w:tc>
-          <w:tcPr/>
-          <w:p>
-            <w:pPr>
-              <w:pStyle w:val="Compact"/>
-              <w:jc w:val="left"/>
-            </w:pPr>
-            <w:r>
-              <w:t xml:space="preserve">Total gaze duration</w:t>
-            </w:r>
-          </w:p>
-        </w:tc>
-        <w:tc>
-          <w:tcPr/>
-          <w:p>
-            <w:pPr>
-              <w:pStyle w:val="Compact"/>
-              <w:jc w:val="left"/>
-            </w:pPr>
-            <w:r>
-              <w:t xml:space="preserve">Global</w:t>
-            </w:r>
-          </w:p>
-        </w:tc>
-        <w:tc>
-          <w:tcPr/>
-          <w:p>
-            <w:pPr>
-              <w:pStyle w:val="Compact"/>
-              <w:jc w:val="left"/>
-            </w:pPr>
-            <w:r>
-              <w:t xml:space="preserve">Summed duration of all fixations on the sentence (total time).</w:t>
-            </w:r>
-          </w:p>
-        </w:tc>
-        <w:tc>
-          <w:tcPr/>
-          <w:p>
-            <w:pPr>
-              <w:pStyle w:val="Compact"/>
-              <w:jc w:val="left"/>
-            </w:pPr>
-            <w:r>
-              <w:t xml:space="preserve">Ex-Gaussian: μ (typical reading time) and τ (tail of unusually long readings)</w:t>
-            </w:r>
-          </w:p>
-        </w:tc>
-      </w:tr>
-      <w:tr>
-        <w:tc>
-          <w:tcPr/>
-          <w:p>
-            <w:pPr>
-              <w:pStyle w:val="Compact"/>
-              <w:jc w:val="left"/>
-            </w:pPr>
-            <w:r>
-              <w:t xml:space="preserve">Regression-in (look-back)</w:t>
-            </w:r>
-          </w:p>
-        </w:tc>
-        <w:tc>
-          <w:tcPr/>
-          <w:p>
-            <w:pPr>
-              <w:pStyle w:val="Compact"/>
-              <w:jc w:val="left"/>
-            </w:pPr>
-            <w:r>
-              <w:t xml:space="preserve">Global</w:t>
-            </w:r>
-          </w:p>
-        </w:tc>
-        <w:tc>
-          <w:tcPr/>
-          <w:p>
-            <w:pPr>
-              <w:pStyle w:val="Compact"/>
-              <w:jc w:val="left"/>
-            </w:pPr>
-            <w:r>
-              <w:t xml:space="preserve">Whether the eyes returned to the sentence from later text after the reader had first moved on to later text (0/1).</w:t>
-            </w:r>
-          </w:p>
-        </w:tc>
-        <w:tc>
-          <w:tcPr/>
-          <w:p>
-            <w:pPr>
-              <w:pStyle w:val="Compact"/>
-              <w:jc w:val="left"/>
-            </w:pPr>
-            <w:r>
-              <w:t xml:space="preserve">Logistic</w:t>
-            </w:r>
-          </w:p>
-        </w:tc>
-      </w:tr>
-      <w:tr>
-        <w:tc>
-          <w:tcPr/>
-          <w:p>
-            <w:pPr>
-              <w:pStyle w:val="Compact"/>
-              <w:jc w:val="left"/>
-            </w:pPr>
-            <w:r>
-              <w:t xml:space="preserve">Re-reading time</w:t>
-            </w:r>
-          </w:p>
-        </w:tc>
-        <w:tc>
-          <w:tcPr/>
-          <w:p>
-            <w:pPr>
-              <w:pStyle w:val="Compact"/>
-              <w:jc w:val="left"/>
-            </w:pPr>
-            <w:r>
-              <w:t xml:space="preserve">Global</w:t>
-            </w:r>
-          </w:p>
-        </w:tc>
-        <w:tc>
-          <w:tcPr/>
-          <w:p>
-            <w:pPr>
-              <w:pStyle w:val="Compact"/>
-              <w:jc w:val="left"/>
-            </w:pPr>
-            <w:r>
-              <w:t xml:space="preserve">Summed duration of fixations on the sentence after the reader had first moved on to later text, that is, on returns to it. Operationalizes the preregistered</w:t>
-            </w:r>
-            <w:r>
-              <w:t xml:space="preserve"> </w:t>
-            </w:r>
-            <w:r>
-              <w:t xml:space="preserve">“re-reading durations back to the prequestioned information.”</w:t>
-            </w:r>
-          </w:p>
-        </w:tc>
-        <w:tc>
-          <w:tcPr/>
-          <w:p>
-            <w:pPr>
-              <w:pStyle w:val="Compact"/>
-              <w:jc w:val="left"/>
-            </w:pPr>
-            <w:r>
-              <w:t xml:space="preserve">Gamma (log link), for sentences that were re-read</w:t>
-            </w:r>
-          </w:p>
-        </w:tc>
-      </w:tr>
-    </w:tbl>
-    <w:bookmarkEnd w:id="47"/>
-    <w:p>
-      <w:pPr>
-        <w:pStyle w:val="FigureNote"/>
-      </w:pPr>
-      <w:r>
-        <w:rPr>
-          <w:i/>
-          <w:iCs/>
-        </w:rPr>
-        <w:t xml:space="preserve">Note</w:t>
-      </w:r>
-      <w:r>
-        <w:t xml:space="preserve">. Definitions follow</w:t>
-      </w:r>
-      <w:r>
-        <w:t xml:space="preserve"> </w:t>
-      </w:r>
-      <w:r>
-        <w:t xml:space="preserve">Schotter and Dillon (</w:t>
-      </w:r>
-      <w:hyperlink w:anchor="ref-schotter2025">
-        <w:r>
-          <w:rPr>
-            <w:rStyle w:val="Hyperlink"/>
-          </w:rPr>
-          <w:t xml:space="preserve">2025</w:t>
-        </w:r>
-      </w:hyperlink>
-      <w:r>
-        <w:t xml:space="preserve">)</w:t>
-      </w:r>
-      <w:r>
-        <w:t xml:space="preserve">. All measures were computed for each participant and target sentence; durations were divided by the number of words in the sentence and are reported in milliseconds per word. The preregistered first-pass duration (fixations until the sentence is first exited) was replaced by selective regression-path duration (see Statistical Analysis). Selective regression-path duration is defined only for sentences fixated before any later sentence (not skipped). The duration measures do not overlap: for these sentences, total gaze duration is the sum of selective regression-path duration, re-reading time, and any fixations made before reading started on the page. Global measures include later returns to the sentence; the local measure reflects processing when the sentence is first encountered.</w:t>
-      </w:r>
-    </w:p>
-    <w:bookmarkEnd w:id="48"/>
-    <w:bookmarkStart w:id="51" w:name="statistical-analysis"/>
-    <w:p>
-      <w:pPr>
-        <w:pStyle w:val="Heading2"/>
-      </w:pPr>
-      <w:r>
-        <w:t xml:space="preserve">Statistical Analysis</w:t>
-      </w:r>
-    </w:p>
-    <w:p>
-      <w:pPr>
-        <w:pStyle w:val="FirstParagraph"/>
-      </w:pPr>
-      <w:r>
-        <w:t xml:space="preserve">All analyses were conducted in R version 4.6.1</w:t>
-      </w:r>
-      <w:r>
-        <w:t xml:space="preserve"> </w:t>
-      </w:r>
-      <w:r>
-        <w:t xml:space="preserve">(</w:t>
-      </w:r>
-      <w:hyperlink w:anchor="ref-R-base">
-        <w:r>
-          <w:rPr>
-            <w:rStyle w:val="Hyperlink"/>
-          </w:rPr>
-          <w:t xml:space="preserve">R Core Team, 2026</w:t>
-        </w:r>
-      </w:hyperlink>
-      <w:r>
-        <w:t xml:space="preserve">)</w:t>
-      </w:r>
-      <w:r>
-        <w:t xml:space="preserve">.</w:t>
-      </w:r>
-      <w:r>
-        <w:rPr>
-          <w:rStyle w:val="FootnoteReference"/>
-        </w:rPr>
-        <w:footnoteReference w:id="49"/>
-      </w:r>
-      <w:r>
-        <w:t xml:space="preserve"> </w:t>
-      </w:r>
-      <w:r>
-        <w:t xml:space="preserve">The effects of prequestions on test performance and eye movements were estimated with Bayesian mixed models in brms</w:t>
-      </w:r>
-      <w:r>
-        <w:t xml:space="preserve"> </w:t>
-      </w:r>
-      <w:r>
-        <w:t xml:space="preserve">(</w:t>
-      </w:r>
-      <w:hyperlink w:anchor="ref-brms2017">
-        <w:r>
-          <w:rPr>
-            <w:rStyle w:val="Hyperlink"/>
-          </w:rPr>
-          <w:t xml:space="preserve">Bürkner, 2017</w:t>
-        </w:r>
-      </w:hyperlink>
-      <w:r>
-        <w:t xml:space="preserve">)</w:t>
-      </w:r>
-      <w:r>
-        <w:t xml:space="preserve">, which fits models in Stan</w:t>
-      </w:r>
-      <w:r>
-        <w:t xml:space="preserve"> </w:t>
-      </w:r>
-      <w:r>
-        <w:t xml:space="preserve">(</w:t>
-      </w:r>
-      <w:hyperlink w:anchor="ref-stan2017">
-        <w:r>
-          <w:rPr>
-            <w:rStyle w:val="Hyperlink"/>
-          </w:rPr>
-          <w:t xml:space="preserve">B. Carpenter et al., 2017</w:t>
-        </w:r>
-      </w:hyperlink>
-      <w:r>
-        <w:t xml:space="preserve">)</w:t>
-      </w:r>
-      <w:r>
-        <w:t xml:space="preserve">, run through cmdstanr</w:t>
-      </w:r>
-      <w:r>
-        <w:t xml:space="preserve"> </w:t>
-      </w:r>
-      <w:r>
-        <w:t xml:space="preserve">(</w:t>
-      </w:r>
-      <w:hyperlink w:anchor="ref-R-cmdstanr">
-        <w:r>
-          <w:rPr>
-            <w:rStyle w:val="Hyperlink"/>
-          </w:rPr>
-          <w:t xml:space="preserve">Gabry et al., 2025</w:t>
-        </w:r>
-      </w:hyperlink>
-      <w:r>
-        <w:t xml:space="preserve">)</w:t>
-      </w:r>
-      <w:r>
-        <w:t xml:space="preserve"> </w:t>
-      </w:r>
-      <w:r>
-        <w:t xml:space="preserve">with CmdStan 2.37.0. Each target sentence, and each final-test question, was coded by its status for the reader:</w:t>
-      </w:r>
-      <w:r>
-        <w:t xml:space="preserve"> </w:t>
-      </w:r>
-      <w:r>
-        <w:rPr>
-          <w:i/>
-          <w:iCs/>
-        </w:rPr>
-        <w:t xml:space="preserve">prequestioned</w:t>
-      </w:r>
-      <w:r>
-        <w:t xml:space="preserve"> </w:t>
-      </w:r>
-      <w:r>
-        <w:t xml:space="preserve">(Polio sentences and questions for readers in the Polio condition, TB sentences and questions for readers in the TB condition),</w:t>
-      </w:r>
-      <w:r>
-        <w:t xml:space="preserve"> </w:t>
-      </w:r>
-      <w:r>
-        <w:rPr>
-          <w:i/>
-          <w:iCs/>
-        </w:rPr>
-        <w:t xml:space="preserve">non-prequestioned</w:t>
-      </w:r>
-      <w:r>
-        <w:t xml:space="preserve"> </w:t>
-      </w:r>
-      <w:r>
-        <w:t xml:space="preserve">(the other topic for those readers), or</w:t>
-      </w:r>
-      <w:r>
-        <w:t xml:space="preserve"> </w:t>
-      </w:r>
-      <w:r>
-        <w:rPr>
-          <w:i/>
-          <w:iCs/>
-        </w:rPr>
-        <w:t xml:space="preserve">no-prequestion</w:t>
-      </w:r>
-      <w:r>
-        <w:t xml:space="preserve"> </w:t>
-      </w:r>
-      <w:r>
-        <w:t xml:space="preserve">(both topics for readers in the no-prequestion condition). The main models pooled the two prequestion conditions, with Status and Topic (Polio, TB) as fixed effects. The</w:t>
-      </w:r>
-      <w:r>
-        <w:t xml:space="preserve"> </w:t>
-      </w:r>
-      <w:r>
-        <w:rPr>
-          <w:i/>
-          <w:iCs/>
-        </w:rPr>
-        <w:t xml:space="preserve">specific effect</w:t>
-      </w:r>
-      <w:r>
-        <w:t xml:space="preserve"> </w:t>
-      </w:r>
-      <w:r>
-        <w:t xml:space="preserve">of prequestions was the difference prequestioned − no-prequestion: the same sentences or questions for readers whose prequestions they answered and for readers who saw no prequestions. The</w:t>
-      </w:r>
-      <w:r>
-        <w:t xml:space="preserve"> </w:t>
-      </w:r>
-      <w:r>
-        <w:rPr>
-          <w:i/>
-          <w:iCs/>
-        </w:rPr>
-        <w:t xml:space="preserve">general effect</w:t>
-      </w:r>
-      <w:r>
-        <w:t xml:space="preserve"> </w:t>
-      </w:r>
-      <w:r>
-        <w:t xml:space="preserve">was non-prequestioned − no-prequestion. Because each topic contributes equally to the prequestioned, non-prequestioned, and no-prequestion cells, differences between the Polio and TB materials cancel in these comparisons. Both the specific and general effects and their breakdown by topic were preregistered. To break the effects down by topic, we fitted the preregistered Group (Polio prequestions, TB prequestions, or no prequestions) × Topic (Polio, TB) models with the same families and priors. Following the preregistered hypotheses, we estimated the Polio − TB difference within each group—predicted to be positive in the Polio group, negative in the TB group, and absent in the no-prequestion group—and the Group × Topic interaction contrast, the Polio group’s Polio − TB difference minus the TB group’s, predicted to be positive. Because the Polio and TB sentences (and questions) are different items, each within-group Polio − TB difference combines any effect of prequestions with differences between the items, and with five items per topic, the population-level topic difference is estimated imprecisely. Each within-group difference was therefore interpreted together with the interaction contrast, in which the item differences cancel because both groups read the same items.</w:t>
-      </w:r>
-    </w:p>
-    <w:p>
-      <w:pPr>
-        <w:pStyle w:val="BodyText"/>
-      </w:pPr>
-      <w:r>
-        <w:t xml:space="preserve">Reading times are strongly right-skewed, so no duration was analysed with a Gaussian model. As preregistered for heavily skewed durations, total gaze duration was analysed with an ex-Gaussian distributional model (cogmod;</w:t>
-      </w:r>
-      <w:r>
-        <w:t xml:space="preserve"> </w:t>
-      </w:r>
-      <w:r>
-        <w:t xml:space="preserve">Makowski (</w:t>
-      </w:r>
-      <w:hyperlink w:anchor="ref-R-cogmod">
-        <w:r>
-          <w:rPr>
-            <w:rStyle w:val="Hyperlink"/>
-          </w:rPr>
-          <w:t xml:space="preserve">2026</w:t>
-        </w:r>
-      </w:hyperlink>
-      <w:r>
-        <w:t xml:space="preserve">)</w:t>
-      </w:r>
-      <w:r>
-        <w:t xml:space="preserve">), which describes a duration as the sum of a Gaussian component, whose mean μ reflects typical reading time, and an exponential component, whose mean τ reflects the tail of unusually long readings. The fixed and random effects applied to both μ and τ, and σ had by-participant random intercepts. The preregistered first-pass duration, from first entering a sentence until first leaving it, could not be described by any of the distributions we considered (ex-Gaussian, Gamma, lognormal), because it mixes two kinds of first pass. About half of first passes, in all three conditions, were cut short after a few fixations by a brief return to the preceding line, so the distribution had two modes: interrupted first passes of a few hundred milliseconds and complete first readings of several seconds. First-pass reading was therefore measured as selective regression-path duration [also called right-bounded reading time;</w:t>
-      </w:r>
-      <w:r>
-        <w:t xml:space="preserve"> </w:t>
-      </w:r>
-      <w:r>
-        <w:t xml:space="preserve">Schotter and Dillon (</w:t>
-      </w:r>
-      <w:hyperlink w:anchor="ref-schotter2025">
-        <w:r>
-          <w:rPr>
-            <w:rStyle w:val="Hyperlink"/>
-          </w:rPr>
-          <w:t xml:space="preserve">2025</w:t>
-        </w:r>
-      </w:hyperlink>
-      <w:r>
-        <w:t xml:space="preserve">)</w:t>
-      </w:r>
-      <w:r>
-        <w:t xml:space="preserve">]: the time spent on the sentence from first entering it until the eyes first moved past it to later text, so that brief returns to earlier text did not end it and time spent on earlier text was not counted (</w:t>
-      </w:r>
-      <w:hyperlink w:anchor="tbl-measures">
-        <w:r>
-          <w:rPr>
-            <w:rStyle w:val="Hyperlink"/>
-          </w:rPr>
-          <w:t xml:space="preserve">Table 1</w:t>
-        </w:r>
-      </w:hyperlink>
-      <w:r>
-        <w:t xml:space="preserve">). Its distribution was unimodal and right-skewed and closely described by the ex-Gaussian, so it was analysed with the same ex-Gaussian model as total gaze duration (μ and τ). Re-reading time was the time spent on a sentence after the reader had first moved on to later text, so that the two measures do not overlap</w:t>
-      </w:r>
-      <w:r>
-        <w:t xml:space="preserve"> </w:t>
-      </w:r>
-      <w:r>
-        <w:t xml:space="preserve">(cf. rereading time in</w:t>
-      </w:r>
-      <w:r>
-        <w:t xml:space="preserve"> </w:t>
-      </w:r>
-      <w:hyperlink w:anchor="ref-schotter2025">
-        <w:r>
-          <w:rPr>
-            <w:rStyle w:val="Hyperlink"/>
-          </w:rPr>
-          <w:t xml:space="preserve">Schotter &amp; Dillon, 2025</w:t>
-        </w:r>
-      </w:hyperlink>
-      <w:r>
-        <w:t xml:space="preserve">)</w:t>
-      </w:r>
-      <w:r>
-        <w:t xml:space="preserve">. Whether readers returned to a sentence from later text is captured by regressions-in (0/1), which were analysed with logistic models; re-reading time was analysed for the 37.5% of sentences that were re-read, with a Gamma model with a log link, which models positive, right-skewed durations without transforming them</w:t>
-      </w:r>
-      <w:r>
-        <w:t xml:space="preserve"> </w:t>
-      </w:r>
-      <w:r>
-        <w:t xml:space="preserve">(</w:t>
-      </w:r>
-      <w:hyperlink w:anchor="ref-lo2015">
-        <w:r>
-          <w:rPr>
-            <w:rStyle w:val="Hyperlink"/>
-          </w:rPr>
-          <w:t xml:space="preserve">Lo &amp; Andrews, 2015</w:t>
-        </w:r>
-      </w:hyperlink>
-      <w:r>
-        <w:t xml:space="preserve">)</w:t>
-      </w:r>
-      <w:r>
-        <w:t xml:space="preserve">; the ex-Gaussian was not suitable, because re-reading times were close to exponentially distributed, so that its Gaussian component collapsed (σ near zero). The model therefore describes how long readers re-read a sentence once they had returned to it. Because the questions were worth different numbers of points (1–4), final test performance was analysed as the points earned on each question out of its maximum, with a beta-binomial model: a binomial model of the points earned with an additional parameter for overdispersion, because a participant tends to know all or none of a question’s elements. Effects are reported on the scale of the expected proportion of a question’s points, which puts all questions on the same 0–1 scale. Because each question has at most four points, scores can take only a few values (0, .25, .33, .50, .67, .75, and 1). In posterior predictive checks, the beta-binomial model reproduced how often each score occurred (predicted and observed shares within 1.1 percentage points), better than a binomial model without overdispersion. Prequestion performance was analysed in the same way, comparing the two prequestion conditions.</w:t>
-      </w:r>
-    </w:p>
-    <w:p>
-      <w:pPr>
-        <w:pStyle w:val="BodyText"/>
-      </w:pPr>
-      <w:r>
-        <w:t xml:space="preserve">All models included the maximal random-effects structure warranted by the design</w:t>
-      </w:r>
-      <w:r>
-        <w:t xml:space="preserve"> </w:t>
-      </w:r>
-      <w:r>
-        <w:t xml:space="preserve">(</w:t>
-      </w:r>
-      <w:hyperlink w:anchor="ref-barr2013">
-        <w:r>
-          <w:rPr>
-            <w:rStyle w:val="Hyperlink"/>
-          </w:rPr>
-          <w:t xml:space="preserve">Barr et al., 2013</w:t>
-        </w:r>
-      </w:hyperlink>
-      <w:r>
-        <w:t xml:space="preserve">)</w:t>
-      </w:r>
-      <w:r>
-        <w:t xml:space="preserve">. Topic varied within participants, so the models included by-participant random intercepts and Topic slopes (the preregistered structure). Every target sentence and every final-test question was prequestioned for one group, non-prequestioned for another, and read or answered by the no-prequestion group, so Status (and Group) varied within items, and the models also included by-sentence (eye movements) or by-question (final test) random intercepts and Status (or Group) slopes. Within a participant, Status is determined by Topic, so no by-participant Status slope was possible. In the prequestion model, condition varied between participants and between questions, so it included random intercepts for participants and questions only. Status, Condition, and Topic were coded with equal-prior contrasts [</w:t>
-      </w:r>
-      <w:r>
-        <w:rPr>
-          <w:rStyle w:val="VerbatimChar"/>
-        </w:rPr>
-        <w:t xml:space="preserve">contr.equalprior_pairs</w:t>
-      </w:r>
-      <w:r>
-        <w:t xml:space="preserve">; bayestestR,</w:t>
-      </w:r>
-      <w:r>
-        <w:t xml:space="preserve"> </w:t>
-      </w:r>
-      <w:r>
-        <w:t xml:space="preserve">Makowski, Ben-Shachar, and Lüdecke (</w:t>
-      </w:r>
-      <w:hyperlink w:anchor="ref-bayestestR2019">
-        <w:r>
-          <w:rPr>
-            <w:rStyle w:val="Hyperlink"/>
-          </w:rPr>
-          <w:t xml:space="preserve">2019</w:t>
-        </w:r>
-      </w:hyperlink>
-      <w:r>
-        <w:t xml:space="preserve">)</w:t>
-      </w:r>
-      <w:r>
-        <w:t xml:space="preserve">]. With this coding, a normal(0,</w:t>
-      </w:r>
-      <w:r>
-        <w:t xml:space="preserve"> </w:t>
-      </w:r>
-      <w:r>
-        <w:rPr>
-          <w:i/>
-          <w:iCs/>
-        </w:rPr>
-        <w:t xml:space="preserve">s</w:t>
-      </w:r>
-      <w:r>
-        <w:t xml:space="preserve">) prior on the coefficients implies the same normal(0,</w:t>
-      </w:r>
-      <w:r>
-        <w:t xml:space="preserve"> </w:t>
-      </w:r>
-      <w:r>
-        <w:rPr>
-          <w:i/>
-          <w:iCs/>
-        </w:rPr>
-        <w:t xml:space="preserve">s</w:t>
-      </w:r>
-      <w:r>
-        <w:t xml:space="preserve">) prior on every pairwise difference between conditions, so that no condition serves as a reference with a different prior, and every comparison is tested against the same prior.</w:t>
-      </w:r>
-      <w:r>
-        <w:t xml:space="preserve"> </w:t>
-      </w:r>
-      <w:r>
-        <w:rPr>
-          <w:i/>
-          <w:iCs/>
-        </w:rPr>
-        <w:t xml:space="preserve">s</w:t>
-      </w:r>
-      <w:r>
-        <w:t xml:space="preserve"> </w:t>
-      </w:r>
-      <w:r>
-        <w:t xml:space="preserve">was set on each model’s link scale: 1.5 on the log-odds scale (regressions-in, final test, and prequestions; an odds ratio of 4.5 for one</w:t>
-      </w:r>
-      <w:r>
-        <w:t xml:space="preserve"> </w:t>
-      </w:r>
-      <w:r>
-        <w:rPr>
-          <w:i/>
-          <w:iCs/>
-        </w:rPr>
-        <w:t xml:space="preserve">SD</w:t>
-      </w:r>
-      <w:r>
-        <w:t xml:space="preserve">), 0.5 on the log scale of the Gamma models and on the scale of τ (a factor of about 1.65 for one</w:t>
-      </w:r>
-      <w:r>
-        <w:t xml:space="preserve"> </w:t>
-      </w:r>
-      <w:r>
-        <w:rPr>
-          <w:i/>
-          <w:iCs/>
-        </w:rPr>
-        <w:t xml:space="preserve">SD</w:t>
-      </w:r>
-      <w:r>
-        <w:t xml:space="preserve">), and 100 ms per word for μ. Intercepts, random-effect standard deviations, and correlations had weakly informative priors (</w:t>
-      </w:r>
-      <w:hyperlink w:anchor="apx-b">
-        <w:r>
-          <w:rPr>
-            <w:rStyle w:val="Hyperlink"/>
-          </w:rPr>
-          <w:t xml:space="preserve">Appendix B</w:t>
-        </w:r>
-      </w:hyperlink>
-      <w:r>
-        <w:t xml:space="preserve">). Each model was sampled with four chains of 10000 post-warm-up iterations (40000 posterior draws, enough for stable Bayes factors). All models converged: there were no divergent transitions, all R-hat values were below 1.001, and all bulk effective sample sizes exceeded 4900.</w:t>
-      </w:r>
-    </w:p>
-    <w:p>
-      <w:pPr>
-        <w:pStyle w:val="BodyText"/>
-      </w:pPr>
-      <w:r>
-        <w:t xml:space="preserve">Means and comparisons were computed on the response scale by averaging each posterior draw’s predictions over the observed sample (modelbased with the marginaleffects backend and</w:t>
-      </w:r>
-      <w:r>
-        <w:t xml:space="preserve"> </w:t>
-      </w:r>
-      <w:r>
-        <w:rPr>
-          <w:rStyle w:val="VerbatimChar"/>
-        </w:rPr>
-        <w:t xml:space="preserve">estimate = "average"</w:t>
-      </w:r>
-      <w:r>
-        <w:t xml:space="preserve">), so that they incorporate the variation due to the random effects. Durations are reported in ms per word, and probabilities and proportions in percent. Effects were summarized by their posterior mean, 95% credible interval (CrI), and probability of direction (pd), the proportion of the posterior with the same sign as its median. The pd is closely related to the frequentist</w:t>
-      </w:r>
-      <w:r>
-        <w:t xml:space="preserve"> </w:t>
-      </w:r>
-      <w:r>
-        <w:rPr>
-          <w:i/>
-          <w:iCs/>
-        </w:rPr>
-        <w:t xml:space="preserve">p</w:t>
-      </w:r>
-      <w:r>
-        <w:t xml:space="preserve"> </w:t>
-      </w:r>
-      <w:r>
-        <w:t xml:space="preserve">value: for a one-tailed test,</w:t>
-      </w:r>
-      <w:r>
-        <w:t xml:space="preserve"> </w:t>
-      </w:r>
-      <w:r>
-        <w:rPr>
-          <w:i/>
-          <w:iCs/>
-        </w:rPr>
-        <w:t xml:space="preserve">p</w:t>
-      </w:r>
-      <w:r>
-        <w:t xml:space="preserve"> </w:t>
-      </w:r>
-      <w:r>
-        <w:t xml:space="preserve">≈ 1 − pd, and for a two-tailed test,</w:t>
-      </w:r>
-      <w:r>
-        <w:t xml:space="preserve"> </w:t>
-      </w:r>
-      <w:r>
-        <w:rPr>
-          <w:i/>
-          <w:iCs/>
-        </w:rPr>
-        <w:t xml:space="preserve">p</w:t>
-      </w:r>
-      <w:r>
-        <w:t xml:space="preserve"> </w:t>
-      </w:r>
-      <w:r>
-        <w:t xml:space="preserve">≈ 2(1 − pd), so pd &gt; 95% corresponds to a one-tailed</w:t>
-      </w:r>
-      <w:r>
-        <w:t xml:space="preserve"> </w:t>
-      </w:r>
-      <w:r>
-        <w:rPr>
-          <w:i/>
-          <w:iCs/>
-        </w:rPr>
-        <w:t xml:space="preserve">p</w:t>
-      </w:r>
-      <w:r>
-        <w:t xml:space="preserve"> </w:t>
-      </w:r>
-      <w:r>
-        <w:t xml:space="preserve">&lt; .05</w:t>
-      </w:r>
-      <w:r>
-        <w:t xml:space="preserve"> </w:t>
-      </w:r>
-      <w:r>
-        <w:t xml:space="preserve">(</w:t>
-      </w:r>
-      <w:hyperlink w:anchor="ref-makowski2019">
-        <w:r>
-          <w:rPr>
-            <w:rStyle w:val="Hyperlink"/>
-          </w:rPr>
-          <w:t xml:space="preserve">Makowski, Ben-Shachar, Chen, et al., 2019</w:t>
-        </w:r>
-      </w:hyperlink>
-      <w:r>
-        <w:t xml:space="preserve">)</w:t>
-      </w:r>
-      <w:r>
-        <w:t xml:space="preserve">. The predictions for the specific effects and for prequestioned versus non-prequestioned material were directional (longer reading, more regressions, better recall), so we treated such an effect as present when pd &gt; 95% in the predicted direction. The general effects had no directional prediction, so for them we required pd &gt; 97.5%, corresponding to a two-tailed</w:t>
-      </w:r>
-      <w:r>
-        <w:t xml:space="preserve"> </w:t>
-      </w:r>
-      <w:r>
-        <w:rPr>
-          <w:i/>
-          <w:iCs/>
-        </w:rPr>
-        <w:t xml:space="preserve">p</w:t>
-      </w:r>
-      <w:r>
-        <w:t xml:space="preserve"> </w:t>
-      </w:r>
-      <w:r>
-        <w:t xml:space="preserve">&lt; .05. Bayes factors were not used as a decision criterion; we report them to describe the strength of the evidence for or against each effect. Because pd only indicates the direction of an effect and cannot provide evidence that an effect is absent, we also computed Bayes factors. Each Bayes factor compares a model in which the comparison equals 0 with one in which it is free, using the Savage–Dickey density ratio</w:t>
-      </w:r>
-      <w:r>
-        <w:t xml:space="preserve"> </w:t>
-      </w:r>
-      <w:r>
-        <w:t xml:space="preserve">(</w:t>
-      </w:r>
-      <w:hyperlink w:anchor="ref-wagenmakers2010">
-        <w:r>
-          <w:rPr>
-            <w:rStyle w:val="Hyperlink"/>
-          </w:rPr>
-          <w:t xml:space="preserve">Wagenmakers et al., 2010</w:t>
-        </w:r>
-      </w:hyperlink>
-      <w:r>
-        <w:t xml:space="preserve">)</w:t>
-      </w:r>
-      <w:r>
-        <w:t xml:space="preserve">: the posterior density of the comparison at 0 divided by its prior density at 0. The prior densities came from the same models sampled from their priors only, and both densities were computed for the comparisons on the link scale, where the equal priors apply. For τ and for the expected re-reading time, which have no single link scale, they were computed on the response scale; for the expected re-reading time, at the population level (without random effects), because averaging over random effects drawn from their priors produced prior draws too extreme for a density estimate. For the Group × Topic comparisons of look-backs and final test scores, the Bayes factors were also computed on the response scale (probabilities and proportions of points), the scale of the estimates. These comparisons involve different Polio and TB items, some of which had outcomes near 0 or 1, and for such outcomes the same comparison is much less precise in log-odds than in probability, so link-scale Bayes factors could contradict the estimates. BF</w:t>
-      </w:r>
-      <w:r>
-        <w:rPr>
-          <w:vertAlign w:val="subscript"/>
-        </w:rPr>
-        <w:t xml:space="preserve">10</w:t>
-      </w:r>
-      <w:r>
-        <w:t xml:space="preserve"> </w:t>
-      </w:r>
-      <w:r>
-        <w:t xml:space="preserve">&gt; 3 indicates moderate, BF</w:t>
-      </w:r>
-      <w:r>
-        <w:rPr>
-          <w:vertAlign w:val="subscript"/>
-        </w:rPr>
-        <w:t xml:space="preserve">10</w:t>
-      </w:r>
-      <w:r>
-        <w:t xml:space="preserve"> </w:t>
-      </w:r>
-      <w:r>
-        <w:t xml:space="preserve">&gt; 10 strong, BF</w:t>
-      </w:r>
-      <w:r>
-        <w:rPr>
-          <w:vertAlign w:val="subscript"/>
-        </w:rPr>
-        <w:t xml:space="preserve">10</w:t>
-      </w:r>
-      <w:r>
-        <w:t xml:space="preserve"> </w:t>
-      </w:r>
-      <w:r>
-        <w:t xml:space="preserve">&gt; 30 very strong, and BF</w:t>
-      </w:r>
-      <w:r>
-        <w:rPr>
-          <w:vertAlign w:val="subscript"/>
-        </w:rPr>
-        <w:t xml:space="preserve">10</w:t>
-      </w:r>
-      <w:r>
-        <w:t xml:space="preserve"> </w:t>
-      </w:r>
-      <w:r>
-        <w:t xml:space="preserve">&gt; 100 extreme evidence for a difference, and BF</w:t>
-      </w:r>
-      <w:r>
-        <w:rPr>
-          <w:vertAlign w:val="subscript"/>
-        </w:rPr>
-        <w:t xml:space="preserve">01</w:t>
-      </w:r>
-      <w:r>
-        <w:t xml:space="preserve"> </w:t>
-      </w:r>
-      <w:r>
-        <w:t xml:space="preserve">= 1/BF</w:t>
-      </w:r>
-      <w:r>
-        <w:rPr>
-          <w:vertAlign w:val="subscript"/>
-        </w:rPr>
-        <w:t xml:space="preserve">10</w:t>
-      </w:r>
-      <w:r>
-        <w:t xml:space="preserve"> </w:t>
-      </w:r>
-      <w:r>
-        <w:t xml:space="preserve">the corresponding evidence for no difference; values between 1/3 and 3 are anecdotal</w:t>
-      </w:r>
-      <w:r>
-        <w:t xml:space="preserve"> </w:t>
-      </w:r>
-      <w:r>
-        <w:t xml:space="preserve">(</w:t>
-      </w:r>
-      <w:hyperlink w:anchor="ref-leewagenmakers2014">
-        <w:r>
-          <w:rPr>
-            <w:rStyle w:val="Hyperlink"/>
-          </w:rPr>
-          <w:t xml:space="preserve">Lee &amp; Wagenmakers, 2014</w:t>
-        </w:r>
-      </w:hyperlink>
-      <w:r>
-        <w:t xml:space="preserve">)</w:t>
-      </w:r>
-      <w:r>
-        <w:t xml:space="preserve">. Because a Bayes factor depends on the prior, all comparisons between conditions received the same prior, and we report how sensitive the posteriors were to the priors [power-scaling sensitivity;</w:t>
-      </w:r>
-      <w:r>
-        <w:t xml:space="preserve"> </w:t>
-      </w:r>
-      <w:r>
-        <w:t xml:space="preserve">Kallioinen et al. (</w:t>
-      </w:r>
-      <w:hyperlink w:anchor="ref-priorsense2023">
-        <w:r>
-          <w:rPr>
-            <w:rStyle w:val="Hyperlink"/>
-          </w:rPr>
-          <w:t xml:space="preserve">2023</w:t>
-        </w:r>
-      </w:hyperlink>
-      <w:r>
-        <w:t xml:space="preserve">)</w:t>
-      </w:r>
-      <w:r>
-        <w:t xml:space="preserve">].</w:t>
-      </w:r>
-    </w:p>
-    <w:bookmarkStart w:id="50" w:name="deviations-from-the-preregistration"/>
-    <w:p>
-      <w:pPr>
-        <w:pStyle w:val="Heading3"/>
-      </w:pPr>
-      <w:r>
-        <w:t xml:space="preserve">Deviations From the Preregistration</w:t>
-      </w:r>
-    </w:p>
-    <w:p>
-      <w:pPr>
-        <w:pStyle w:val="FirstParagraph"/>
-      </w:pPr>
-      <w:r>
-        <w:t xml:space="preserve">Deviations from the preregistration, the reasons for them, and their likely effect on the results are listed in</w:t>
-      </w:r>
-      <w:r>
-        <w:t xml:space="preserve"> </w:t>
-      </w:r>
-      <w:hyperlink w:anchor="apx-c">
-        <w:r>
-          <w:rPr>
-            <w:rStyle w:val="Hyperlink"/>
-          </w:rPr>
-          <w:t xml:space="preserve">Appendix C</w:t>
-        </w:r>
-      </w:hyperlink>
-      <w:r>
-        <w:t xml:space="preserve"> </w:t>
-      </w:r>
-      <w:r>
-        <w:t xml:space="preserve">(</w:t>
-      </w:r>
-      <w:hyperlink w:anchor="tbl-deviations">
-        <w:r>
-          <w:rPr>
-            <w:rStyle w:val="Hyperlink"/>
-          </w:rPr>
-          <w:t xml:space="preserve">Table C1</w:t>
-        </w:r>
-      </w:hyperlink>
-      <w:r>
-        <w:t xml:space="preserve">).</w:t>
-      </w:r>
-    </w:p>
-    <w:bookmarkEnd w:id="50"/>
-    <w:bookmarkEnd w:id="51"/>
-    <w:bookmarkEnd w:id="52"/>
-    <w:bookmarkStart w:id="67" w:name="results"/>
-    <w:p>
-      <w:pPr>
-        <w:pStyle w:val="Heading1"/>
-      </w:pPr>
-      <w:r>
-        <w:t xml:space="preserve">Results</w:t>
-      </w:r>
-    </w:p>
-    <w:bookmarkStart w:id="53" w:name="prequestion-performance"/>
-    <w:p>
-      <w:pPr>
-        <w:pStyle w:val="Heading2"/>
-      </w:pPr>
-      <w:r>
-        <w:t xml:space="preserve">Prequestion Performance</w:t>
-      </w:r>
-    </w:p>
-    <w:p>
-      <w:pPr>
-        <w:pStyle w:val="FirstParagraph"/>
-      </w:pPr>
-      <w:r>
-        <w:t xml:space="preserve">As intended, participants knew little of the material before reading. Participants in the Polio prequestion condition earned 4.1% of the available points on the prequestions (</w:t>
-      </w:r>
-      <w:r>
-        <w:rPr>
-          <w:i/>
-          <w:iCs/>
-        </w:rPr>
-        <w:t xml:space="preserve">SD</w:t>
-      </w:r>
-      <w:r>
-        <w:t xml:space="preserve"> </w:t>
-      </w:r>
-      <w:r>
-        <w:t xml:space="preserve">= 5.2%) and those in the TB prequestion condition 10.5% (</w:t>
-      </w:r>
-      <w:r>
-        <w:rPr>
-          <w:i/>
-          <w:iCs/>
-        </w:rPr>
-        <w:t xml:space="preserve">SD</w:t>
-      </w:r>
-      <w:r>
-        <w:t xml:space="preserve"> </w:t>
-      </w:r>
-      <w:r>
-        <w:t xml:space="preserve">= 10.9%). Participants attempted 43.1% (Polio) and 39.6% (TB) of the prequestions; the rest were left blank or answered</w:t>
-      </w:r>
-      <w:r>
-        <w:t xml:space="preserve"> </w:t>
-      </w:r>
-      <w:r>
-        <w:t xml:space="preserve">“I don’t know”</w:t>
-      </w:r>
-      <w:r>
-        <w:t xml:space="preserve">. In a beta-binomial model of the points earned on each prequestion, with random intercepts for participants and questions, prequestion scores were similar in the two conditions (model-estimated scores: 10.6% in the TB and 8.6% in the Polio condition), TB − Polio: 2.0 percentage points, 95% CrI [-2.0, 6.0], pd = 83.0%. Because each condition answered its own five questions, this comparison cannot separate prior knowledge from the difficulty of the questions, so it is reported descriptively.</w:t>
-      </w:r>
-    </w:p>
-    <w:bookmarkEnd w:id="53"/>
-    <w:bookmarkStart w:id="58" w:name="final-test-performance"/>
-    <w:p>
-      <w:pPr>
-        <w:pStyle w:val="Heading2"/>
-      </w:pPr>
-      <w:r>
-        <w:t xml:space="preserve">Final Test Performance</w:t>
-      </w:r>
-    </w:p>
-    <w:p>
-      <w:pPr>
-        <w:pStyle w:val="FirstParagraph"/>
-      </w:pPr>
-      <w:r>
-        <w:t xml:space="preserve">Final test performance was analysed as the proportion of each question’s points earned (</w:t>
-      </w:r>
-      <w:hyperlink w:anchor="fig-test">
-        <w:r>
-          <w:rPr>
-            <w:rStyle w:val="Hyperlink"/>
-          </w:rPr>
-          <w:t xml:space="preserve">Figure 3</w:t>
-        </w:r>
-      </w:hyperlink>
-      <w:r>
-        <w:t xml:space="preserve">). Pooled over the two prequestion conditions, participants earned 62.2% of the points on their prequestioned topic, compared with 45.6% for no-prequestion participants on the same questions, a specific benefit of 16.7 percentage points, 95% CrI [12.5, 20.7], pd &gt; 99.9%, BF</w:t>
-      </w:r>
-      <w:r>
-        <w:rPr>
-          <w:vertAlign w:val="subscript"/>
-        </w:rPr>
-        <w:t xml:space="preserve">10</w:t>
-      </w:r>
-      <w:r>
-        <w:t xml:space="preserve"> </w:t>
-      </w:r>
-      <w:r>
-        <w:t xml:space="preserve">= 1.3 × 10</w:t>
-      </w:r>
-      <w:r>
-        <w:rPr>
-          <w:vertAlign w:val="superscript"/>
-        </w:rPr>
-        <w:t xml:space="preserve">8</w:t>
-      </w:r>
-      <w:r>
-        <w:t xml:space="preserve">: extreme evidence for a difference. On the non-prequestioned topic they earned 41.0%, numerically slightly lower than in the no-prequestion condition, -4.6 percentage points, 95% CrI [-8.9, -0.3], pd = 98.1%, BF</w:t>
-      </w:r>
-      <w:r>
-        <w:rPr>
-          <w:vertAlign w:val="subscript"/>
-        </w:rPr>
-        <w:t xml:space="preserve">01</w:t>
-      </w:r>
-      <w:r>
-        <w:t xml:space="preserve"> </w:t>
-      </w:r>
-      <w:r>
-        <w:t xml:space="preserve">= 1.85. There was therefore no general benefit. Although the difference met the preregistered criterion (pd &gt; 97.5%) in the direction of a cost, the Bayes factor was inconclusive, providing only anecdotal evidence for no difference, so we do not interpret it as a general cost.</w:t>
-      </w:r>
-    </w:p>
-    <w:p>
-      <w:pPr>
-        <w:pStyle w:val="BodyText"/>
-      </w:pPr>
-      <w:r>
-        <w:t xml:space="preserve">In the Group × Topic model (</w:t>
-      </w:r>
-      <w:hyperlink w:anchor="fig-test">
-        <w:r>
-          <w:rPr>
-            <w:rStyle w:val="Hyperlink"/>
-          </w:rPr>
-          <w:t xml:space="preserve">Figure 3</w:t>
-        </w:r>
-      </w:hyperlink>
-      <w:r>
-        <w:t xml:space="preserve">; Bayes factors on the response scale, see Statistical Analysis), the Polio group scored higher on Polio than on TB questions (64.4% vs. 44.5%), Polio − TB = 19.9 percentage points, 95% CrI [13.8, 26.0], pd &gt; 99.9%, BF</w:t>
-      </w:r>
-      <w:r>
-        <w:rPr>
-          <w:vertAlign w:val="subscript"/>
-        </w:rPr>
-        <w:t xml:space="preserve">10</w:t>
-      </w:r>
-      <w:r>
-        <w:t xml:space="preserve"> </w:t>
-      </w:r>
-      <w:r>
-        <w:t xml:space="preserve">= 8.6 × 10</w:t>
-      </w:r>
-      <w:r>
-        <w:rPr>
-          <w:vertAlign w:val="superscript"/>
-        </w:rPr>
-        <w:t xml:space="preserve">5</w:t>
-      </w:r>
-      <w:r>
-        <w:t xml:space="preserve">, whereas the TB group scored higher on TB than on Polio questions (59.2% vs. 38.1%), Polio − TB = -21.1 percentage points, 95% CrI [-27.1, -15.1], pd &gt; 99.9%, BF</w:t>
-      </w:r>
-      <w:r>
-        <w:rPr>
-          <w:vertAlign w:val="subscript"/>
-        </w:rPr>
-        <w:t xml:space="preserve">10</w:t>
-      </w:r>
-      <w:r>
-        <w:t xml:space="preserve"> </w:t>
-      </w:r>
-      <w:r>
-        <w:t xml:space="preserve">= 1.6 × 10</w:t>
-      </w:r>
-      <w:r>
-        <w:rPr>
-          <w:vertAlign w:val="superscript"/>
-        </w:rPr>
-        <w:t xml:space="preserve">6</w:t>
-      </w:r>
-      <w:r>
-        <w:t xml:space="preserve">. The no-prequestion group, which saw no prequestions, scored 43.9% on Polio and 47.5% on TB questions, Polio − TB = -3.6 percentage points, 95% CrI [-9.5, 2.3], pd = 88.3%, BF</w:t>
-      </w:r>
-      <w:r>
-        <w:rPr>
-          <w:vertAlign w:val="subscript"/>
-        </w:rPr>
-        <w:t xml:space="preserve">01</w:t>
-      </w:r>
-      <w:r>
-        <w:t xml:space="preserve"> </w:t>
-      </w:r>
-      <w:r>
-        <w:t xml:space="preserve">= 3.54. The Group × Topic interaction contrast—the Polio group’s Polio − TB difference minus the TB group’s—was 41.0 percentage points, 95% CrI [32.4, 49.4], pd &gt; 99.9%, BF</w:t>
-      </w:r>
-      <w:r>
-        <w:rPr>
-          <w:vertAlign w:val="subscript"/>
-        </w:rPr>
-        <w:t xml:space="preserve">10</w:t>
-      </w:r>
-      <w:r>
-        <w:t xml:space="preserve"> </w:t>
-      </w:r>
-      <w:r>
-        <w:t xml:space="preserve">= 1.5 × 10</w:t>
-      </w:r>
-      <w:r>
-        <w:rPr>
-          <w:vertAlign w:val="superscript"/>
-        </w:rPr>
-        <w:t xml:space="preserve">10</w:t>
-      </w:r>
-      <w:r>
-        <w:t xml:space="preserve">: extreme evidence that each prequestion group did relatively better on its own topic.</w:t>
-      </w:r>
-    </w:p>
-    <w:bookmarkStart w:id="57" w:name="fig-test"/>
-    <w:p>
-      <w:pPr>
-        <w:pStyle w:val="FigureTitle"/>
-      </w:pPr>
-      <w:r>
-        <w:t xml:space="preserve">Figure 3</w:t>
-      </w:r>
-    </w:p>
-    <w:p>
-      <w:pPr>
-        <w:pStyle w:val="Caption"/>
-      </w:pPr>
-      <w:r>
-        <w:t xml:space="preserve">Final Test Performance: Posterior Distributions of the Model-Estimated Means</w:t>
+        <w:t xml:space="preserve">Eye-Movement Measures, Illustrated With a Schematic Reading Example</w:t>
       </w:r>
     </w:p>
     <w:p>
@@ -4875,20 +3621,1141 @@
       <w:r>
         <w:drawing>
           <wp:inline>
-            <wp:extent cx="5943600" cy="3291839"/>
+            <wp:extent cx="5943600" cy="3749039"/>
             <wp:effectExtent b="0" l="0" r="0" t="0"/>
-            <wp:docPr descr="" title="" id="55" name="Picture"/>
+            <wp:docPr descr="" title="" id="48" name="Picture"/>
             <a:graphic>
               <a:graphicData uri="http://schemas.openxmlformats.org/drawingml/2006/picture">
                 <pic:pic>
                   <pic:nvPicPr>
-                    <pic:cNvPr descr="manuscript_files/figure-docx/fig-test-1.png" id="56" name="Picture"/>
+                    <pic:cNvPr descr="manuscript_files/figure-docx/fig-measures-1.png" id="49" name="Picture"/>
                     <pic:cNvPicPr>
                       <a:picLocks noChangeArrowheads="1" noChangeAspect="1"/>
                     </pic:cNvPicPr>
                   </pic:nvPicPr>
                   <pic:blipFill>
-                    <a:blip r:embed="rId54"/>
+                    <a:blip r:embed="rId47"/>
+                    <a:stretch>
+                      <a:fillRect/>
+                    </a:stretch>
+                  </pic:blipFill>
+                  <pic:spPr bwMode="auto">
+                    <a:xfrm>
+                      <a:off x="0" y="0"/>
+                      <a:ext cx="5943600" cy="3749039"/>
+                    </a:xfrm>
+                    <a:prstGeom prst="rect">
+                      <a:avLst/>
+                    </a:prstGeom>
+                    <a:noFill/>
+                    <a:ln w="9525">
+                      <a:noFill/>
+                      <a:headEnd/>
+                      <a:tailEnd/>
+                    </a:ln>
+                  </pic:spPr>
+                </pic:pic>
+              </a:graphicData>
+            </a:graphic>
+          </wp:inline>
+        </w:drawing>
+      </w:r>
+    </w:p>
+    <w:bookmarkEnd w:id="50"/>
+    <w:p>
+      <w:pPr>
+        <w:pStyle w:val="FigureNote"/>
+      </w:pPr>
+      <w:r>
+        <w:rPr>
+          <w:i/>
+          <w:iCs/>
+        </w:rPr>
+        <w:t xml:space="preserve">Note</w:t>
+      </w:r>
+      <w:r>
+        <w:t xml:space="preserve">. Definitions follow</w:t>
+      </w:r>
+      <w:r>
+        <w:t xml:space="preserve"> </w:t>
+      </w:r>
+      <w:r>
+        <w:t xml:space="preserve">Schotter and Dillon (</w:t>
+      </w:r>
+      <w:hyperlink w:anchor="ref-schotter2025">
+        <w:r>
+          <w:rPr>
+            <w:rStyle w:val="Hyperlink"/>
+          </w:rPr>
+          <w:t xml:space="preserve">2025</w:t>
+        </w:r>
+      </w:hyperlink>
+      <w:r>
+        <w:t xml:space="preserve">)</w:t>
+      </w:r>
+      <w:r>
+        <w:t xml:space="preserve">. The circles are fixations, numbered in time order (arrows: saccades; dashed arrows: regressions; dotted arrows: moves to the next line); the shaded sentence is the target, and each fixation is coloured by the measure it counts towards for the target.</w:t>
+      </w:r>
+      <w:r>
+        <w:t xml:space="preserve"> </w:t>
+      </w:r>
+      <w:r>
+        <w:rPr>
+          <w:i/>
+          <w:iCs/>
+        </w:rPr>
+        <w:t xml:space="preserve">Selective regression-path duration</w:t>
+      </w:r>
+      <w:r>
+        <w:t xml:space="preserve"> </w:t>
+      </w:r>
+      <w:r>
+        <w:t xml:space="preserve">(first-pass reading; also called right-bounded reading time or selective go-past time) sums the fixations on the sentence from first entering it until the eyes first move past it to later text; fixations on earlier text during this period (here, 6) are not counted and do not end it.</w:t>
+      </w:r>
+      <w:r>
+        <w:t xml:space="preserve"> </w:t>
+      </w:r>
+      <w:r>
+        <w:rPr>
+          <w:i/>
+          <w:iCs/>
+        </w:rPr>
+        <w:t xml:space="preserve">Total gaze duration</w:t>
+      </w:r>
+      <w:r>
+        <w:t xml:space="preserve"> </w:t>
+      </w:r>
+      <w:r>
+        <w:t xml:space="preserve">sums all fixations on the sentence.</w:t>
+      </w:r>
+      <w:r>
+        <w:t xml:space="preserve"> </w:t>
+      </w:r>
+      <w:r>
+        <w:rPr>
+          <w:i/>
+          <w:iCs/>
+        </w:rPr>
+        <w:t xml:space="preserve">Regression-in</w:t>
+      </w:r>
+      <w:r>
+        <w:t xml:space="preserve"> </w:t>
+      </w:r>
+      <w:r>
+        <w:t xml:space="preserve">records whether the eyes returned to the sentence from later text (0/1).</w:t>
+      </w:r>
+      <w:r>
+        <w:t xml:space="preserve"> </w:t>
+      </w:r>
+      <w:r>
+        <w:rPr>
+          <w:i/>
+          <w:iCs/>
+        </w:rPr>
+        <w:t xml:space="preserve">Re-reading time</w:t>
+      </w:r>
+      <w:r>
+        <w:t xml:space="preserve"> </w:t>
+      </w:r>
+      <w:r>
+        <w:t xml:space="preserve">sums the fixations on the sentence after the reader had first moved on to later text (operationalizing the preregistered</w:t>
+      </w:r>
+      <w:r>
+        <w:t xml:space="preserve"> </w:t>
+      </w:r>
+      <w:r>
+        <w:t xml:space="preserve">“re-reading durations back to the prequestioned information”</w:t>
+      </w:r>
+      <w:r>
+        <w:t xml:space="preserve">). Selective regression-path duration is defined only for sentences fixated before any later sentence (not skipped). The duration measures do not overlap: total gaze duration is the sum of selective regression-path duration, re-reading time, and any fixations made before reading started on the page. Global measures include later returns to the sentence; the local measure reflects processing when the sentence is first encountered. The preregistered first-pass duration (fixations until the sentence is first exited) would here be 3 + 4 + 5 only, cut short by the brief return at 6; it was replaced by selective regression-path duration (see Statistical Analysis). All durations were divided by the number of words in the sentence (ms per word).</w:t>
+      </w:r>
+    </w:p>
+    <w:bookmarkEnd w:id="51"/>
+    <w:bookmarkStart w:id="54" w:name="statistical-analysis"/>
+    <w:p>
+      <w:pPr>
+        <w:pStyle w:val="Heading2"/>
+      </w:pPr>
+      <w:r>
+        <w:t xml:space="preserve">Statistical Analysis</w:t>
+      </w:r>
+    </w:p>
+    <w:p>
+      <w:pPr>
+        <w:pStyle w:val="FirstParagraph"/>
+      </w:pPr>
+      <w:r>
+        <w:t xml:space="preserve">All analyses were conducted in R version 4.6.1</w:t>
+      </w:r>
+      <w:r>
+        <w:t xml:space="preserve"> </w:t>
+      </w:r>
+      <w:r>
+        <w:t xml:space="preserve">(</w:t>
+      </w:r>
+      <w:hyperlink w:anchor="ref-R-base">
+        <w:r>
+          <w:rPr>
+            <w:rStyle w:val="Hyperlink"/>
+          </w:rPr>
+          <w:t xml:space="preserve">R Core Team, 2026</w:t>
+        </w:r>
+      </w:hyperlink>
+      <w:r>
+        <w:t xml:space="preserve">)</w:t>
+      </w:r>
+      <w:r>
+        <w:t xml:space="preserve">.</w:t>
+      </w:r>
+      <w:r>
+        <w:rPr>
+          <w:rStyle w:val="FootnoteReference"/>
+        </w:rPr>
+        <w:footnoteReference w:id="52"/>
+      </w:r>
+      <w:r>
+        <w:t xml:space="preserve"> </w:t>
+      </w:r>
+      <w:r>
+        <w:t xml:space="preserve">The effects of prequestions on test performance and eye movements were estimated with Bayesian mixed models in brms</w:t>
+      </w:r>
+      <w:r>
+        <w:t xml:space="preserve"> </w:t>
+      </w:r>
+      <w:r>
+        <w:t xml:space="preserve">(</w:t>
+      </w:r>
+      <w:hyperlink w:anchor="ref-brms2017">
+        <w:r>
+          <w:rPr>
+            <w:rStyle w:val="Hyperlink"/>
+          </w:rPr>
+          <w:t xml:space="preserve">Bürkner, 2017</w:t>
+        </w:r>
+      </w:hyperlink>
+      <w:r>
+        <w:t xml:space="preserve">)</w:t>
+      </w:r>
+      <w:r>
+        <w:t xml:space="preserve">, which fits models in Stan</w:t>
+      </w:r>
+      <w:r>
+        <w:t xml:space="preserve"> </w:t>
+      </w:r>
+      <w:r>
+        <w:t xml:space="preserve">(</w:t>
+      </w:r>
+      <w:hyperlink w:anchor="ref-stan2017">
+        <w:r>
+          <w:rPr>
+            <w:rStyle w:val="Hyperlink"/>
+          </w:rPr>
+          <w:t xml:space="preserve">B. Carpenter et al., 2017</w:t>
+        </w:r>
+      </w:hyperlink>
+      <w:r>
+        <w:t xml:space="preserve">)</w:t>
+      </w:r>
+      <w:r>
+        <w:t xml:space="preserve">, run through cmdstanr</w:t>
+      </w:r>
+      <w:r>
+        <w:t xml:space="preserve"> </w:t>
+      </w:r>
+      <w:r>
+        <w:t xml:space="preserve">(</w:t>
+      </w:r>
+      <w:hyperlink w:anchor="ref-R-cmdstanr">
+        <w:r>
+          <w:rPr>
+            <w:rStyle w:val="Hyperlink"/>
+          </w:rPr>
+          <w:t xml:space="preserve">Gabry et al., 2025</w:t>
+        </w:r>
+      </w:hyperlink>
+      <w:r>
+        <w:t xml:space="preserve">)</w:t>
+      </w:r>
+      <w:r>
+        <w:t xml:space="preserve"> </w:t>
+      </w:r>
+      <w:r>
+        <w:t xml:space="preserve">with CmdStan 2.37.0. Each target sentence, and each final-test question, was coded by its status for the reader:</w:t>
+      </w:r>
+      <w:r>
+        <w:t xml:space="preserve"> </w:t>
+      </w:r>
+      <w:r>
+        <w:rPr>
+          <w:i/>
+          <w:iCs/>
+        </w:rPr>
+        <w:t xml:space="preserve">prequestioned</w:t>
+      </w:r>
+      <w:r>
+        <w:t xml:space="preserve"> </w:t>
+      </w:r>
+      <w:r>
+        <w:t xml:space="preserve">(Polio sentences and questions for readers in the Polio condition, TB sentences and questions for readers in the TB condition),</w:t>
+      </w:r>
+      <w:r>
+        <w:t xml:space="preserve"> </w:t>
+      </w:r>
+      <w:r>
+        <w:rPr>
+          <w:i/>
+          <w:iCs/>
+        </w:rPr>
+        <w:t xml:space="preserve">non-prequestioned</w:t>
+      </w:r>
+      <w:r>
+        <w:t xml:space="preserve"> </w:t>
+      </w:r>
+      <w:r>
+        <w:t xml:space="preserve">(the other topic for those readers), or</w:t>
+      </w:r>
+      <w:r>
+        <w:t xml:space="preserve"> </w:t>
+      </w:r>
+      <w:r>
+        <w:rPr>
+          <w:i/>
+          <w:iCs/>
+        </w:rPr>
+        <w:t xml:space="preserve">no-prequestion</w:t>
+      </w:r>
+      <w:r>
+        <w:t xml:space="preserve"> </w:t>
+      </w:r>
+      <w:r>
+        <w:t xml:space="preserve">(both topics for readers in the no-prequestion condition). The main models pooled the two prequestion conditions, with Status and Topic (Polio, TB) as fixed effects. The</w:t>
+      </w:r>
+      <w:r>
+        <w:t xml:space="preserve"> </w:t>
+      </w:r>
+      <w:r>
+        <w:rPr>
+          <w:i/>
+          <w:iCs/>
+        </w:rPr>
+        <w:t xml:space="preserve">specific effect</w:t>
+      </w:r>
+      <w:r>
+        <w:t xml:space="preserve"> </w:t>
+      </w:r>
+      <w:r>
+        <w:t xml:space="preserve">of prequestions was the difference prequestioned − no-prequestion: the same sentences or questions for readers whose prequestions they answered and for readers who saw no prequestions. The</w:t>
+      </w:r>
+      <w:r>
+        <w:t xml:space="preserve"> </w:t>
+      </w:r>
+      <w:r>
+        <w:rPr>
+          <w:i/>
+          <w:iCs/>
+        </w:rPr>
+        <w:t xml:space="preserve">general effect</w:t>
+      </w:r>
+      <w:r>
+        <w:t xml:space="preserve"> </w:t>
+      </w:r>
+      <w:r>
+        <w:t xml:space="preserve">was non-prequestioned − no-prequestion. Because each topic contributes equally to the prequestioned, non-prequestioned, and no-prequestion cells, differences between the Polio and TB materials cancel in these comparisons. Both the specific and general effects and their breakdown by topic were preregistered. To break the effects down by topic, we fitted the preregistered Group (Polio prequestions, TB prequestions, or no prequestions) × Topic (Polio, TB) models with the same families and priors. Following the preregistered hypotheses, we estimated the Polio − TB difference within each group—predicted to be positive in the Polio group, negative in the TB group, and absent in the no-prequestion group—and the Group × Topic interaction contrast, the Polio group’s Polio − TB difference minus the TB group’s, predicted to be positive. Because the Polio and TB sentences (and questions) are different items, each within-group Polio − TB difference combines any effect of prequestions with differences between the items, and with five items per topic, the population-level topic difference is estimated imprecisely. Each within-group difference was therefore interpreted together with the interaction contrast, in which the item differences cancel because both groups read the same items.</w:t>
+      </w:r>
+    </w:p>
+    <w:p>
+      <w:pPr>
+        <w:pStyle w:val="BodyText"/>
+      </w:pPr>
+      <w:r>
+        <w:t xml:space="preserve">Reading times are strongly right-skewed, so no duration was analysed with a Gaussian model. As preregistered for heavily skewed durations, total gaze duration was analysed with an ex-Gaussian distributional model (cogmod;</w:t>
+      </w:r>
+      <w:r>
+        <w:t xml:space="preserve"> </w:t>
+      </w:r>
+      <w:r>
+        <w:t xml:space="preserve">Makowski (</w:t>
+      </w:r>
+      <w:hyperlink w:anchor="ref-R-cogmod">
+        <w:r>
+          <w:rPr>
+            <w:rStyle w:val="Hyperlink"/>
+          </w:rPr>
+          <w:t xml:space="preserve">2026</w:t>
+        </w:r>
+      </w:hyperlink>
+      <w:r>
+        <w:t xml:space="preserve">)</w:t>
+      </w:r>
+      <w:r>
+        <w:t xml:space="preserve">), which describes a duration as the sum of a Gaussian component, whose mean μ reflects typical reading time, and an exponential component, whose mean τ reflects the tail of unusually long readings. The fixed and random effects applied to both μ and τ, and σ had by-participant random intercepts. The preregistered first-pass duration, from first entering a sentence until first leaving it, could not be described by any of the distributions we considered (ex-Gaussian, Gamma, lognormal), because it mixes two kinds of first pass. About half of first passes, in all three conditions, were cut short after a few fixations by a brief return to the preceding line, so the distribution had two modes: interrupted first passes of a few hundred milliseconds and complete first readings of several seconds. First-pass reading was therefore measured as selective regression-path duration [also called right-bounded reading time;</w:t>
+      </w:r>
+      <w:r>
+        <w:t xml:space="preserve"> </w:t>
+      </w:r>
+      <w:r>
+        <w:t xml:space="preserve">Schotter and Dillon (</w:t>
+      </w:r>
+      <w:hyperlink w:anchor="ref-schotter2025">
+        <w:r>
+          <w:rPr>
+            <w:rStyle w:val="Hyperlink"/>
+          </w:rPr>
+          <w:t xml:space="preserve">2025</w:t>
+        </w:r>
+      </w:hyperlink>
+      <w:r>
+        <w:t xml:space="preserve">)</w:t>
+      </w:r>
+      <w:r>
+        <w:t xml:space="preserve">]: the time spent on the sentence from first entering it until the eyes first moved past it to later text, so that brief returns to earlier text did not end it and time spent on earlier text was not counted (</w:t>
+      </w:r>
+      <w:hyperlink w:anchor="fig-measures">
+        <w:r>
+          <w:rPr>
+            <w:rStyle w:val="Hyperlink"/>
+          </w:rPr>
+          <w:t xml:space="preserve">Figure 3</w:t>
+        </w:r>
+      </w:hyperlink>
+      <w:r>
+        <w:t xml:space="preserve">). Its distribution was unimodal and right-skewed and closely described by the ex-Gaussian, so it was analysed with the same ex-Gaussian model as total gaze duration (μ and τ). Re-reading time was the time spent on a sentence after the reader had first moved on to later text, so that the two measures do not overlap</w:t>
+      </w:r>
+      <w:r>
+        <w:t xml:space="preserve"> </w:t>
+      </w:r>
+      <w:r>
+        <w:t xml:space="preserve">(cf. rereading time in</w:t>
+      </w:r>
+      <w:r>
+        <w:t xml:space="preserve"> </w:t>
+      </w:r>
+      <w:hyperlink w:anchor="ref-schotter2025">
+        <w:r>
+          <w:rPr>
+            <w:rStyle w:val="Hyperlink"/>
+          </w:rPr>
+          <w:t xml:space="preserve">Schotter &amp; Dillon, 2025</w:t>
+        </w:r>
+      </w:hyperlink>
+      <w:r>
+        <w:t xml:space="preserve">)</w:t>
+      </w:r>
+      <w:r>
+        <w:t xml:space="preserve">. Whether readers returned to a sentence from later text is captured by regressions-in (0/1), which were analysed with logistic models; re-reading time was analysed for the 37.5% of sentences that were re-read, with a Gamma model with a log link, which models positive, right-skewed durations without transforming them</w:t>
+      </w:r>
+      <w:r>
+        <w:t xml:space="preserve"> </w:t>
+      </w:r>
+      <w:r>
+        <w:t xml:space="preserve">(</w:t>
+      </w:r>
+      <w:hyperlink w:anchor="ref-lo2015">
+        <w:r>
+          <w:rPr>
+            <w:rStyle w:val="Hyperlink"/>
+          </w:rPr>
+          <w:t xml:space="preserve">Lo &amp; Andrews, 2015</w:t>
+        </w:r>
+      </w:hyperlink>
+      <w:r>
+        <w:t xml:space="preserve">)</w:t>
+      </w:r>
+      <w:r>
+        <w:t xml:space="preserve">; the ex-Gaussian was not suitable, because re-reading times were close to exponentially distributed, so that its Gaussian component collapsed (σ near zero). The model therefore describes how long readers re-read a sentence once they had returned to it. Because the questions were worth different numbers of points (1–4), final test performance was analysed as the points earned on each question out of its maximum, with a beta-binomial model: a binomial model of the points earned with an additional parameter for overdispersion, because a participant tends to know all or none of a question’s elements. Effects are reported on the scale of the expected proportion of a question’s points, which puts all questions on the same 0–1 scale. Because each question has at most four points, scores can take only a few values (0, .25, .33, .50, .67, .75, and 1). In posterior predictive checks, the beta-binomial model reproduced how often each score occurred (predicted and observed shares within 1.1 percentage points), better than a binomial model without overdispersion. Prequestion performance was analysed in the same way, comparing the two prequestion conditions.</w:t>
+      </w:r>
+    </w:p>
+    <w:p>
+      <w:pPr>
+        <w:pStyle w:val="BodyText"/>
+      </w:pPr>
+      <w:r>
+        <w:t xml:space="preserve">All models included the maximal random-effects structure warranted by the design</w:t>
+      </w:r>
+      <w:r>
+        <w:t xml:space="preserve"> </w:t>
+      </w:r>
+      <w:r>
+        <w:t xml:space="preserve">(</w:t>
+      </w:r>
+      <w:hyperlink w:anchor="ref-barr2013">
+        <w:r>
+          <w:rPr>
+            <w:rStyle w:val="Hyperlink"/>
+          </w:rPr>
+          <w:t xml:space="preserve">Barr et al., 2013</w:t>
+        </w:r>
+      </w:hyperlink>
+      <w:r>
+        <w:t xml:space="preserve">)</w:t>
+      </w:r>
+      <w:r>
+        <w:t xml:space="preserve">. Topic varied within participants, so the models included by-participant random intercepts and Topic slopes (the preregistered structure). Every target sentence and every final-test question was prequestioned for one group, non-prequestioned for another, and read or answered by the no-prequestion group, so Status (and Group) varied within items, and the models also included by-sentence (eye movements) or by-question (final test) random intercepts and Status (or Group) slopes. Within a participant, Status is determined by Topic, so no by-participant Status slope was possible. In the prequestion model, condition varied between participants and between questions, so it included random intercepts for participants and questions only. Status, Condition, and Topic were coded with equal-prior contrasts [</w:t>
+      </w:r>
+      <w:r>
+        <w:rPr>
+          <w:rStyle w:val="VerbatimChar"/>
+        </w:rPr>
+        <w:t xml:space="preserve">contr.equalprior_pairs</w:t>
+      </w:r>
+      <w:r>
+        <w:t xml:space="preserve">; bayestestR,</w:t>
+      </w:r>
+      <w:r>
+        <w:t xml:space="preserve"> </w:t>
+      </w:r>
+      <w:r>
+        <w:t xml:space="preserve">Makowski, Ben-Shachar, and Lüdecke (</w:t>
+      </w:r>
+      <w:hyperlink w:anchor="ref-bayestestR2019">
+        <w:r>
+          <w:rPr>
+            <w:rStyle w:val="Hyperlink"/>
+          </w:rPr>
+          <w:t xml:space="preserve">2019</w:t>
+        </w:r>
+      </w:hyperlink>
+      <w:r>
+        <w:t xml:space="preserve">)</w:t>
+      </w:r>
+      <w:r>
+        <w:t xml:space="preserve">]. With this coding, a normal(0,</w:t>
+      </w:r>
+      <w:r>
+        <w:t xml:space="preserve"> </w:t>
+      </w:r>
+      <w:r>
+        <w:rPr>
+          <w:i/>
+          <w:iCs/>
+        </w:rPr>
+        <w:t xml:space="preserve">s</w:t>
+      </w:r>
+      <w:r>
+        <w:t xml:space="preserve">) prior on the coefficients implies the same normal(0,</w:t>
+      </w:r>
+      <w:r>
+        <w:t xml:space="preserve"> </w:t>
+      </w:r>
+      <w:r>
+        <w:rPr>
+          <w:i/>
+          <w:iCs/>
+        </w:rPr>
+        <w:t xml:space="preserve">s</w:t>
+      </w:r>
+      <w:r>
+        <w:t xml:space="preserve">) prior on every pairwise difference between conditions, so that no condition serves as a reference with a different prior, and every comparison is tested against the same prior.</w:t>
+      </w:r>
+      <w:r>
+        <w:t xml:space="preserve"> </w:t>
+      </w:r>
+      <w:r>
+        <w:rPr>
+          <w:i/>
+          <w:iCs/>
+        </w:rPr>
+        <w:t xml:space="preserve">s</w:t>
+      </w:r>
+      <w:r>
+        <w:t xml:space="preserve"> </w:t>
+      </w:r>
+      <w:r>
+        <w:t xml:space="preserve">was set on each model’s link scale: 1.5 on the log-odds scale (regressions-in, final test, and prequestions; an odds ratio of 4.5 for one</w:t>
+      </w:r>
+      <w:r>
+        <w:t xml:space="preserve"> </w:t>
+      </w:r>
+      <w:r>
+        <w:rPr>
+          <w:i/>
+          <w:iCs/>
+        </w:rPr>
+        <w:t xml:space="preserve">SD</w:t>
+      </w:r>
+      <w:r>
+        <w:t xml:space="preserve">), 0.5 on the log scale of the Gamma models and on the scale of τ (a factor of about 1.65 for one</w:t>
+      </w:r>
+      <w:r>
+        <w:t xml:space="preserve"> </w:t>
+      </w:r>
+      <w:r>
+        <w:rPr>
+          <w:i/>
+          <w:iCs/>
+        </w:rPr>
+        <w:t xml:space="preserve">SD</w:t>
+      </w:r>
+      <w:r>
+        <w:t xml:space="preserve">), and 100 ms per word for μ. Intercepts, random-effect standard deviations, and correlations had weakly informative priors (</w:t>
+      </w:r>
+      <w:hyperlink w:anchor="apx-b">
+        <w:r>
+          <w:rPr>
+            <w:rStyle w:val="Hyperlink"/>
+          </w:rPr>
+          <w:t xml:space="preserve">Appendix B</w:t>
+        </w:r>
+      </w:hyperlink>
+      <w:r>
+        <w:t xml:space="preserve">). Each model was sampled with four chains of 10000 post-warm-up iterations (40000 posterior draws, enough for stable Bayes factors). All models converged: there were no divergent transitions, all R-hat values were below 1.001, and all bulk effective sample sizes exceeded 4900.</w:t>
+      </w:r>
+    </w:p>
+    <w:p>
+      <w:pPr>
+        <w:pStyle w:val="BodyText"/>
+      </w:pPr>
+      <w:r>
+        <w:t xml:space="preserve">Means and comparisons were computed on the response scale by averaging each posterior draw’s predictions over the observed sample (modelbased with the marginaleffects backend and</w:t>
+      </w:r>
+      <w:r>
+        <w:t xml:space="preserve"> </w:t>
+      </w:r>
+      <w:r>
+        <w:rPr>
+          <w:rStyle w:val="VerbatimChar"/>
+        </w:rPr>
+        <w:t xml:space="preserve">estimate = "average"</w:t>
+      </w:r>
+      <w:r>
+        <w:t xml:space="preserve">), so that they incorporate the variation due to the random effects. Durations are reported in ms per word, and probabilities and proportions in percent. Effects were summarized by their posterior mean, 95% credible interval (CrI), and probability of direction (pd), the proportion of the posterior with the same sign as its median. The pd is closely related to the frequentist</w:t>
+      </w:r>
+      <w:r>
+        <w:t xml:space="preserve"> </w:t>
+      </w:r>
+      <w:r>
+        <w:rPr>
+          <w:i/>
+          <w:iCs/>
+        </w:rPr>
+        <w:t xml:space="preserve">p</w:t>
+      </w:r>
+      <w:r>
+        <w:t xml:space="preserve"> </w:t>
+      </w:r>
+      <w:r>
+        <w:t xml:space="preserve">value: for a one-tailed test,</w:t>
+      </w:r>
+      <w:r>
+        <w:t xml:space="preserve"> </w:t>
+      </w:r>
+      <w:r>
+        <w:rPr>
+          <w:i/>
+          <w:iCs/>
+        </w:rPr>
+        <w:t xml:space="preserve">p</w:t>
+      </w:r>
+      <w:r>
+        <w:t xml:space="preserve"> </w:t>
+      </w:r>
+      <w:r>
+        <w:t xml:space="preserve">≈ 1 − pd, and for a two-tailed test,</w:t>
+      </w:r>
+      <w:r>
+        <w:t xml:space="preserve"> </w:t>
+      </w:r>
+      <w:r>
+        <w:rPr>
+          <w:i/>
+          <w:iCs/>
+        </w:rPr>
+        <w:t xml:space="preserve">p</w:t>
+      </w:r>
+      <w:r>
+        <w:t xml:space="preserve"> </w:t>
+      </w:r>
+      <w:r>
+        <w:t xml:space="preserve">≈ 2(1 − pd), so pd &gt; 95% corresponds to a one-tailed</w:t>
+      </w:r>
+      <w:r>
+        <w:t xml:space="preserve"> </w:t>
+      </w:r>
+      <w:r>
+        <w:rPr>
+          <w:i/>
+          <w:iCs/>
+        </w:rPr>
+        <w:t xml:space="preserve">p</w:t>
+      </w:r>
+      <w:r>
+        <w:t xml:space="preserve"> </w:t>
+      </w:r>
+      <w:r>
+        <w:t xml:space="preserve">&lt; .05</w:t>
+      </w:r>
+      <w:r>
+        <w:t xml:space="preserve"> </w:t>
+      </w:r>
+      <w:r>
+        <w:t xml:space="preserve">(</w:t>
+      </w:r>
+      <w:hyperlink w:anchor="ref-makowski2019">
+        <w:r>
+          <w:rPr>
+            <w:rStyle w:val="Hyperlink"/>
+          </w:rPr>
+          <w:t xml:space="preserve">Makowski, Ben-Shachar, Chen, et al., 2019</w:t>
+        </w:r>
+      </w:hyperlink>
+      <w:r>
+        <w:t xml:space="preserve">)</w:t>
+      </w:r>
+      <w:r>
+        <w:t xml:space="preserve">. The predictions for the specific effects and for prequestioned versus non-prequestioned material were directional (longer reading, more regressions, better recall), so we treated such an effect as present when pd &gt; 95% in the predicted direction. The general effects had no directional prediction, so for them we required pd &gt; 97.5%, corresponding to a two-tailed</w:t>
+      </w:r>
+      <w:r>
+        <w:t xml:space="preserve"> </w:t>
+      </w:r>
+      <w:r>
+        <w:rPr>
+          <w:i/>
+          <w:iCs/>
+        </w:rPr>
+        <w:t xml:space="preserve">p</w:t>
+      </w:r>
+      <w:r>
+        <w:t xml:space="preserve"> </w:t>
+      </w:r>
+      <w:r>
+        <w:t xml:space="preserve">&lt; .05. Bayes factors were not used as a decision criterion; we report them to describe the strength of the evidence for or against each effect. Because pd only indicates the direction of an effect and cannot provide evidence that an effect is absent, we also computed Bayes factors. Each Bayes factor compares a model in which the comparison equals 0 with one in which it is free, using the Savage–Dickey density ratio</w:t>
+      </w:r>
+      <w:r>
+        <w:t xml:space="preserve"> </w:t>
+      </w:r>
+      <w:r>
+        <w:t xml:space="preserve">(</w:t>
+      </w:r>
+      <w:hyperlink w:anchor="ref-wagenmakers2010">
+        <w:r>
+          <w:rPr>
+            <w:rStyle w:val="Hyperlink"/>
+          </w:rPr>
+          <w:t xml:space="preserve">Wagenmakers et al., 2010</w:t>
+        </w:r>
+      </w:hyperlink>
+      <w:r>
+        <w:t xml:space="preserve">)</w:t>
+      </w:r>
+      <w:r>
+        <w:t xml:space="preserve">: the posterior density of the comparison at 0 divided by its prior density at 0. The prior densities came from the same models sampled from their priors only, and both densities were computed for the comparisons on the link scale, where the equal priors apply. For τ and for the expected re-reading time, which have no single link scale, they were computed on the response scale; for the expected re-reading time, at the population level (without random effects), because averaging over random effects drawn from their priors produced prior draws too extreme for a density estimate. For the Group × Topic comparisons of look-backs and final test scores, the Bayes factors were also computed on the response scale (probabilities and proportions of points), the scale of the estimates. These comparisons involve different Polio and TB items, some of which had outcomes near 0 or 1, and for such outcomes the same comparison is much less precise in log-odds than in probability, so link-scale Bayes factors could contradict the estimates. BF</w:t>
+      </w:r>
+      <w:r>
+        <w:rPr>
+          <w:vertAlign w:val="subscript"/>
+        </w:rPr>
+        <w:t xml:space="preserve">10</w:t>
+      </w:r>
+      <w:r>
+        <w:t xml:space="preserve"> </w:t>
+      </w:r>
+      <w:r>
+        <w:t xml:space="preserve">&gt; 3 indicates moderate, BF</w:t>
+      </w:r>
+      <w:r>
+        <w:rPr>
+          <w:vertAlign w:val="subscript"/>
+        </w:rPr>
+        <w:t xml:space="preserve">10</w:t>
+      </w:r>
+      <w:r>
+        <w:t xml:space="preserve"> </w:t>
+      </w:r>
+      <w:r>
+        <w:t xml:space="preserve">&gt; 10 strong, BF</w:t>
+      </w:r>
+      <w:r>
+        <w:rPr>
+          <w:vertAlign w:val="subscript"/>
+        </w:rPr>
+        <w:t xml:space="preserve">10</w:t>
+      </w:r>
+      <w:r>
+        <w:t xml:space="preserve"> </w:t>
+      </w:r>
+      <w:r>
+        <w:t xml:space="preserve">&gt; 30 very strong, and BF</w:t>
+      </w:r>
+      <w:r>
+        <w:rPr>
+          <w:vertAlign w:val="subscript"/>
+        </w:rPr>
+        <w:t xml:space="preserve">10</w:t>
+      </w:r>
+      <w:r>
+        <w:t xml:space="preserve"> </w:t>
+      </w:r>
+      <w:r>
+        <w:t xml:space="preserve">&gt; 100 extreme evidence for a difference, and BF</w:t>
+      </w:r>
+      <w:r>
+        <w:rPr>
+          <w:vertAlign w:val="subscript"/>
+        </w:rPr>
+        <w:t xml:space="preserve">01</w:t>
+      </w:r>
+      <w:r>
+        <w:t xml:space="preserve"> </w:t>
+      </w:r>
+      <w:r>
+        <w:t xml:space="preserve">= 1/BF</w:t>
+      </w:r>
+      <w:r>
+        <w:rPr>
+          <w:vertAlign w:val="subscript"/>
+        </w:rPr>
+        <w:t xml:space="preserve">10</w:t>
+      </w:r>
+      <w:r>
+        <w:t xml:space="preserve"> </w:t>
+      </w:r>
+      <w:r>
+        <w:t xml:space="preserve">the corresponding evidence for no difference; values between 1/3 and 3 are anecdotal</w:t>
+      </w:r>
+      <w:r>
+        <w:t xml:space="preserve"> </w:t>
+      </w:r>
+      <w:r>
+        <w:t xml:space="preserve">(</w:t>
+      </w:r>
+      <w:hyperlink w:anchor="ref-leewagenmakers2014">
+        <w:r>
+          <w:rPr>
+            <w:rStyle w:val="Hyperlink"/>
+          </w:rPr>
+          <w:t xml:space="preserve">Lee &amp; Wagenmakers, 2014</w:t>
+        </w:r>
+      </w:hyperlink>
+      <w:r>
+        <w:t xml:space="preserve">)</w:t>
+      </w:r>
+      <w:r>
+        <w:t xml:space="preserve">. Because a Bayes factor depends on the prior, all comparisons between conditions received the same prior, and we report how sensitive the posteriors were to the priors [power-scaling sensitivity;</w:t>
+      </w:r>
+      <w:r>
+        <w:t xml:space="preserve"> </w:t>
+      </w:r>
+      <w:r>
+        <w:t xml:space="preserve">Kallioinen et al. (</w:t>
+      </w:r>
+      <w:hyperlink w:anchor="ref-priorsense2023">
+        <w:r>
+          <w:rPr>
+            <w:rStyle w:val="Hyperlink"/>
+          </w:rPr>
+          <w:t xml:space="preserve">2023</w:t>
+        </w:r>
+      </w:hyperlink>
+      <w:r>
+        <w:t xml:space="preserve">)</w:t>
+      </w:r>
+      <w:r>
+        <w:t xml:space="preserve">].</w:t>
+      </w:r>
+    </w:p>
+    <w:bookmarkStart w:id="53" w:name="deviations-from-the-preregistration"/>
+    <w:p>
+      <w:pPr>
+        <w:pStyle w:val="Heading3"/>
+      </w:pPr>
+      <w:r>
+        <w:t xml:space="preserve">Deviations From the Preregistration</w:t>
+      </w:r>
+    </w:p>
+    <w:p>
+      <w:pPr>
+        <w:pStyle w:val="FirstParagraph"/>
+      </w:pPr>
+      <w:r>
+        <w:t xml:space="preserve">Deviations from the preregistration, the reasons for them, and their likely effect on the results are listed in</w:t>
+      </w:r>
+      <w:r>
+        <w:t xml:space="preserve"> </w:t>
+      </w:r>
+      <w:hyperlink w:anchor="apx-c">
+        <w:r>
+          <w:rPr>
+            <w:rStyle w:val="Hyperlink"/>
+          </w:rPr>
+          <w:t xml:space="preserve">Appendix C</w:t>
+        </w:r>
+      </w:hyperlink>
+      <w:r>
+        <w:t xml:space="preserve"> </w:t>
+      </w:r>
+      <w:r>
+        <w:t xml:space="preserve">(</w:t>
+      </w:r>
+      <w:hyperlink w:anchor="tbl-deviations">
+        <w:r>
+          <w:rPr>
+            <w:rStyle w:val="Hyperlink"/>
+          </w:rPr>
+          <w:t xml:space="preserve">Table C1</w:t>
+        </w:r>
+      </w:hyperlink>
+      <w:r>
+        <w:t xml:space="preserve">).</w:t>
+      </w:r>
+    </w:p>
+    <w:bookmarkEnd w:id="53"/>
+    <w:bookmarkEnd w:id="54"/>
+    <w:bookmarkEnd w:id="55"/>
+    <w:bookmarkStart w:id="70" w:name="results"/>
+    <w:p>
+      <w:pPr>
+        <w:pStyle w:val="Heading1"/>
+      </w:pPr>
+      <w:r>
+        <w:t xml:space="preserve">Results</w:t>
+      </w:r>
+    </w:p>
+    <w:bookmarkStart w:id="56" w:name="prequestion-performance"/>
+    <w:p>
+      <w:pPr>
+        <w:pStyle w:val="Heading2"/>
+      </w:pPr>
+      <w:r>
+        <w:t xml:space="preserve">Prequestion Performance</w:t>
+      </w:r>
+    </w:p>
+    <w:p>
+      <w:pPr>
+        <w:pStyle w:val="FirstParagraph"/>
+      </w:pPr>
+      <w:r>
+        <w:t xml:space="preserve">As intended, participants knew little of the material before reading. Participants in the Polio prequestion condition earned 4.1% of the available points on the prequestions (</w:t>
+      </w:r>
+      <w:r>
+        <w:rPr>
+          <w:i/>
+          <w:iCs/>
+        </w:rPr>
+        <w:t xml:space="preserve">SD</w:t>
+      </w:r>
+      <w:r>
+        <w:t xml:space="preserve"> </w:t>
+      </w:r>
+      <w:r>
+        <w:t xml:space="preserve">= 5.2%) and those in the TB prequestion condition 10.5% (</w:t>
+      </w:r>
+      <w:r>
+        <w:rPr>
+          <w:i/>
+          <w:iCs/>
+        </w:rPr>
+        <w:t xml:space="preserve">SD</w:t>
+      </w:r>
+      <w:r>
+        <w:t xml:space="preserve"> </w:t>
+      </w:r>
+      <w:r>
+        <w:t xml:space="preserve">= 10.9%). Participants attempted 43.1% (Polio) and 39.6% (TB) of the prequestions; the rest were left blank or answered</w:t>
+      </w:r>
+      <w:r>
+        <w:t xml:space="preserve"> </w:t>
+      </w:r>
+      <w:r>
+        <w:t xml:space="preserve">“I don’t know”</w:t>
+      </w:r>
+      <w:r>
+        <w:t xml:space="preserve">. In a beta-binomial model of the points earned on each prequestion, with random intercepts for participants and questions, prequestion scores were similar in the two conditions (model-estimated scores: 10.6% in the TB and 8.6% in the Polio condition), TB − Polio: 2.0 percentage points, 95% CrI [-2.0, 6.0], pd = 83.0%. Because each condition answered its own five questions, this comparison cannot separate prior knowledge from the difficulty of the questions, so it is reported descriptively.</w:t>
+      </w:r>
+    </w:p>
+    <w:bookmarkEnd w:id="56"/>
+    <w:bookmarkStart w:id="61" w:name="final-test-performance"/>
+    <w:p>
+      <w:pPr>
+        <w:pStyle w:val="Heading2"/>
+      </w:pPr>
+      <w:r>
+        <w:t xml:space="preserve">Final Test Performance</w:t>
+      </w:r>
+    </w:p>
+    <w:p>
+      <w:pPr>
+        <w:pStyle w:val="FirstParagraph"/>
+      </w:pPr>
+      <w:r>
+        <w:t xml:space="preserve">Final test performance was analysed as the proportion of each question’s points earned (</w:t>
+      </w:r>
+      <w:hyperlink w:anchor="fig-test">
+        <w:r>
+          <w:rPr>
+            <w:rStyle w:val="Hyperlink"/>
+          </w:rPr>
+          <w:t xml:space="preserve">Figure 4</w:t>
+        </w:r>
+      </w:hyperlink>
+      <w:r>
+        <w:t xml:space="preserve">). Pooled over the two prequestion conditions, participants earned 62.2% of the points on their prequestioned topic, compared with 45.6% for no-prequestion participants on the same questions, a specific benefit of 16.7 percentage points, 95% CrI [12.5, 20.7], pd &gt; 99.9%, BF</w:t>
+      </w:r>
+      <w:r>
+        <w:rPr>
+          <w:vertAlign w:val="subscript"/>
+        </w:rPr>
+        <w:t xml:space="preserve">10</w:t>
+      </w:r>
+      <w:r>
+        <w:t xml:space="preserve"> </w:t>
+      </w:r>
+      <w:r>
+        <w:t xml:space="preserve">= 1.3 × 10</w:t>
+      </w:r>
+      <w:r>
+        <w:rPr>
+          <w:vertAlign w:val="superscript"/>
+        </w:rPr>
+        <w:t xml:space="preserve">8</w:t>
+      </w:r>
+      <w:r>
+        <w:t xml:space="preserve">: extreme evidence for a difference. On the non-prequestioned topic they earned 41.0%, numerically slightly lower than in the no-prequestion condition, -4.6 percentage points, 95% CrI [-8.9, -0.3], pd = 98.1%, BF</w:t>
+      </w:r>
+      <w:r>
+        <w:rPr>
+          <w:vertAlign w:val="subscript"/>
+        </w:rPr>
+        <w:t xml:space="preserve">01</w:t>
+      </w:r>
+      <w:r>
+        <w:t xml:space="preserve"> </w:t>
+      </w:r>
+      <w:r>
+        <w:t xml:space="preserve">= 1.85. There was therefore no general benefit. Although the difference met the preregistered criterion (pd &gt; 97.5%) in the direction of a cost, the Bayes factor was inconclusive, providing only anecdotal evidence for no difference, so we do not interpret it as a general cost.</w:t>
+      </w:r>
+    </w:p>
+    <w:p>
+      <w:pPr>
+        <w:pStyle w:val="BodyText"/>
+      </w:pPr>
+      <w:r>
+        <w:t xml:space="preserve">In the Group × Topic model (</w:t>
+      </w:r>
+      <w:hyperlink w:anchor="fig-test">
+        <w:r>
+          <w:rPr>
+            <w:rStyle w:val="Hyperlink"/>
+          </w:rPr>
+          <w:t xml:space="preserve">Figure 4</w:t>
+        </w:r>
+      </w:hyperlink>
+      <w:r>
+        <w:t xml:space="preserve">; Bayes factors on the response scale, see Statistical Analysis), the Polio group scored higher on Polio than on TB questions (64.4% vs. 44.5%), Polio − TB = 19.9 percentage points, 95% CrI [13.8, 26.0], pd &gt; 99.9%, BF</w:t>
+      </w:r>
+      <w:r>
+        <w:rPr>
+          <w:vertAlign w:val="subscript"/>
+        </w:rPr>
+        <w:t xml:space="preserve">10</w:t>
+      </w:r>
+      <w:r>
+        <w:t xml:space="preserve"> </w:t>
+      </w:r>
+      <w:r>
+        <w:t xml:space="preserve">= 8.6 × 10</w:t>
+      </w:r>
+      <w:r>
+        <w:rPr>
+          <w:vertAlign w:val="superscript"/>
+        </w:rPr>
+        <w:t xml:space="preserve">5</w:t>
+      </w:r>
+      <w:r>
+        <w:t xml:space="preserve">, whereas the TB group scored higher on TB than on Polio questions (59.2% vs. 38.1%), Polio − TB = -21.1 percentage points, 95% CrI [-27.1, -15.1], pd &gt; 99.9%, BF</w:t>
+      </w:r>
+      <w:r>
+        <w:rPr>
+          <w:vertAlign w:val="subscript"/>
+        </w:rPr>
+        <w:t xml:space="preserve">10</w:t>
+      </w:r>
+      <w:r>
+        <w:t xml:space="preserve"> </w:t>
+      </w:r>
+      <w:r>
+        <w:t xml:space="preserve">= 1.6 × 10</w:t>
+      </w:r>
+      <w:r>
+        <w:rPr>
+          <w:vertAlign w:val="superscript"/>
+        </w:rPr>
+        <w:t xml:space="preserve">6</w:t>
+      </w:r>
+      <w:r>
+        <w:t xml:space="preserve">. The no-prequestion group, which saw no prequestions, scored 43.9% on Polio and 47.5% on TB questions, Polio − TB = -3.6 percentage points, 95% CrI [-9.5, 2.3], pd = 88.3%, BF</w:t>
+      </w:r>
+      <w:r>
+        <w:rPr>
+          <w:vertAlign w:val="subscript"/>
+        </w:rPr>
+        <w:t xml:space="preserve">01</w:t>
+      </w:r>
+      <w:r>
+        <w:t xml:space="preserve"> </w:t>
+      </w:r>
+      <w:r>
+        <w:t xml:space="preserve">= 3.54. The Group × Topic interaction contrast—the Polio group’s Polio − TB difference minus the TB group’s—was 41.0 percentage points, 95% CrI [32.4, 49.4], pd &gt; 99.9%, BF</w:t>
+      </w:r>
+      <w:r>
+        <w:rPr>
+          <w:vertAlign w:val="subscript"/>
+        </w:rPr>
+        <w:t xml:space="preserve">10</w:t>
+      </w:r>
+      <w:r>
+        <w:t xml:space="preserve"> </w:t>
+      </w:r>
+      <w:r>
+        <w:t xml:space="preserve">= 1.5 × 10</w:t>
+      </w:r>
+      <w:r>
+        <w:rPr>
+          <w:vertAlign w:val="superscript"/>
+        </w:rPr>
+        <w:t xml:space="preserve">10</w:t>
+      </w:r>
+      <w:r>
+        <w:t xml:space="preserve">: extreme evidence that each prequestion group did relatively better on its own topic.</w:t>
+      </w:r>
+    </w:p>
+    <w:bookmarkStart w:id="60" w:name="fig-test"/>
+    <w:p>
+      <w:pPr>
+        <w:pStyle w:val="FigureTitle"/>
+      </w:pPr>
+      <w:r>
+        <w:t xml:space="preserve">Figure 4</w:t>
+      </w:r>
+    </w:p>
+    <w:p>
+      <w:pPr>
+        <w:pStyle w:val="Caption"/>
+      </w:pPr>
+      <w:r>
+        <w:t xml:space="preserve">Final Test Performance: Posterior Distributions of the Model-Estimated Means</w:t>
+      </w:r>
+    </w:p>
+    <w:p>
+      <w:pPr>
+        <w:pStyle w:val="FigureWithNote"/>
+      </w:pPr>
+      <w:r>
+        <w:drawing>
+          <wp:inline>
+            <wp:extent cx="5943600" cy="3291839"/>
+            <wp:effectExtent b="0" l="0" r="0" t="0"/>
+            <wp:docPr descr="" title="" id="58" name="Picture"/>
+            <a:graphic>
+              <a:graphicData uri="http://schemas.openxmlformats.org/drawingml/2006/picture">
+                <pic:pic>
+                  <pic:nvPicPr>
+                    <pic:cNvPr descr="manuscript_files/figure-docx/fig-test-1.png" id="59" name="Picture"/>
+                    <pic:cNvPicPr>
+                      <a:picLocks noChangeArrowheads="1" noChangeAspect="1"/>
+                    </pic:cNvPicPr>
+                  </pic:nvPicPr>
+                  <pic:blipFill>
+                    <a:blip r:embed="rId57"/>
                     <a:stretch>
                       <a:fillRect/>
                     </a:stretch>
@@ -4915,7 +4782,7 @@
         </w:drawing>
       </w:r>
     </w:p>
-    <w:bookmarkEnd w:id="57"/>
+    <w:bookmarkEnd w:id="60"/>
     <w:p>
       <w:pPr>
         <w:pStyle w:val="FigureNote"/>
@@ -4931,8 +4798,8 @@
         <w:t xml:space="preserve">. Posterior distributions of the model-estimated proportion of a question’s points earned, averaged over the observed sample. Left: the status model, pooled over the two prequestion groups and both topics (prequestioned, non-prequestioned, and no-prequestion). Other panels: the Group × Topic model, for the Polio and TB questions in the Polio, TB, and no-prequestion groups; colours give the status of the questions for the readers in that group. Preq. = prequestioned; non-preq. = non-prequestioned; no-preq. = no-prequestion. Points are posterior means; thick and thin bars are 66% and 95% credible intervals.</w:t>
       </w:r>
     </w:p>
-    <w:bookmarkEnd w:id="58"/>
-    <w:bookmarkStart w:id="66" w:name="eye-movements"/>
+    <w:bookmarkEnd w:id="61"/>
+    <w:bookmarkStart w:id="69" w:name="eye-movements"/>
     <w:p>
       <w:pPr>
         <w:pStyle w:val="Heading2"/>
@@ -4953,7 +4820,7 @@
           <w:rPr>
             <w:rStyle w:val="Hyperlink"/>
           </w:rPr>
-          <w:t xml:space="preserve">Table 2</w:t>
+          <w:t xml:space="preserve">Table 1</w:t>
         </w:r>
       </w:hyperlink>
       <w:r>
@@ -4964,7 +4831,7 @@
           <w:rPr>
             <w:rStyle w:val="Hyperlink"/>
           </w:rPr>
-          <w:t xml:space="preserve">Figure 4</w:t>
+          <w:t xml:space="preserve">Figure 5</w:t>
         </w:r>
       </w:hyperlink>
       <w:r>
@@ -4978,7 +4845,7 @@
           <w:rPr>
             <w:rStyle w:val="Hyperlink"/>
           </w:rPr>
-          <w:t xml:space="preserve">Figure 4</w:t>
+          <w:t xml:space="preserve">Figure 5</w:t>
         </w:r>
       </w:hyperlink>
       <w:r>
@@ -4988,7 +4855,7 @@
         <w:t xml:space="preserve">shows the posterior distributions of the means for every measure, pooled and by group.</w:t>
       </w:r>
     </w:p>
-    <w:bookmarkStart w:id="60" w:name="X770b629ea08837f141b511e4469b9302a8ecbd9"/>
+    <w:bookmarkStart w:id="63" w:name="X770b629ea08837f141b511e4469b9302a8ecbd9"/>
     <w:p>
       <w:pPr>
         <w:pStyle w:val="Heading3"/>
@@ -5009,7 +4876,7 @@
           <w:rPr>
             <w:rStyle w:val="Hyperlink"/>
           </w:rPr>
-          <w:t xml:space="preserve">Table 2</w:t>
+          <w:t xml:space="preserve">Table 1</w:t>
         </w:r>
       </w:hyperlink>
       <w:r>
@@ -5103,7 +4970,7 @@
           <w:rPr>
             <w:rStyle w:val="Hyperlink"/>
           </w:rPr>
-          <w:t xml:space="preserve">Table 2</w:t>
+          <w:t xml:space="preserve">Table 1</w:t>
         </w:r>
       </w:hyperlink>
       <w:r>
@@ -5122,13 +4989,13 @@
         <w:t xml:space="preserve">from 3.7 to 15.4), with moderate or stronger evidence on every measure. The effects of prequestions on reading were therefore specific to the prequestioned sentences.</w:t>
       </w:r>
     </w:p>
-    <w:bookmarkStart w:id="59" w:name="tbl-status"/>
+    <w:bookmarkStart w:id="62" w:name="tbl-status"/>
     <w:p>
       <w:pPr>
         <w:pStyle w:val="FigureTitle"/>
       </w:pPr>
       <w:r>
-        <w:t xml:space="preserve">Table 2</w:t>
+        <w:t xml:space="preserve">Table 1</w:t>
       </w:r>
     </w:p>
     <w:p>
@@ -5773,7 +5640,7 @@
         </w:tc>
       </w:tr>
     </w:tbl>
-    <w:bookmarkEnd w:id="59"/>
+    <w:bookmarkEnd w:id="62"/>
     <w:p>
       <w:pPr>
         <w:pStyle w:val="FigureNote"/>
@@ -5822,8 +5689,8 @@
         <w:t xml:space="preserve">, evidence for no difference. Selective regression-path duration is a local measure; all others are global.</w:t>
       </w:r>
     </w:p>
-    <w:bookmarkEnd w:id="60"/>
-    <w:bookmarkStart w:id="65" w:name="group-topic"/>
+    <w:bookmarkEnd w:id="63"/>
+    <w:bookmarkStart w:id="68" w:name="group-topic"/>
     <w:p>
       <w:pPr>
         <w:pStyle w:val="Heading3"/>
@@ -6036,20 +5903,20 @@
           <w:rPr>
             <w:rStyle w:val="Hyperlink"/>
           </w:rPr>
-          <w:t xml:space="preserve">Figure 4</w:t>
+          <w:t xml:space="preserve">Figure 5</w:t>
         </w:r>
       </w:hyperlink>
       <w:r>
         <w:t xml:space="preserve">). Compared with that group, the crossover in look-backs came mainly from the TB group, who looked back to TB sentences more often (46.1% vs. 36.1%) and to Polio sentences less often (19.0% vs. 24.2%) than no-prequestion readers, whereas the Polio group’s look-backs differed little from those of no-prequestion readers on either topic (Polio: 28.4% vs. 24.2%; TB: 39.0% vs. 36.1%). Re-reading time showed the same asymmetry: the TB group re-read TB sentences for longer than no-prequestion readers (126.9 ms per word vs. 88.1 ms per word), whereas the Polio group’s re-reading of Polio sentences was closer to that of no-prequestion readers (130.8 ms per word vs. 114.7 ms per word). These comparisons across groups are descriptive.</w:t>
       </w:r>
     </w:p>
-    <w:bookmarkStart w:id="64" w:name="fig-eye"/>
+    <w:bookmarkStart w:id="67" w:name="fig-eye"/>
     <w:p>
       <w:pPr>
         <w:pStyle w:val="FigureTitle"/>
       </w:pPr>
       <w:r>
-        <w:t xml:space="preserve">Figure 4</w:t>
+        <w:t xml:space="preserve">Figure 5</w:t>
       </w:r>
     </w:p>
     <w:p>
@@ -6069,18 +5936,18 @@
           <wp:inline>
             <wp:extent cx="5943600" cy="9144000"/>
             <wp:effectExtent b="0" l="0" r="0" t="0"/>
-            <wp:docPr descr="" title="" id="62" name="Picture"/>
+            <wp:docPr descr="" title="" id="65" name="Picture"/>
             <a:graphic>
               <a:graphicData uri="http://schemas.openxmlformats.org/drawingml/2006/picture">
                 <pic:pic>
                   <pic:nvPicPr>
-                    <pic:cNvPr descr="manuscript_files/figure-docx/fig-eye-1.png" id="63" name="Picture"/>
+                    <pic:cNvPr descr="manuscript_files/figure-docx/fig-eye-1.png" id="66" name="Picture"/>
                     <pic:cNvPicPr>
                       <a:picLocks noChangeArrowheads="1" noChangeAspect="1"/>
                     </pic:cNvPicPr>
                   </pic:nvPicPr>
                   <pic:blipFill>
-                    <a:blip r:embed="rId61"/>
+                    <a:blip r:embed="rId64"/>
                     <a:stretch>
                       <a:fillRect/>
                     </a:stretch>
@@ -6107,7 +5974,7 @@
         </w:drawing>
       </w:r>
     </w:p>
-    <w:bookmarkEnd w:id="64"/>
+    <w:bookmarkEnd w:id="67"/>
     <w:p>
       <w:pPr>
         <w:pStyle w:val="FigureNote"/>
@@ -6123,10 +5990,10 @@
         <w:t xml:space="preserve">. Posterior distributions of the model-estimated means, averaged over the observed sample. Left: the status models, pooled over the two prequestion groups and both topics (prequestioned, non-prequestioned, and no-prequestion sentences). Other panels: the Group × Topic models, for the Polio and TB sentences in the Polio, TB, and no-prequestion groups; colours give the status of the sentences for the readers in that group. μ and τ are the Gaussian mean (typical reading time) and the tail mean (unusually long readings) of the ex-Gaussian models of selective regression-path duration (first-pass reading) and total gaze duration. Durations are in ms per word; regressions-in are the percentage of sentences returned to from later text; re-reading time is for sentences that were re-read. Preq. = prequestioned; non-preq. = non-prequestioned; no-preq. = no-prequestion. Points are posterior means; thick and thin bars are 66% and 95% credible intervals.</w:t>
       </w:r>
     </w:p>
-    <w:bookmarkEnd w:id="65"/>
-    <w:bookmarkEnd w:id="66"/>
-    <w:bookmarkEnd w:id="67"/>
-    <w:bookmarkStart w:id="68" w:name="discussion"/>
+    <w:bookmarkEnd w:id="68"/>
+    <w:bookmarkEnd w:id="69"/>
+    <w:bookmarkEnd w:id="70"/>
+    <w:bookmarkStart w:id="71" w:name="discussion"/>
     <w:p>
       <w:pPr>
         <w:pStyle w:val="Heading1"/>
@@ -6147,7 +6014,7 @@
           <w:rPr>
             <w:rStyle w:val="Hyperlink"/>
           </w:rPr>
-          <w:t xml:space="preserve">Figure 4</w:t>
+          <w:t xml:space="preserve">Figure 5</w:t>
         </w:r>
       </w:hyperlink>
       <w:r>
@@ -6555,18 +6422,7 @@
         <w:t xml:space="preserve">)</w:t>
       </w:r>
       <w:r>
-        <w:t xml:space="preserve">, or varying which sentences serve as targets across versions of the text—and use more of them. The comparisons with the no-prequestion condition are between participants and so less precise than within-reader comparisons. The Bayes factors depend on the priors: they show that the data are better described without a general effect than with one of the size the priors allow, not that a small general effect is impossible. Halving or doubling the width of every prior on the effects changed the strength of the evidence but not the conclusions (</w:t>
-      </w:r>
-      <w:hyperlink w:anchor="apx-e">
-        <w:r>
-          <w:rPr>
-            <w:rStyle w:val="Hyperlink"/>
-          </w:rPr>
-          <w:t xml:space="preserve">Appendix E</w:t>
-        </w:r>
-      </w:hyperlink>
-      <w:r>
-        <w:t xml:space="preserve">): every Bayes factor that provided at least moderate evidence for or against a difference stayed on the same side of 1, and only three Bayes factors that were anecdotal at the original width crossed 1. Finally, eye movements were recorded without head stabilization, and vertical drift was corrected only within the calibration accuracy criterion.</w:t>
+        <w:t xml:space="preserve">, or varying which sentences serve as targets across versions of the text—and use more of them. The comparisons with the no-prequestion condition are between participants and so less precise than within-reader comparisons. The Bayes factors depend on the priors: they show that the data are better described without a general effect than with one of the size the priors allow, not that a small general effect is impossible. Finally, eye movements were recorded without head stabilization, and vertical drift was corrected only within the calibration accuracy criterion.</w:t>
       </w:r>
     </w:p>
     <w:p>
@@ -6582,7 +6438,7 @@
         <w:br w:type="page"/>
       </w:r>
     </w:p>
-    <w:bookmarkEnd w:id="68"/>
+    <w:bookmarkEnd w:id="71"/>
     <w:p>
       <w:pPr>
         <w:pStyle w:val="Heading1"/>
@@ -6591,8 +6447,8 @@
         <w:t xml:space="preserve">References</w:t>
       </w:r>
     </w:p>
-    <w:bookmarkStart w:id="226" w:name="refs"/>
-    <w:bookmarkStart w:id="70" w:name="ref-marginaleffects2024"/>
+    <w:bookmarkStart w:id="231" w:name="refs"/>
+    <w:bookmarkStart w:id="73" w:name="ref-marginaleffects2024"/>
     <w:p>
       <w:pPr>
         <w:pStyle w:val="Bibliography"/>
@@ -6662,7 +6518,7 @@
       <w:r>
         <w:t xml:space="preserve"> </w:t>
       </w:r>
-      <w:hyperlink r:id="rId69">
+      <w:hyperlink r:id="rId72">
         <w:r>
           <w:rPr>
             <w:rStyle w:val="Hyperlink"/>
@@ -6671,8 +6527,8 @@
         </w:r>
       </w:hyperlink>
     </w:p>
-    <w:bookmarkEnd w:id="70"/>
-    <w:bookmarkStart w:id="72" w:name="ref-ashby2005"/>
+    <w:bookmarkEnd w:id="73"/>
+    <w:bookmarkStart w:id="75" w:name="ref-ashby2005"/>
     <w:p>
       <w:pPr>
         <w:pStyle w:val="Bibliography"/>
@@ -6709,7 +6565,7 @@
       <w:r>
         <w:t xml:space="preserve"> </w:t>
       </w:r>
-      <w:hyperlink r:id="rId71">
+      <w:hyperlink r:id="rId74">
         <w:r>
           <w:rPr>
             <w:rStyle w:val="Hyperlink"/>
@@ -6718,8 +6574,8 @@
         </w:r>
       </w:hyperlink>
     </w:p>
-    <w:bookmarkEnd w:id="72"/>
-    <w:bookmarkStart w:id="74" w:name="ref-balota2011"/>
+    <w:bookmarkEnd w:id="75"/>
+    <w:bookmarkStart w:id="77" w:name="ref-balota2011"/>
     <w:p>
       <w:pPr>
         <w:pStyle w:val="Bibliography"/>
@@ -6756,7 +6612,7 @@
       <w:r>
         <w:t xml:space="preserve"> </w:t>
       </w:r>
-      <w:hyperlink r:id="rId73">
+      <w:hyperlink r:id="rId76">
         <w:r>
           <w:rPr>
             <w:rStyle w:val="Hyperlink"/>
@@ -6765,8 +6621,8 @@
         </w:r>
       </w:hyperlink>
     </w:p>
-    <w:bookmarkEnd w:id="74"/>
-    <w:bookmarkStart w:id="76" w:name="ref-barr2013"/>
+    <w:bookmarkEnd w:id="77"/>
+    <w:bookmarkStart w:id="79" w:name="ref-barr2013"/>
     <w:p>
       <w:pPr>
         <w:pStyle w:val="Bibliography"/>
@@ -6812,7 +6668,7 @@
       <w:r>
         <w:t xml:space="preserve"> </w:t>
       </w:r>
-      <w:hyperlink r:id="rId75">
+      <w:hyperlink r:id="rId78">
         <w:r>
           <w:rPr>
             <w:rStyle w:val="Hyperlink"/>
@@ -6821,8 +6677,8 @@
         </w:r>
       </w:hyperlink>
     </w:p>
-    <w:bookmarkEnd w:id="76"/>
-    <w:bookmarkStart w:id="78" w:name="ref-R-quanteda.textstats"/>
+    <w:bookmarkEnd w:id="79"/>
+    <w:bookmarkStart w:id="81" w:name="ref-R-quanteda.textstats"/>
     <w:p>
       <w:pPr>
         <w:pStyle w:val="Bibliography"/>
@@ -6846,7 +6702,7 @@
       <w:r>
         <w:t xml:space="preserve"> </w:t>
       </w:r>
-      <w:hyperlink r:id="rId77">
+      <w:hyperlink r:id="rId80">
         <w:r>
           <w:rPr>
             <w:rStyle w:val="Hyperlink"/>
@@ -6855,8 +6711,8 @@
         </w:r>
       </w:hyperlink>
     </w:p>
-    <w:bookmarkEnd w:id="78"/>
-    <w:bookmarkStart w:id="80" w:name="ref-quanteda2018"/>
+    <w:bookmarkEnd w:id="81"/>
+    <w:bookmarkStart w:id="83" w:name="ref-quanteda2018"/>
     <w:p>
       <w:pPr>
         <w:pStyle w:val="Bibliography"/>
@@ -6893,7 +6749,7 @@
       <w:r>
         <w:t xml:space="preserve"> </w:t>
       </w:r>
-      <w:hyperlink r:id="rId79">
+      <w:hyperlink r:id="rId82">
         <w:r>
           <w:rPr>
             <w:rStyle w:val="Hyperlink"/>
@@ -6902,8 +6758,8 @@
         </w:r>
       </w:hyperlink>
     </w:p>
-    <w:bookmarkEnd w:id="80"/>
-    <w:bookmarkStart w:id="82" w:name="ref-berlyne1954"/>
+    <w:bookmarkEnd w:id="83"/>
+    <w:bookmarkStart w:id="85" w:name="ref-berlyne1954"/>
     <w:p>
       <w:pPr>
         <w:pStyle w:val="Bibliography"/>
@@ -6940,7 +6796,7 @@
       <w:r>
         <w:t xml:space="preserve"> </w:t>
       </w:r>
-      <w:hyperlink r:id="rId81">
+      <w:hyperlink r:id="rId84">
         <w:r>
           <w:rPr>
             <w:rStyle w:val="Hyperlink"/>
@@ -6949,8 +6805,8 @@
         </w:r>
       </w:hyperlink>
     </w:p>
-    <w:bookmarkEnd w:id="82"/>
-    <w:bookmarkStart w:id="84" w:name="ref-berlyne1962"/>
+    <w:bookmarkEnd w:id="85"/>
+    <w:bookmarkStart w:id="87" w:name="ref-berlyne1962"/>
     <w:p>
       <w:pPr>
         <w:pStyle w:val="Bibliography"/>
@@ -6987,7 +6843,7 @@
       <w:r>
         <w:t xml:space="preserve"> </w:t>
       </w:r>
-      <w:hyperlink r:id="rId83">
+      <w:hyperlink r:id="rId86">
         <w:r>
           <w:rPr>
             <w:rStyle w:val="Hyperlink"/>
@@ -6996,8 +6852,8 @@
         </w:r>
       </w:hyperlink>
     </w:p>
-    <w:bookmarkEnd w:id="84"/>
-    <w:bookmarkStart w:id="85" w:name="ref-bjork1994"/>
+    <w:bookmarkEnd w:id="87"/>
+    <w:bookmarkStart w:id="88" w:name="ref-bjork1994"/>
     <w:p>
       <w:pPr>
         <w:pStyle w:val="Bibliography"/>
@@ -7022,8 +6878,8 @@
         <w:t xml:space="preserve">(pp. 185–205). MIT Press.</w:t>
       </w:r>
     </w:p>
-    <w:bookmarkEnd w:id="85"/>
-    <w:bookmarkStart w:id="87" w:name="ref-bjork2013"/>
+    <w:bookmarkEnd w:id="88"/>
+    <w:bookmarkStart w:id="90" w:name="ref-bjork2013"/>
     <w:p>
       <w:pPr>
         <w:pStyle w:val="Bibliography"/>
@@ -7060,7 +6916,7 @@
       <w:r>
         <w:t xml:space="preserve"> </w:t>
       </w:r>
-      <w:hyperlink r:id="rId86">
+      <w:hyperlink r:id="rId89">
         <w:r>
           <w:rPr>
             <w:rStyle w:val="Hyperlink"/>
@@ -7069,8 +6925,8 @@
         </w:r>
       </w:hyperlink>
     </w:p>
-    <w:bookmarkEnd w:id="87"/>
-    <w:bookmarkStart w:id="89" w:name="ref-bostan2026"/>
+    <w:bookmarkEnd w:id="90"/>
+    <w:bookmarkStart w:id="92" w:name="ref-bostan2026"/>
     <w:p>
       <w:pPr>
         <w:pStyle w:val="Bibliography"/>
@@ -7107,7 +6963,7 @@
       <w:r>
         <w:t xml:space="preserve"> </w:t>
       </w:r>
-      <w:hyperlink r:id="rId88">
+      <w:hyperlink r:id="rId91">
         <w:r>
           <w:rPr>
             <w:rStyle w:val="Hyperlink"/>
@@ -7116,8 +6972,8 @@
         </w:r>
       </w:hyperlink>
     </w:p>
-    <w:bookmarkEnd w:id="89"/>
-    <w:bookmarkStart w:id="91" w:name="ref-brms2017"/>
+    <w:bookmarkEnd w:id="92"/>
+    <w:bookmarkStart w:id="94" w:name="ref-brms2017"/>
     <w:p>
       <w:pPr>
         <w:pStyle w:val="Bibliography"/>
@@ -7196,7 +7052,7 @@
       <w:r>
         <w:t xml:space="preserve"> </w:t>
       </w:r>
-      <w:hyperlink r:id="rId90">
+      <w:hyperlink r:id="rId93">
         <w:r>
           <w:rPr>
             <w:rStyle w:val="Hyperlink"/>
@@ -7205,8 +7061,8 @@
         </w:r>
       </w:hyperlink>
     </w:p>
-    <w:bookmarkEnd w:id="91"/>
-    <w:bookmarkStart w:id="93" w:name="ref-stan2017"/>
+    <w:bookmarkEnd w:id="94"/>
+    <w:bookmarkStart w:id="96" w:name="ref-stan2017"/>
     <w:p>
       <w:pPr>
         <w:pStyle w:val="Bibliography"/>
@@ -7243,7 +7099,7 @@
       <w:r>
         <w:t xml:space="preserve"> </w:t>
       </w:r>
-      <w:hyperlink r:id="rId92">
+      <w:hyperlink r:id="rId95">
         <w:r>
           <w:rPr>
             <w:rStyle w:val="Hyperlink"/>
@@ -7252,8 +7108,8 @@
         </w:r>
       </w:hyperlink>
     </w:p>
-    <w:bookmarkEnd w:id="93"/>
-    <w:bookmarkStart w:id="95" w:name="ref-carpenter2012"/>
+    <w:bookmarkEnd w:id="96"/>
+    <w:bookmarkStart w:id="98" w:name="ref-carpenter2012"/>
     <w:p>
       <w:pPr>
         <w:pStyle w:val="Bibliography"/>
@@ -7290,7 +7146,7 @@
       <w:r>
         <w:t xml:space="preserve"> </w:t>
       </w:r>
-      <w:hyperlink r:id="rId94">
+      <w:hyperlink r:id="rId97">
         <w:r>
           <w:rPr>
             <w:rStyle w:val="Hyperlink"/>
@@ -7299,8 +7155,8 @@
         </w:r>
       </w:hyperlink>
     </w:p>
-    <w:bookmarkEnd w:id="95"/>
-    <w:bookmarkStart w:id="96" w:name="ref-carpenter2023"/>
+    <w:bookmarkEnd w:id="98"/>
+    <w:bookmarkStart w:id="99" w:name="ref-carpenter2023"/>
     <w:p>
       <w:pPr>
         <w:pStyle w:val="Bibliography"/>
@@ -7325,8 +7181,8 @@
         <w:t xml:space="preserve">(pp. 74–82). Society for the Teaching of Psychology.</w:t>
       </w:r>
     </w:p>
-    <w:bookmarkEnd w:id="96"/>
-    <w:bookmarkStart w:id="98" w:name="ref-carpenter2018"/>
+    <w:bookmarkEnd w:id="99"/>
+    <w:bookmarkStart w:id="101" w:name="ref-carpenter2018"/>
     <w:p>
       <w:pPr>
         <w:pStyle w:val="Bibliography"/>
@@ -7363,7 +7219,7 @@
       <w:r>
         <w:t xml:space="preserve"> </w:t>
       </w:r>
-      <w:hyperlink r:id="rId97">
+      <w:hyperlink r:id="rId100">
         <w:r>
           <w:rPr>
             <w:rStyle w:val="Hyperlink"/>
@@ -7372,8 +7228,8 @@
         </w:r>
       </w:hyperlink>
     </w:p>
-    <w:bookmarkEnd w:id="98"/>
-    <w:bookmarkStart w:id="100" w:name="ref-carpenter2017"/>
+    <w:bookmarkEnd w:id="101"/>
+    <w:bookmarkStart w:id="103" w:name="ref-carpenter2017"/>
     <w:p>
       <w:pPr>
         <w:pStyle w:val="Bibliography"/>
@@ -7410,7 +7266,7 @@
       <w:r>
         <w:t xml:space="preserve"> </w:t>
       </w:r>
-      <w:hyperlink r:id="rId99">
+      <w:hyperlink r:id="rId102">
         <w:r>
           <w:rPr>
             <w:rStyle w:val="Hyperlink"/>
@@ -7419,8 +7275,8 @@
         </w:r>
       </w:hyperlink>
     </w:p>
-    <w:bookmarkEnd w:id="100"/>
-    <w:bookmarkStart w:id="102" w:name="ref-carr2022"/>
+    <w:bookmarkEnd w:id="103"/>
+    <w:bookmarkStart w:id="105" w:name="ref-carr2022"/>
     <w:p>
       <w:pPr>
         <w:pStyle w:val="Bibliography"/>
@@ -7457,7 +7313,7 @@
       <w:r>
         <w:t xml:space="preserve"> </w:t>
       </w:r>
-      <w:hyperlink r:id="rId101">
+      <w:hyperlink r:id="rId104">
         <w:r>
           <w:rPr>
             <w:rStyle w:val="Hyperlink"/>
@@ -7466,8 +7322,8 @@
         </w:r>
       </w:hyperlink>
     </w:p>
-    <w:bookmarkEnd w:id="102"/>
-    <w:bookmarkStart w:id="104" w:name="ref-daneman1980"/>
+    <w:bookmarkEnd w:id="105"/>
+    <w:bookmarkStart w:id="107" w:name="ref-daneman1980"/>
     <w:p>
       <w:pPr>
         <w:pStyle w:val="Bibliography"/>
@@ -7504,7 +7360,7 @@
       <w:r>
         <w:t xml:space="preserve"> </w:t>
       </w:r>
-      <w:hyperlink r:id="rId103">
+      <w:hyperlink r:id="rId106">
         <w:r>
           <w:rPr>
             <w:rStyle w:val="Hyperlink"/>
@@ -7513,8 +7369,8 @@
         </w:r>
       </w:hyperlink>
     </w:p>
-    <w:bookmarkEnd w:id="104"/>
-    <w:bookmarkStart w:id="106" w:name="ref-deng2023"/>
+    <w:bookmarkEnd w:id="107"/>
+    <w:bookmarkStart w:id="109" w:name="ref-deng2023"/>
     <w:p>
       <w:pPr>
         <w:pStyle w:val="Bibliography"/>
@@ -7551,7 +7407,7 @@
       <w:r>
         <w:t xml:space="preserve"> </w:t>
       </w:r>
-      <w:hyperlink r:id="rId105">
+      <w:hyperlink r:id="rId108">
         <w:r>
           <w:rPr>
             <w:rStyle w:val="Hyperlink"/>
@@ -7560,8 +7416,8 @@
         </w:r>
       </w:hyperlink>
     </w:p>
-    <w:bookmarkEnd w:id="106"/>
-    <w:bookmarkStart w:id="108" w:name="ref-dunlosky2013"/>
+    <w:bookmarkEnd w:id="109"/>
+    <w:bookmarkStart w:id="111" w:name="ref-dunlosky2013"/>
     <w:p>
       <w:pPr>
         <w:pStyle w:val="Bibliography"/>
@@ -7598,7 +7454,7 @@
       <w:r>
         <w:t xml:space="preserve"> </w:t>
       </w:r>
-      <w:hyperlink r:id="rId107">
+      <w:hyperlink r:id="rId110">
         <w:r>
           <w:rPr>
             <w:rStyle w:val="Hyperlink"/>
@@ -7607,8 +7463,8 @@
         </w:r>
       </w:hyperlink>
     </w:p>
-    <w:bookmarkEnd w:id="108"/>
-    <w:bookmarkStart w:id="110" w:name="ref-R-janitor"/>
+    <w:bookmarkEnd w:id="111"/>
+    <w:bookmarkStart w:id="113" w:name="ref-R-janitor"/>
     <w:p>
       <w:pPr>
         <w:pStyle w:val="Bibliography"/>
@@ -7632,7 +7488,7 @@
       <w:r>
         <w:t xml:space="preserve"> </w:t>
       </w:r>
-      <w:hyperlink r:id="rId109">
+      <w:hyperlink r:id="rId112">
         <w:r>
           <w:rPr>
             <w:rStyle w:val="Hyperlink"/>
@@ -7641,8 +7497,8 @@
         </w:r>
       </w:hyperlink>
     </w:p>
-    <w:bookmarkEnd w:id="110"/>
-    <w:bookmarkStart w:id="112" w:name="ref-R-cmdstanr"/>
+    <w:bookmarkEnd w:id="113"/>
+    <w:bookmarkStart w:id="115" w:name="ref-R-cmdstanr"/>
     <w:p>
       <w:pPr>
         <w:pStyle w:val="Bibliography"/>
@@ -7666,7 +7522,7 @@
       <w:r>
         <w:t xml:space="preserve"> </w:t>
       </w:r>
-      <w:hyperlink r:id="rId111">
+      <w:hyperlink r:id="rId114">
         <w:r>
           <w:rPr>
             <w:rStyle w:val="Hyperlink"/>
@@ -7675,13 +7531,47 @@
         </w:r>
       </w:hyperlink>
     </w:p>
-    <w:bookmarkEnd w:id="112"/>
-    <w:bookmarkStart w:id="114" w:name="ref-geller2017"/>
+    <w:bookmarkEnd w:id="115"/>
+    <w:bookmarkStart w:id="117" w:name="ref-R-irr"/>
     <w:p>
       <w:pPr>
         <w:pStyle w:val="Bibliography"/>
       </w:pPr>
       <w:r>
+        <w:t xml:space="preserve">Gamer, M., Lemon, J., Fellows, I., &amp; Singh, P. (2026).</w:t>
+      </w:r>
+      <w:r>
+        <w:t xml:space="preserve"> </w:t>
+      </w:r>
+      <w:r>
+        <w:rPr>
+          <w:i/>
+          <w:iCs/>
+        </w:rPr>
+        <w:t xml:space="preserve">Irr: Various coefficients of interrater reliability and agreement</w:t>
+      </w:r>
+      <w:r>
+        <w:t xml:space="preserve">.</w:t>
+      </w:r>
+      <w:r>
+        <w:t xml:space="preserve"> </w:t>
+      </w:r>
+      <w:hyperlink r:id="rId116">
+        <w:r>
+          <w:rPr>
+            <w:rStyle w:val="Hyperlink"/>
+          </w:rPr>
+          <w:t xml:space="preserve">https://www.r-project.org</w:t>
+        </w:r>
+      </w:hyperlink>
+    </w:p>
+    <w:bookmarkEnd w:id="117"/>
+    <w:bookmarkStart w:id="119" w:name="ref-geller2017"/>
+    <w:p>
+      <w:pPr>
+        <w:pStyle w:val="Bibliography"/>
+      </w:pPr>
+      <w:r>
         <w:t xml:space="preserve">Geller, J., Carpenter, S. K., Lamm, M. H., Rahman, S., Armstrong, P. I., &amp; Coffman, C. R. (2017). Prequestions do not enhance the benefits of retrieval in a</w:t>
       </w:r>
       <w:r>
@@ -7725,7 +7615,7 @@
       <w:r>
         <w:t xml:space="preserve"> </w:t>
       </w:r>
-      <w:hyperlink r:id="rId113">
+      <w:hyperlink r:id="rId118">
         <w:r>
           <w:rPr>
             <w:rStyle w:val="Hyperlink"/>
@@ -7734,8 +7624,8 @@
         </w:r>
       </w:hyperlink>
     </w:p>
-    <w:bookmarkEnd w:id="114"/>
-    <w:bookmarkStart w:id="116" w:name="ref-guy2020"/>
+    <w:bookmarkEnd w:id="119"/>
+    <w:bookmarkStart w:id="121" w:name="ref-guy2020"/>
     <w:p>
       <w:pPr>
         <w:pStyle w:val="Bibliography"/>
@@ -7781,7 +7671,7 @@
       <w:r>
         <w:t xml:space="preserve"> </w:t>
       </w:r>
-      <w:hyperlink r:id="rId115">
+      <w:hyperlink r:id="rId120">
         <w:r>
           <w:rPr>
             <w:rStyle w:val="Hyperlink"/>
@@ -7790,8 +7680,8 @@
         </w:r>
       </w:hyperlink>
     </w:p>
-    <w:bookmarkEnd w:id="116"/>
-    <w:bookmarkStart w:id="118" w:name="ref-hartwig2012"/>
+    <w:bookmarkEnd w:id="121"/>
+    <w:bookmarkStart w:id="123" w:name="ref-hartwig2012"/>
     <w:p>
       <w:pPr>
         <w:pStyle w:val="Bibliography"/>
@@ -7828,7 +7718,7 @@
       <w:r>
         <w:t xml:space="preserve"> </w:t>
       </w:r>
-      <w:hyperlink r:id="rId117">
+      <w:hyperlink r:id="rId122">
         <w:r>
           <w:rPr>
             <w:rStyle w:val="Hyperlink"/>
@@ -7837,8 +7727,8 @@
         </w:r>
       </w:hyperlink>
     </w:p>
-    <w:bookmarkEnd w:id="118"/>
-    <w:bookmarkStart w:id="119" w:name="ref-hyona2003"/>
+    <w:bookmarkEnd w:id="123"/>
+    <w:bookmarkStart w:id="124" w:name="ref-hyona2003"/>
     <w:p>
       <w:pPr>
         <w:pStyle w:val="Bibliography"/>
@@ -7860,8 +7750,8 @@
         <w:t xml:space="preserve">. Elsevier.</w:t>
       </w:r>
     </w:p>
-    <w:bookmarkEnd w:id="119"/>
-    <w:bookmarkStart w:id="121" w:name="ref-priorsense2023"/>
+    <w:bookmarkEnd w:id="124"/>
+    <w:bookmarkStart w:id="126" w:name="ref-priorsense2023"/>
     <w:p>
       <w:pPr>
         <w:pStyle w:val="Bibliography"/>
@@ -7898,7 +7788,7 @@
       <w:r>
         <w:t xml:space="preserve"> </w:t>
       </w:r>
-      <w:hyperlink r:id="rId120">
+      <w:hyperlink r:id="rId125">
         <w:r>
           <w:rPr>
             <w:rStyle w:val="Hyperlink"/>
@@ -7907,8 +7797,8 @@
         </w:r>
       </w:hyperlink>
     </w:p>
-    <w:bookmarkEnd w:id="121"/>
-    <w:bookmarkStart w:id="123" w:name="ref-ggdist2024"/>
+    <w:bookmarkEnd w:id="126"/>
+    <w:bookmarkStart w:id="128" w:name="ref-ggdist2024"/>
     <w:p>
       <w:pPr>
         <w:pStyle w:val="Bibliography"/>
@@ -7954,7 +7844,7 @@
       <w:r>
         <w:t xml:space="preserve"> </w:t>
       </w:r>
-      <w:hyperlink r:id="rId122">
+      <w:hyperlink r:id="rId127">
         <w:r>
           <w:rPr>
             <w:rStyle w:val="Hyperlink"/>
@@ -7963,8 +7853,8 @@
         </w:r>
       </w:hyperlink>
     </w:p>
-    <w:bookmarkEnd w:id="123"/>
-    <w:bookmarkStart w:id="124" w:name="ref-kincaid1975"/>
+    <w:bookmarkEnd w:id="128"/>
+    <w:bookmarkStart w:id="129" w:name="ref-kincaid1975"/>
     <w:p>
       <w:pPr>
         <w:pStyle w:val="Bibliography"/>
@@ -8045,8 +7935,8 @@
         <w:t xml:space="preserve">(Nos. Research Branch Report 8-75). Naval Technical Training Command.</w:t>
       </w:r>
     </w:p>
-    <w:bookmarkEnd w:id="124"/>
-    <w:bookmarkStart w:id="126" w:name="ref-kingshepard2025"/>
+    <w:bookmarkEnd w:id="129"/>
+    <w:bookmarkStart w:id="131" w:name="ref-kingshepard2025"/>
     <w:p>
       <w:pPr>
         <w:pStyle w:val="Bibliography"/>
@@ -8083,7 +7973,7 @@
       <w:r>
         <w:t xml:space="preserve"> </w:t>
       </w:r>
-      <w:hyperlink r:id="rId125">
+      <w:hyperlink r:id="rId130">
         <w:r>
           <w:rPr>
             <w:rStyle w:val="Hyperlink"/>
@@ -8092,8 +7982,8 @@
         </w:r>
       </w:hyperlink>
     </w:p>
-    <w:bookmarkEnd w:id="126"/>
-    <w:bookmarkStart w:id="128" w:name="ref-koo2016"/>
+    <w:bookmarkEnd w:id="131"/>
+    <w:bookmarkStart w:id="133" w:name="ref-koo2016"/>
     <w:p>
       <w:pPr>
         <w:pStyle w:val="Bibliography"/>
@@ -8130,7 +8020,7 @@
       <w:r>
         <w:t xml:space="preserve"> </w:t>
       </w:r>
-      <w:hyperlink r:id="rId127">
+      <w:hyperlink r:id="rId132">
         <w:r>
           <w:rPr>
             <w:rStyle w:val="Hyperlink"/>
@@ -8139,8 +8029,8 @@
         </w:r>
       </w:hyperlink>
     </w:p>
-    <w:bookmarkEnd w:id="128"/>
-    <w:bookmarkStart w:id="130" w:name="ref-kornell2009"/>
+    <w:bookmarkEnd w:id="133"/>
+    <w:bookmarkStart w:id="135" w:name="ref-kornell2009"/>
     <w:p>
       <w:pPr>
         <w:pStyle w:val="Bibliography"/>
@@ -8177,7 +8067,7 @@
       <w:r>
         <w:t xml:space="preserve"> </w:t>
       </w:r>
-      <w:hyperlink r:id="rId129">
+      <w:hyperlink r:id="rId134">
         <w:r>
           <w:rPr>
             <w:rStyle w:val="Hyperlink"/>
@@ -8186,8 +8076,8 @@
         </w:r>
       </w:hyperlink>
     </w:p>
-    <w:bookmarkEnd w:id="130"/>
-    <w:bookmarkStart w:id="132" w:name="ref-kornell2016"/>
+    <w:bookmarkEnd w:id="135"/>
+    <w:bookmarkStart w:id="137" w:name="ref-kornell2016"/>
     <w:p>
       <w:pPr>
         <w:pStyle w:val="Bibliography"/>
@@ -8214,7 +8104,7 @@
       <w:r>
         <w:t xml:space="preserve"> </w:t>
       </w:r>
-      <w:hyperlink r:id="rId131">
+      <w:hyperlink r:id="rId136">
         <w:r>
           <w:rPr>
             <w:rStyle w:val="Hyperlink"/>
@@ -8223,8 +8113,8 @@
         </w:r>
       </w:hyperlink>
     </w:p>
-    <w:bookmarkEnd w:id="132"/>
-    <w:bookmarkStart w:id="134" w:name="ref-kumle2021"/>
+    <w:bookmarkEnd w:id="137"/>
+    <w:bookmarkStart w:id="139" w:name="ref-kumle2021"/>
     <w:p>
       <w:pPr>
         <w:pStyle w:val="Bibliography"/>
@@ -8270,7 +8160,7 @@
       <w:r>
         <w:t xml:space="preserve"> </w:t>
       </w:r>
-      <w:hyperlink r:id="rId133">
+      <w:hyperlink r:id="rId138">
         <w:r>
           <w:rPr>
             <w:rStyle w:val="Hyperlink"/>
@@ -8279,8 +8169,8 @@
         </w:r>
       </w:hyperlink>
     </w:p>
-    <w:bookmarkEnd w:id="134"/>
-    <w:bookmarkStart w:id="136" w:name="ref-leewagenmakers2014"/>
+    <w:bookmarkEnd w:id="139"/>
+    <w:bookmarkStart w:id="141" w:name="ref-leewagenmakers2014"/>
     <w:p>
       <w:pPr>
         <w:pStyle w:val="Bibliography"/>
@@ -8318,7 +8208,7 @@
       <w:r>
         <w:t xml:space="preserve"> </w:t>
       </w:r>
-      <w:hyperlink r:id="rId135">
+      <w:hyperlink r:id="rId140">
         <w:r>
           <w:rPr>
             <w:rStyle w:val="Hyperlink"/>
@@ -8327,8 +8217,8 @@
         </w:r>
       </w:hyperlink>
     </w:p>
-    <w:bookmarkEnd w:id="136"/>
-    <w:bookmarkStart w:id="138" w:name="ref-lewis2012"/>
+    <w:bookmarkEnd w:id="141"/>
+    <w:bookmarkStart w:id="143" w:name="ref-lewis2012"/>
     <w:p>
       <w:pPr>
         <w:pStyle w:val="Bibliography"/>
@@ -8365,7 +8255,7 @@
       <w:r>
         <w:t xml:space="preserve"> </w:t>
       </w:r>
-      <w:hyperlink r:id="rId137">
+      <w:hyperlink r:id="rId142">
         <w:r>
           <w:rPr>
             <w:rStyle w:val="Hyperlink"/>
@@ -8374,8 +8264,8 @@
         </w:r>
       </w:hyperlink>
     </w:p>
-    <w:bookmarkEnd w:id="138"/>
-    <w:bookmarkStart w:id="139" w:name="ref-liu2008"/>
+    <w:bookmarkEnd w:id="143"/>
+    <w:bookmarkStart w:id="144" w:name="ref-liu2008"/>
     <w:p>
       <w:pPr>
         <w:pStyle w:val="Bibliography"/>
@@ -8410,8 +8300,8 @@
         <w:t xml:space="preserve">(2), 159–191.</w:t>
       </w:r>
     </w:p>
-    <w:bookmarkEnd w:id="139"/>
-    <w:bookmarkStart w:id="141" w:name="ref-lo2015"/>
+    <w:bookmarkEnd w:id="144"/>
+    <w:bookmarkStart w:id="146" w:name="ref-lo2015"/>
     <w:p>
       <w:pPr>
         <w:pStyle w:val="Bibliography"/>
@@ -8448,7 +8338,7 @@
       <w:r>
         <w:t xml:space="preserve"> </w:t>
       </w:r>
-      <w:hyperlink r:id="rId140">
+      <w:hyperlink r:id="rId145">
         <w:r>
           <w:rPr>
             <w:rStyle w:val="Hyperlink"/>
@@ -8457,8 +8347,8 @@
         </w:r>
       </w:hyperlink>
     </w:p>
-    <w:bookmarkEnd w:id="141"/>
-    <w:bookmarkStart w:id="143" w:name="ref-insight2019"/>
+    <w:bookmarkEnd w:id="146"/>
+    <w:bookmarkStart w:id="148" w:name="ref-insight2019"/>
     <w:p>
       <w:pPr>
         <w:pStyle w:val="Bibliography"/>
@@ -8513,7 +8403,7 @@
       <w:r>
         <w:t xml:space="preserve"> </w:t>
       </w:r>
-      <w:hyperlink r:id="rId142">
+      <w:hyperlink r:id="rId147">
         <w:r>
           <w:rPr>
             <w:rStyle w:val="Hyperlink"/>
@@ -8522,8 +8412,8 @@
         </w:r>
       </w:hyperlink>
     </w:p>
-    <w:bookmarkEnd w:id="143"/>
-    <w:bookmarkStart w:id="145" w:name="ref-madsen2021"/>
+    <w:bookmarkEnd w:id="148"/>
+    <w:bookmarkStart w:id="150" w:name="ref-madsen2021"/>
     <w:p>
       <w:pPr>
         <w:pStyle w:val="Bibliography"/>
@@ -8560,7 +8450,7 @@
       <w:r>
         <w:t xml:space="preserve"> </w:t>
       </w:r>
-      <w:hyperlink r:id="rId144">
+      <w:hyperlink r:id="rId149">
         <w:r>
           <w:rPr>
             <w:rStyle w:val="Hyperlink"/>
@@ -8569,8 +8459,8 @@
         </w:r>
       </w:hyperlink>
     </w:p>
-    <w:bookmarkEnd w:id="145"/>
-    <w:bookmarkStart w:id="147" w:name="ref-R-cogmod"/>
+    <w:bookmarkEnd w:id="150"/>
+    <w:bookmarkStart w:id="152" w:name="ref-R-cogmod"/>
     <w:p>
       <w:pPr>
         <w:pStyle w:val="Bibliography"/>
@@ -8594,7 +8484,7 @@
       <w:r>
         <w:t xml:space="preserve"> </w:t>
       </w:r>
-      <w:hyperlink r:id="rId146">
+      <w:hyperlink r:id="rId151">
         <w:r>
           <w:rPr>
             <w:rStyle w:val="Hyperlink"/>
@@ -8603,8 +8493,8 @@
         </w:r>
       </w:hyperlink>
     </w:p>
-    <w:bookmarkEnd w:id="147"/>
-    <w:bookmarkStart w:id="149" w:name="ref-makowski2019"/>
+    <w:bookmarkEnd w:id="152"/>
+    <w:bookmarkStart w:id="154" w:name="ref-makowski2019"/>
     <w:p>
       <w:pPr>
         <w:pStyle w:val="Bibliography"/>
@@ -8653,7 +8543,7 @@
       <w:r>
         <w:t xml:space="preserve"> </w:t>
       </w:r>
-      <w:hyperlink r:id="rId148">
+      <w:hyperlink r:id="rId153">
         <w:r>
           <w:rPr>
             <w:rStyle w:val="Hyperlink"/>
@@ -8662,8 +8552,8 @@
         </w:r>
       </w:hyperlink>
     </w:p>
-    <w:bookmarkEnd w:id="149"/>
-    <w:bookmarkStart w:id="151" w:name="ref-bayestestR2019"/>
+    <w:bookmarkEnd w:id="154"/>
+    <w:bookmarkStart w:id="156" w:name="ref-bayestestR2019"/>
     <w:p>
       <w:pPr>
         <w:pStyle w:val="Bibliography"/>
@@ -8700,7 +8590,7 @@
       <w:r>
         <w:t xml:space="preserve"> </w:t>
       </w:r>
-      <w:hyperlink r:id="rId150">
+      <w:hyperlink r:id="rId155">
         <w:r>
           <w:rPr>
             <w:rStyle w:val="Hyperlink"/>
@@ -8709,8 +8599,8 @@
         </w:r>
       </w:hyperlink>
     </w:p>
-    <w:bookmarkEnd w:id="151"/>
-    <w:bookmarkStart w:id="153" w:name="ref-modelbasedPackage"/>
+    <w:bookmarkEnd w:id="156"/>
+    <w:bookmarkStart w:id="158" w:name="ref-modelbasedPackage"/>
     <w:p>
       <w:pPr>
         <w:pStyle w:val="Bibliography"/>
@@ -8768,7 +8658,7 @@
       <w:r>
         <w:t xml:space="preserve"> </w:t>
       </w:r>
-      <w:hyperlink r:id="rId152">
+      <w:hyperlink r:id="rId157">
         <w:r>
           <w:rPr>
             <w:rStyle w:val="Hyperlink"/>
@@ -8777,8 +8667,8 @@
         </w:r>
       </w:hyperlink>
     </w:p>
-    <w:bookmarkEnd w:id="153"/>
-    <w:bookmarkStart w:id="155" w:name="ref-matzke2009"/>
+    <w:bookmarkEnd w:id="158"/>
+    <w:bookmarkStart w:id="160" w:name="ref-matzke2009"/>
     <w:p>
       <w:pPr>
         <w:pStyle w:val="Bibliography"/>
@@ -8836,7 +8726,7 @@
       <w:r>
         <w:t xml:space="preserve"> </w:t>
       </w:r>
-      <w:hyperlink r:id="rId154">
+      <w:hyperlink r:id="rId159">
         <w:r>
           <w:rPr>
             <w:rStyle w:val="Hyperlink"/>
@@ -8845,8 +8735,8 @@
         </w:r>
       </w:hyperlink>
     </w:p>
-    <w:bookmarkEnd w:id="155"/>
-    <w:bookmarkStart w:id="157" w:name="ref-mcnamara2009"/>
+    <w:bookmarkEnd w:id="160"/>
+    <w:bookmarkStart w:id="162" w:name="ref-mcnamara2009"/>
     <w:p>
       <w:pPr>
         <w:pStyle w:val="Bibliography"/>
@@ -8873,7 +8763,7 @@
       <w:r>
         <w:t xml:space="preserve"> </w:t>
       </w:r>
-      <w:hyperlink r:id="rId156">
+      <w:hyperlink r:id="rId161">
         <w:r>
           <w:rPr>
             <w:rStyle w:val="Hyperlink"/>
@@ -8882,8 +8772,8 @@
         </w:r>
       </w:hyperlink>
     </w:p>
-    <w:bookmarkEnd w:id="157"/>
-    <w:bookmarkStart w:id="159" w:name="ref-motz2026"/>
+    <w:bookmarkEnd w:id="162"/>
+    <w:bookmarkStart w:id="164" w:name="ref-motz2026"/>
     <w:p>
       <w:pPr>
         <w:pStyle w:val="Bibliography"/>
@@ -8932,7 +8822,7 @@
       <w:r>
         <w:t xml:space="preserve"> </w:t>
       </w:r>
-      <w:hyperlink r:id="rId158">
+      <w:hyperlink r:id="rId163">
         <w:r>
           <w:rPr>
             <w:rStyle w:val="Hyperlink"/>
@@ -8941,8 +8831,8 @@
         </w:r>
       </w:hyperlink>
     </w:p>
-    <w:bookmarkEnd w:id="159"/>
-    <w:bookmarkStart w:id="160" w:name="ref-olsen2012"/>
+    <w:bookmarkEnd w:id="164"/>
+    <w:bookmarkStart w:id="165" w:name="ref-olsen2012"/>
     <w:p>
       <w:pPr>
         <w:pStyle w:val="Bibliography"/>
@@ -9006,8 +8896,8 @@
         <w:t xml:space="preserve">. Tobii Technology.</w:t>
       </w:r>
     </w:p>
-    <w:bookmarkEnd w:id="160"/>
-    <w:bookmarkStart w:id="162" w:name="ref-pan2023"/>
+    <w:bookmarkEnd w:id="165"/>
+    <w:bookmarkStart w:id="167" w:name="ref-pan2023"/>
     <w:p>
       <w:pPr>
         <w:pStyle w:val="Bibliography"/>
@@ -9044,7 +8934,7 @@
       <w:r>
         <w:t xml:space="preserve"> </w:t>
       </w:r>
-      <w:hyperlink r:id="rId161">
+      <w:hyperlink r:id="rId166">
         <w:r>
           <w:rPr>
             <w:rStyle w:val="Hyperlink"/>
@@ -9053,8 +8943,8 @@
         </w:r>
       </w:hyperlink>
     </w:p>
-    <w:bookmarkEnd w:id="162"/>
-    <w:bookmarkStart w:id="164" w:name="ref-R-patchwork"/>
+    <w:bookmarkEnd w:id="167"/>
+    <w:bookmarkStart w:id="169" w:name="ref-R-patchwork"/>
     <w:p>
       <w:pPr>
         <w:pStyle w:val="Bibliography"/>
@@ -9078,7 +8968,7 @@
       <w:r>
         <w:t xml:space="preserve"> </w:t>
       </w:r>
-      <w:hyperlink r:id="rId163">
+      <w:hyperlink r:id="rId168">
         <w:r>
           <w:rPr>
             <w:rStyle w:val="Hyperlink"/>
@@ -9087,8 +8977,8 @@
         </w:r>
       </w:hyperlink>
     </w:p>
-    <w:bookmarkEnd w:id="164"/>
-    <w:bookmarkStart w:id="166" w:name="ref-perfetti2007"/>
+    <w:bookmarkEnd w:id="169"/>
+    <w:bookmarkStart w:id="171" w:name="ref-perfetti2007"/>
     <w:p>
       <w:pPr>
         <w:pStyle w:val="Bibliography"/>
@@ -9125,7 +9015,7 @@
       <w:r>
         <w:t xml:space="preserve"> </w:t>
       </w:r>
-      <w:hyperlink r:id="rId165">
+      <w:hyperlink r:id="rId170">
         <w:r>
           <w:rPr>
             <w:rStyle w:val="Hyperlink"/>
@@ -9134,8 +9024,8 @@
         </w:r>
       </w:hyperlink>
     </w:p>
-    <w:bookmarkEnd w:id="166"/>
-    <w:bookmarkStart w:id="168" w:name="ref-R-base"/>
+    <w:bookmarkEnd w:id="171"/>
+    <w:bookmarkStart w:id="173" w:name="ref-R-base"/>
     <w:p>
       <w:pPr>
         <w:pStyle w:val="Bibliography"/>
@@ -9159,7 +9049,7 @@
       <w:r>
         <w:t xml:space="preserve"> </w:t>
       </w:r>
-      <w:hyperlink r:id="rId167">
+      <w:hyperlink r:id="rId172">
         <w:r>
           <w:rPr>
             <w:rStyle w:val="Hyperlink"/>
@@ -9168,8 +9058,8 @@
         </w:r>
       </w:hyperlink>
     </w:p>
-    <w:bookmarkEnd w:id="168"/>
-    <w:bookmarkStart w:id="170" w:name="ref-rayner1998"/>
+    <w:bookmarkEnd w:id="173"/>
+    <w:bookmarkStart w:id="175" w:name="ref-rayner1998"/>
     <w:p>
       <w:pPr>
         <w:pStyle w:val="Bibliography"/>
@@ -9206,7 +9096,7 @@
       <w:r>
         <w:t xml:space="preserve"> </w:t>
       </w:r>
-      <w:hyperlink r:id="rId169">
+      <w:hyperlink r:id="rId174">
         <w:r>
           <w:rPr>
             <w:rStyle w:val="Hyperlink"/>
@@ -9215,8 +9105,8 @@
         </w:r>
       </w:hyperlink>
     </w:p>
-    <w:bookmarkEnd w:id="170"/>
-    <w:bookmarkStart w:id="172" w:name="ref-rayner2009"/>
+    <w:bookmarkEnd w:id="175"/>
+    <w:bookmarkStart w:id="177" w:name="ref-rayner2009"/>
     <w:p>
       <w:pPr>
         <w:pStyle w:val="Bibliography"/>
@@ -9253,7 +9143,7 @@
       <w:r>
         <w:t xml:space="preserve"> </w:t>
       </w:r>
-      <w:hyperlink r:id="rId171">
+      <w:hyperlink r:id="rId176">
         <w:r>
           <w:rPr>
             <w:rStyle w:val="Hyperlink"/>
@@ -9262,8 +9152,8 @@
         </w:r>
       </w:hyperlink>
     </w:p>
-    <w:bookmarkEnd w:id="172"/>
-    <w:bookmarkStart w:id="174" w:name="ref-richland2009"/>
+    <w:bookmarkEnd w:id="177"/>
+    <w:bookmarkStart w:id="179" w:name="ref-richland2009"/>
     <w:p>
       <w:pPr>
         <w:pStyle w:val="Bibliography"/>
@@ -9300,7 +9190,7 @@
       <w:r>
         <w:t xml:space="preserve"> </w:t>
       </w:r>
-      <w:hyperlink r:id="rId173">
+      <w:hyperlink r:id="rId178">
         <w:r>
           <w:rPr>
             <w:rStyle w:val="Hyperlink"/>
@@ -9309,8 +9199,8 @@
         </w:r>
       </w:hyperlink>
     </w:p>
-    <w:bookmarkEnd w:id="174"/>
-    <w:bookmarkStart w:id="176" w:name="ref-rivers2026"/>
+    <w:bookmarkEnd w:id="179"/>
+    <w:bookmarkStart w:id="181" w:name="ref-rivers2026"/>
     <w:p>
       <w:pPr>
         <w:pStyle w:val="Bibliography"/>
@@ -9334,7 +9224,7 @@
       <w:r>
         <w:t xml:space="preserve"> </w:t>
       </w:r>
-      <w:hyperlink r:id="rId175">
+      <w:hyperlink r:id="rId180">
         <w:r>
           <w:rPr>
             <w:rStyle w:val="Hyperlink"/>
@@ -9343,8 +9233,8 @@
         </w:r>
       </w:hyperlink>
     </w:p>
-    <w:bookmarkEnd w:id="176"/>
-    <w:bookmarkStart w:id="178" w:name="ref-roediger2006"/>
+    <w:bookmarkEnd w:id="181"/>
+    <w:bookmarkStart w:id="183" w:name="ref-roediger2006"/>
     <w:p>
       <w:pPr>
         <w:pStyle w:val="Bibliography"/>
@@ -9381,7 +9271,7 @@
       <w:r>
         <w:t xml:space="preserve"> </w:t>
       </w:r>
-      <w:hyperlink r:id="rId177">
+      <w:hyperlink r:id="rId182">
         <w:r>
           <w:rPr>
             <w:rStyle w:val="Hyperlink"/>
@@ -9390,8 +9280,8 @@
         </w:r>
       </w:hyperlink>
     </w:p>
-    <w:bookmarkEnd w:id="178"/>
-    <w:bookmarkStart w:id="180" w:name="ref-rothkopf1979"/>
+    <w:bookmarkEnd w:id="183"/>
+    <w:bookmarkStart w:id="185" w:name="ref-rothkopf1979"/>
     <w:p>
       <w:pPr>
         <w:pStyle w:val="Bibliography"/>
@@ -9428,7 +9318,7 @@
       <w:r>
         <w:t xml:space="preserve"> </w:t>
       </w:r>
-      <w:hyperlink r:id="rId179">
+      <w:hyperlink r:id="rId184">
         <w:r>
           <w:rPr>
             <w:rStyle w:val="Hyperlink"/>
@@ -9437,8 +9327,8 @@
         </w:r>
       </w:hyperlink>
     </w:p>
-    <w:bookmarkEnd w:id="180"/>
-    <w:bookmarkStart w:id="182" w:name="ref-rowland2014"/>
+    <w:bookmarkEnd w:id="185"/>
+    <w:bookmarkStart w:id="187" w:name="ref-rowland2014"/>
     <w:p>
       <w:pPr>
         <w:pStyle w:val="Bibliography"/>
@@ -9475,7 +9365,7 @@
       <w:r>
         <w:t xml:space="preserve"> </w:t>
       </w:r>
-      <w:hyperlink r:id="rId181">
+      <w:hyperlink r:id="rId186">
         <w:r>
           <w:rPr>
             <w:rStyle w:val="Hyperlink"/>
@@ -9484,8 +9374,8 @@
         </w:r>
       </w:hyperlink>
     </w:p>
-    <w:bookmarkEnd w:id="182"/>
-    <w:bookmarkStart w:id="184" w:name="ref-salvucci2000"/>
+    <w:bookmarkEnd w:id="187"/>
+    <w:bookmarkStart w:id="189" w:name="ref-salvucci2000"/>
     <w:p>
       <w:pPr>
         <w:pStyle w:val="Bibliography"/>
@@ -9509,7 +9399,7 @@
       <w:r>
         <w:t xml:space="preserve"> </w:t>
       </w:r>
-      <w:hyperlink r:id="rId183">
+      <w:hyperlink r:id="rId188">
         <w:r>
           <w:rPr>
             <w:rStyle w:val="Hyperlink"/>
@@ -9518,8 +9408,8 @@
         </w:r>
       </w:hyperlink>
     </w:p>
-    <w:bookmarkEnd w:id="184"/>
-    <w:bookmarkStart w:id="186" w:name="ref-sana2023"/>
+    <w:bookmarkEnd w:id="189"/>
+    <w:bookmarkStart w:id="191" w:name="ref-sana2023"/>
     <w:p>
       <w:pPr>
         <w:pStyle w:val="Bibliography"/>
@@ -9543,7 +9433,7 @@
       <w:r>
         <w:t xml:space="preserve"> </w:t>
       </w:r>
-      <w:hyperlink r:id="rId185">
+      <w:hyperlink r:id="rId190">
         <w:r>
           <w:rPr>
             <w:rStyle w:val="Hyperlink"/>
@@ -9552,8 +9442,8 @@
         </w:r>
       </w:hyperlink>
     </w:p>
-    <w:bookmarkEnd w:id="186"/>
-    <w:bookmarkStart w:id="188" w:name="ref-sana2020"/>
+    <w:bookmarkEnd w:id="191"/>
+    <w:bookmarkStart w:id="193" w:name="ref-sana2020"/>
     <w:p>
       <w:pPr>
         <w:pStyle w:val="Bibliography"/>
@@ -9590,7 +9480,7 @@
       <w:r>
         <w:t xml:space="preserve"> </w:t>
       </w:r>
-      <w:hyperlink r:id="rId187">
+      <w:hyperlink r:id="rId192">
         <w:r>
           <w:rPr>
             <w:rStyle w:val="Hyperlink"/>
@@ -9599,8 +9489,8 @@
         </w:r>
       </w:hyperlink>
     </w:p>
-    <w:bookmarkEnd w:id="188"/>
-    <w:bookmarkStart w:id="190" w:name="ref-schotter2025"/>
+    <w:bookmarkEnd w:id="193"/>
+    <w:bookmarkStart w:id="195" w:name="ref-schotter2025"/>
     <w:p>
       <w:pPr>
         <w:pStyle w:val="Bibliography"/>
@@ -9637,7 +9527,7 @@
       <w:r>
         <w:t xml:space="preserve"> </w:t>
       </w:r>
-      <w:hyperlink r:id="rId189">
+      <w:hyperlink r:id="rId194">
         <w:r>
           <w:rPr>
             <w:rStyle w:val="Hyperlink"/>
@@ -9646,8 +9536,8 @@
         </w:r>
       </w:hyperlink>
     </w:p>
-    <w:bookmarkEnd w:id="190"/>
-    <w:bookmarkStart w:id="192" w:name="ref-serranocarot2025"/>
+    <w:bookmarkEnd w:id="195"/>
+    <w:bookmarkStart w:id="197" w:name="ref-serranocarot2025"/>
     <w:p>
       <w:pPr>
         <w:pStyle w:val="Bibliography"/>
@@ -9671,7 +9561,7 @@
       <w:r>
         <w:t xml:space="preserve"> </w:t>
       </w:r>
-      <w:hyperlink r:id="rId191">
+      <w:hyperlink r:id="rId196">
         <w:r>
           <w:rPr>
             <w:rStyle w:val="Hyperlink"/>
@@ -9680,8 +9570,8 @@
         </w:r>
       </w:hyperlink>
     </w:p>
-    <w:bookmarkEnd w:id="192"/>
-    <w:bookmarkStart w:id="194" w:name="ref-shrout1979"/>
+    <w:bookmarkEnd w:id="197"/>
+    <w:bookmarkStart w:id="199" w:name="ref-shrout1979"/>
     <w:p>
       <w:pPr>
         <w:pStyle w:val="Bibliography"/>
@@ -9718,7 +9608,7 @@
       <w:r>
         <w:t xml:space="preserve"> </w:t>
       </w:r>
-      <w:hyperlink r:id="rId193">
+      <w:hyperlink r:id="rId198">
         <w:r>
           <w:rPr>
             <w:rStyle w:val="Hyperlink"/>
@@ -9727,8 +9617,8 @@
         </w:r>
       </w:hyperlink>
     </w:p>
-    <w:bookmarkEnd w:id="194"/>
-    <w:bookmarkStart w:id="195" w:name="ref-silveira2014"/>
+    <w:bookmarkEnd w:id="199"/>
+    <w:bookmarkStart w:id="200" w:name="ref-silveira2014"/>
     <w:p>
       <w:pPr>
         <w:pStyle w:val="Bibliography"/>
@@ -9773,8 +9663,8 @@
         <w:t xml:space="preserve">, 2897–2904.</w:t>
       </w:r>
     </w:p>
-    <w:bookmarkEnd w:id="195"/>
-    <w:bookmarkStart w:id="197" w:name="ref-soderstrom2023"/>
+    <w:bookmarkEnd w:id="200"/>
+    <w:bookmarkStart w:id="202" w:name="ref-soderstrom2023"/>
     <w:p>
       <w:pPr>
         <w:pStyle w:val="Bibliography"/>
@@ -9811,7 +9701,7 @@
       <w:r>
         <w:t xml:space="preserve"> </w:t>
       </w:r>
-      <w:hyperlink r:id="rId196">
+      <w:hyperlink r:id="rId201">
         <w:r>
           <w:rPr>
             <w:rStyle w:val="Hyperlink"/>
@@ -9820,8 +9710,8 @@
         </w:r>
       </w:hyperlink>
     </w:p>
-    <w:bookmarkEnd w:id="197"/>
-    <w:bookmarkStart w:id="199" w:name="ref-sthilaire2020"/>
+    <w:bookmarkEnd w:id="202"/>
+    <w:bookmarkStart w:id="204" w:name="ref-sthilaire2020"/>
     <w:p>
       <w:pPr>
         <w:pStyle w:val="Bibliography"/>
@@ -9858,7 +9748,7 @@
       <w:r>
         <w:t xml:space="preserve"> </w:t>
       </w:r>
-      <w:hyperlink r:id="rId198">
+      <w:hyperlink r:id="rId203">
         <w:r>
           <w:rPr>
             <w:rStyle w:val="Hyperlink"/>
@@ -9867,8 +9757,8 @@
         </w:r>
       </w:hyperlink>
     </w:p>
-    <w:bookmarkEnd w:id="199"/>
-    <w:bookmarkStart w:id="201" w:name="ref-sthilaire2019"/>
+    <w:bookmarkEnd w:id="204"/>
+    <w:bookmarkStart w:id="206" w:name="ref-sthilaire2019"/>
     <w:p>
       <w:pPr>
         <w:pStyle w:val="Bibliography"/>
@@ -9905,7 +9795,7 @@
       <w:r>
         <w:t xml:space="preserve"> </w:t>
       </w:r>
-      <w:hyperlink r:id="rId200">
+      <w:hyperlink r:id="rId205">
         <w:r>
           <w:rPr>
             <w:rStyle w:val="Hyperlink"/>
@@ -9914,8 +9804,8 @@
         </w:r>
       </w:hyperlink>
     </w:p>
-    <w:bookmarkEnd w:id="201"/>
-    <w:bookmarkStart w:id="203" w:name="ref-sthilaire2023"/>
+    <w:bookmarkEnd w:id="206"/>
+    <w:bookmarkStart w:id="208" w:name="ref-sthilaire2023"/>
     <w:p>
       <w:pPr>
         <w:pStyle w:val="Bibliography"/>
@@ -9952,7 +9842,7 @@
       <w:r>
         <w:t xml:space="preserve"> </w:t>
       </w:r>
-      <w:hyperlink r:id="rId202">
+      <w:hyperlink r:id="rId207">
         <w:r>
           <w:rPr>
             <w:rStyle w:val="Hyperlink"/>
@@ -9961,8 +9851,8 @@
         </w:r>
       </w:hyperlink>
     </w:p>
-    <w:bookmarkEnd w:id="203"/>
-    <w:bookmarkStart w:id="205" w:name="ref-staub2010"/>
+    <w:bookmarkEnd w:id="208"/>
+    <w:bookmarkStart w:id="210" w:name="ref-staub2010"/>
     <w:p>
       <w:pPr>
         <w:pStyle w:val="Bibliography"/>
@@ -9999,7 +9889,7 @@
       <w:r>
         <w:t xml:space="preserve"> </w:t>
       </w:r>
-      <w:hyperlink r:id="rId204">
+      <w:hyperlink r:id="rId209">
         <w:r>
           <w:rPr>
             <w:rStyle w:val="Hyperlink"/>
@@ -10008,8 +9898,8 @@
         </w:r>
       </w:hyperlink>
     </w:p>
-    <w:bookmarkEnd w:id="205"/>
-    <w:bookmarkStart w:id="207" w:name="ref-straka2017"/>
+    <w:bookmarkEnd w:id="210"/>
+    <w:bookmarkStart w:id="212" w:name="ref-straka2017"/>
     <w:p>
       <w:pPr>
         <w:pStyle w:val="Bibliography"/>
@@ -10094,7 +9984,7 @@
       <w:r>
         <w:t xml:space="preserve"> </w:t>
       </w:r>
-      <w:hyperlink r:id="rId206">
+      <w:hyperlink r:id="rId211">
         <w:r>
           <w:rPr>
             <w:rStyle w:val="Hyperlink"/>
@@ -10103,8 +9993,8 @@
         </w:r>
       </w:hyperlink>
     </w:p>
-    <w:bookmarkEnd w:id="207"/>
-    <w:bookmarkStart w:id="209" w:name="ref-R-png"/>
+    <w:bookmarkEnd w:id="212"/>
+    <w:bookmarkStart w:id="214" w:name="ref-R-png"/>
     <w:p>
       <w:pPr>
         <w:pStyle w:val="Bibliography"/>
@@ -10128,7 +10018,7 @@
       <w:r>
         <w:t xml:space="preserve"> </w:t>
       </w:r>
-      <w:hyperlink r:id="rId208">
+      <w:hyperlink r:id="rId213">
         <w:r>
           <w:rPr>
             <w:rStyle w:val="Hyperlink"/>
@@ -10137,8 +10027,8 @@
         </w:r>
       </w:hyperlink>
     </w:p>
-    <w:bookmarkEnd w:id="209"/>
-    <w:bookmarkStart w:id="211" w:name="ref-wagenmakers2010"/>
+    <w:bookmarkEnd w:id="214"/>
+    <w:bookmarkStart w:id="216" w:name="ref-wagenmakers2010"/>
     <w:p>
       <w:pPr>
         <w:pStyle w:val="Bibliography"/>
@@ -10199,7 +10089,7 @@
       <w:r>
         <w:t xml:space="preserve"> </w:t>
       </w:r>
-      <w:hyperlink r:id="rId210">
+      <w:hyperlink r:id="rId215">
         <w:r>
           <w:rPr>
             <w:rStyle w:val="Hyperlink"/>
@@ -10208,8 +10098,8 @@
         </w:r>
       </w:hyperlink>
     </w:p>
-    <w:bookmarkEnd w:id="211"/>
-    <w:bookmarkStart w:id="213" w:name="ref-white2012"/>
+    <w:bookmarkEnd w:id="216"/>
+    <w:bookmarkStart w:id="218" w:name="ref-white2012"/>
     <w:p>
       <w:pPr>
         <w:pStyle w:val="Bibliography"/>
@@ -10246,7 +10136,7 @@
       <w:r>
         <w:t xml:space="preserve"> </w:t>
       </w:r>
-      <w:hyperlink r:id="rId212">
+      <w:hyperlink r:id="rId217">
         <w:r>
           <w:rPr>
             <w:rStyle w:val="Hyperlink"/>
@@ -10255,8 +10145,8 @@
         </w:r>
       </w:hyperlink>
     </w:p>
-    <w:bookmarkEnd w:id="213"/>
-    <w:bookmarkStart w:id="215" w:name="ref-tidyverse2019"/>
+    <w:bookmarkEnd w:id="218"/>
+    <w:bookmarkStart w:id="220" w:name="ref-tidyverse2019"/>
     <w:p>
       <w:pPr>
         <w:pStyle w:val="Bibliography"/>
@@ -10302,7 +10192,7 @@
       <w:r>
         <w:t xml:space="preserve"> </w:t>
       </w:r>
-      <w:hyperlink r:id="rId214">
+      <w:hyperlink r:id="rId219">
         <w:r>
           <w:rPr>
             <w:rStyle w:val="Hyperlink"/>
@@ -10311,8 +10201,8 @@
         </w:r>
       </w:hyperlink>
     </w:p>
-    <w:bookmarkEnd w:id="215"/>
-    <w:bookmarkStart w:id="217" w:name="ref-R-scales"/>
+    <w:bookmarkEnd w:id="220"/>
+    <w:bookmarkStart w:id="222" w:name="ref-R-scales"/>
     <w:p>
       <w:pPr>
         <w:pStyle w:val="Bibliography"/>
@@ -10336,7 +10226,7 @@
       <w:r>
         <w:t xml:space="preserve"> </w:t>
       </w:r>
-      <w:hyperlink r:id="rId216">
+      <w:hyperlink r:id="rId221">
         <w:r>
           <w:rPr>
             <w:rStyle w:val="Hyperlink"/>
@@ -10345,8 +10235,8 @@
         </w:r>
       </w:hyperlink>
     </w:p>
-    <w:bookmarkEnd w:id="217"/>
-    <w:bookmarkStart w:id="219" w:name="ref-R-udpipe"/>
+    <w:bookmarkEnd w:id="222"/>
+    <w:bookmarkStart w:id="224" w:name="ref-R-udpipe"/>
     <w:p>
       <w:pPr>
         <w:pStyle w:val="Bibliography"/>
@@ -10370,7 +10260,7 @@
       <w:r>
         <w:t xml:space="preserve"> </w:t>
       </w:r>
-      <w:hyperlink r:id="rId218">
+      <w:hyperlink r:id="rId223">
         <w:r>
           <w:rPr>
             <w:rStyle w:val="Hyperlink"/>
@@ -10379,8 +10269,8 @@
         </w:r>
       </w:hyperlink>
     </w:p>
-    <w:bookmarkEnd w:id="219"/>
-    <w:bookmarkStart w:id="221" w:name="ref-knitr2015"/>
+    <w:bookmarkEnd w:id="224"/>
+    <w:bookmarkStart w:id="226" w:name="ref-knitr2015"/>
     <w:p>
       <w:pPr>
         <w:pStyle w:val="Bibliography"/>
@@ -10435,7 +10325,7 @@
       <w:r>
         <w:t xml:space="preserve"> </w:t>
       </w:r>
-      <w:hyperlink r:id="rId220">
+      <w:hyperlink r:id="rId225">
         <w:r>
           <w:rPr>
             <w:rStyle w:val="Hyperlink"/>
@@ -10444,8 +10334,8 @@
         </w:r>
       </w:hyperlink>
     </w:p>
-    <w:bookmarkEnd w:id="221"/>
-    <w:bookmarkStart w:id="223" w:name="ref-R-xfun"/>
+    <w:bookmarkEnd w:id="226"/>
+    <w:bookmarkStart w:id="228" w:name="ref-R-xfun"/>
     <w:p>
       <w:pPr>
         <w:pStyle w:val="Bibliography"/>
@@ -10469,7 +10359,7 @@
       <w:r>
         <w:t xml:space="preserve"> </w:t>
       </w:r>
-      <w:hyperlink r:id="rId222">
+      <w:hyperlink r:id="rId227">
         <w:r>
           <w:rPr>
             <w:rStyle w:val="Hyperlink"/>
@@ -10478,8 +10368,8 @@
         </w:r>
       </w:hyperlink>
     </w:p>
-    <w:bookmarkEnd w:id="223"/>
-    <w:bookmarkStart w:id="225" w:name="ref-yang2021"/>
+    <w:bookmarkEnd w:id="228"/>
+    <w:bookmarkStart w:id="230" w:name="ref-yang2021"/>
     <w:p>
       <w:pPr>
         <w:pStyle w:val="Bibliography"/>
@@ -10516,7 +10406,7 @@
       <w:r>
         <w:t xml:space="preserve"> </w:t>
       </w:r>
-      <w:hyperlink r:id="rId224">
+      <w:hyperlink r:id="rId229">
         <w:r>
           <w:rPr>
             <w:rStyle w:val="Hyperlink"/>
@@ -10525,8 +10415,8 @@
         </w:r>
       </w:hyperlink>
     </w:p>
-    <w:bookmarkEnd w:id="225"/>
-    <w:bookmarkEnd w:id="226"/>
+    <w:bookmarkEnd w:id="230"/>
+    <w:bookmarkEnd w:id="231"/>
     <w:p>
       <w:pPr>
         <w:pStyle w:val="Heading1"/>
@@ -10535,7 +10425,7 @@
         <w:t xml:space="preserve">Appendix A</w:t>
       </w:r>
     </w:p>
-    <w:bookmarkStart w:id="229" w:name="apx-a"/>
+    <w:bookmarkStart w:id="234" w:name="apx-a"/>
     <w:p>
       <w:pPr>
         <w:pStyle w:val="Heading1"/>
@@ -10619,7 +10509,7 @@
         <w:t xml:space="preserve">). The same rules were used for the prequestions and the final test.</w:t>
       </w:r>
     </w:p>
-    <w:bookmarkStart w:id="227" w:name="tbl-questions"/>
+    <w:bookmarkStart w:id="232" w:name="tbl-questions"/>
     <w:p>
       <w:pPr>
         <w:pStyle w:val="FigureTitle"/>
@@ -11336,7 +11226,7 @@
         </w:tc>
       </w:tr>
     </w:tbl>
-    <w:bookmarkEnd w:id="227"/>
+    <w:bookmarkEnd w:id="232"/>
     <w:p>
       <w:pPr>
         <w:pStyle w:val="FigureNote"/>
@@ -11360,7 +11250,7 @@
         <w:t xml:space="preserve"> </w:t>
       </w:r>
     </w:p>
-    <w:bookmarkStart w:id="228" w:name="tbl-scoring"/>
+    <w:bookmarkStart w:id="233" w:name="tbl-scoring"/>
     <w:p>
       <w:pPr>
         <w:pStyle w:val="FigureTitle"/>
@@ -12168,7 +12058,7 @@
         </w:tc>
       </w:tr>
     </w:tbl>
-    <w:bookmarkEnd w:id="228"/>
+    <w:bookmarkEnd w:id="233"/>
     <w:p>
       <w:pPr>
         <w:pStyle w:val="FigureNote"/>
@@ -12205,7 +12095,7 @@
         <w:br w:type="page"/>
       </w:r>
     </w:p>
-    <w:bookmarkEnd w:id="229"/>
+    <w:bookmarkEnd w:id="234"/>
     <w:p>
       <w:pPr>
         <w:pStyle w:val="Heading1"/>
@@ -12214,7 +12104,7 @@
         <w:t xml:space="preserve">Appendix B</w:t>
       </w:r>
     </w:p>
-    <w:bookmarkStart w:id="231" w:name="apx-b"/>
+    <w:bookmarkStart w:id="236" w:name="apx-b"/>
     <w:p>
       <w:pPr>
         <w:pStyle w:val="Heading1"/>
@@ -12223,7 +12113,7 @@
         <w:t xml:space="preserve">Model Specifications</w:t>
       </w:r>
     </w:p>
-    <w:bookmarkStart w:id="230" w:name="tbl-models"/>
+    <w:bookmarkStart w:id="235" w:name="tbl-models"/>
     <w:p>
       <w:pPr>
         <w:pStyle w:val="FigureTitle"/>
@@ -12607,7 +12497,7 @@
         </w:tc>
       </w:tr>
     </w:tbl>
-    <w:bookmarkEnd w:id="230"/>
+    <w:bookmarkEnd w:id="235"/>
     <w:p>
       <w:pPr>
         <w:pStyle w:val="FigureNote"/>
@@ -12680,7 +12570,7 @@
         <w:br w:type="page"/>
       </w:r>
     </w:p>
-    <w:bookmarkEnd w:id="231"/>
+    <w:bookmarkEnd w:id="236"/>
     <w:p>
       <w:pPr>
         <w:pStyle w:val="Heading1"/>
@@ -12689,7 +12579,7 @@
         <w:t xml:space="preserve">Appendix C</w:t>
       </w:r>
     </w:p>
-    <w:bookmarkStart w:id="233" w:name="apx-c"/>
+    <w:bookmarkStart w:id="238" w:name="apx-c"/>
     <w:p>
       <w:pPr>
         <w:pStyle w:val="Heading1"/>
@@ -12698,7 +12588,7 @@
         <w:t xml:space="preserve">Deviations From the Preregistration</w:t>
       </w:r>
     </w:p>
-    <w:bookmarkStart w:id="232" w:name="tbl-deviations"/>
+    <w:bookmarkStart w:id="237" w:name="tbl-deviations"/>
     <w:p>
       <w:pPr>
         <w:pStyle w:val="FigureTitle"/>
@@ -13504,7 +13394,7 @@
         </w:tc>
       </w:tr>
     </w:tbl>
-    <w:bookmarkEnd w:id="232"/>
+    <w:bookmarkEnd w:id="237"/>
     <w:p>
       <w:pPr>
         <w:pStyle w:val="FigureNote"/>
@@ -13541,7 +13431,7 @@
         <w:br w:type="page"/>
       </w:r>
     </w:p>
-    <w:bookmarkEnd w:id="233"/>
+    <w:bookmarkEnd w:id="238"/>
     <w:p>
       <w:pPr>
         <w:pStyle w:val="Heading1"/>
@@ -13550,7 +13440,7 @@
         <w:t xml:space="preserve">Appendix D</w:t>
       </w:r>
     </w:p>
-    <w:bookmarkStart w:id="234" w:name="apx-d"/>
+    <w:bookmarkStart w:id="239" w:name="apx-d"/>
     <w:p>
       <w:pPr>
         <w:pStyle w:val="Heading1"/>
@@ -13678,1540 +13568,12 @@
       </w:r>
       <w:r>
         <w:t xml:space="preserve">) was fitted to fixations whose chain lay within half a line spacing of its line; gaze positions were corrected by inverting this model and the chains were reassigned, and this was repeated five times. The linear model was used only if it was plausible (a vertical stretch within 20% and a tilt of less than one line across the screen); otherwise the single offset was kept. Throughout, the correction was limited everywhere on the page to the calibration accuracy criterion of 0.5° (0.57 cm, about 0.45 of a line spacing), so it could not move a reader’s gaze by a whole line. Chains more than half a line spacing from every text line were treated as off the text.</w:t>
-      </w:r>
-    </w:p>
-    <w:p>
-      <w:r>
-        <w:br w:type="page"/>
-      </w:r>
-    </w:p>
-    <w:bookmarkEnd w:id="234"/>
-    <w:p>
-      <w:pPr>
-        <w:pStyle w:val="Heading1"/>
-      </w:pPr>
-      <w:r>
-        <w:t xml:space="preserve">Appendix E</w:t>
-      </w:r>
-    </w:p>
-    <w:bookmarkStart w:id="236" w:name="apx-e"/>
-    <w:p>
-      <w:pPr>
-        <w:pStyle w:val="Heading1"/>
-      </w:pPr>
-      <w:r>
-        <w:t xml:space="preserve">Bayes Factor Sensitivity to the Prior Width</w:t>
-      </w:r>
-    </w:p>
-    <w:bookmarkStart w:id="235" w:name="tbl-bf-sensitivity"/>
-    <w:p>
-      <w:pPr>
-        <w:pStyle w:val="FigureTitle"/>
-      </w:pPr>
-      <w:r>
-        <w:t xml:space="preserve">Table E1</w:t>
-      </w:r>
-    </w:p>
-    <w:p>
-      <w:pPr>
-        <w:pStyle w:val="Caption"/>
-      </w:pPr>
-      <w:r>
-        <w:t xml:space="preserve">Bayes Factors (BF</w:t>
-      </w:r>
-      <w:r>
-        <w:rPr>
-          <w:vertAlign w:val="subscript"/>
-        </w:rPr>
-        <w:t xml:space="preserve">10</w:t>
-      </w:r>
-      <w:r>
-        <w:t xml:space="preserve">) With the Priors on the Effects Halved, as in the Main Analysis, and Doubled</w:t>
-      </w:r>
-    </w:p>
-    <w:tbl>
-      <w:tblPr>
-        <w:tblStyle w:val="Table"/>
-        <w:tblW w:type="pct" w:w="5000"/>
-        <w:tblLayout w:type="fixed"/>
-        <w:tblLook w:firstRow="1" w:lastRow="0" w:firstColumn="0" w:lastColumn="0" w:noHBand="0" w:noVBand="0" w:val="0020"/>
-      </w:tblPr>
-      <w:tblGrid>
-        <w:gridCol w:w="2692"/>
-        <w:gridCol w:w="1425"/>
-        <w:gridCol w:w="1267"/>
-        <w:gridCol w:w="1267"/>
-        <w:gridCol w:w="1267"/>
-      </w:tblGrid>
-      <w:tr>
-        <w:trPr>
-          <w:tblHeader w:val="on"/>
-        </w:trPr>
-        <w:tc>
-          <w:tcPr/>
-          <w:p>
-            <w:pPr>
-              <w:pStyle w:val="Compact"/>
-              <w:jc w:val="left"/>
-            </w:pPr>
-            <w:r>
-              <w:t xml:space="preserve">Measure</w:t>
-            </w:r>
-          </w:p>
-        </w:tc>
-        <w:tc>
-          <w:tcPr/>
-          <w:p>
-            <w:pPr>
-              <w:pStyle w:val="Compact"/>
-              <w:jc w:val="left"/>
-            </w:pPr>
-            <w:r>
-              <w:t xml:space="preserve">Effect</w:t>
-            </w:r>
-          </w:p>
-        </w:tc>
-        <w:tc>
-          <w:tcPr/>
-          <w:p>
-            <w:pPr>
-              <w:pStyle w:val="Compact"/>
-              <w:jc w:val="left"/>
-            </w:pPr>
-            <w:r>
-              <w:t xml:space="preserve">× 0.5</w:t>
-            </w:r>
-          </w:p>
-        </w:tc>
-        <w:tc>
-          <w:tcPr/>
-          <w:p>
-            <w:pPr>
-              <w:pStyle w:val="Compact"/>
-              <w:jc w:val="left"/>
-            </w:pPr>
-            <w:r>
-              <w:t xml:space="preserve">× 1 (main)</w:t>
-            </w:r>
-          </w:p>
-        </w:tc>
-        <w:tc>
-          <w:tcPr/>
-          <w:p>
-            <w:pPr>
-              <w:pStyle w:val="Compact"/>
-              <w:jc w:val="left"/>
-            </w:pPr>
-            <w:r>
-              <w:t xml:space="preserve">× 2</w:t>
-            </w:r>
-          </w:p>
-        </w:tc>
-      </w:tr>
-      <w:tr>
-        <w:tc>
-          <w:tcPr/>
-          <w:p>
-            <w:pPr>
-              <w:pStyle w:val="Compact"/>
-              <w:jc w:val="left"/>
-            </w:pPr>
-            <w:r>
-              <w:t xml:space="preserve">Final test</w:t>
-            </w:r>
-          </w:p>
-        </w:tc>
-        <w:tc>
-          <w:tcPr/>
-          <w:p>
-            <w:pPr>
-              <w:pStyle w:val="Compact"/>
-              <w:jc w:val="left"/>
-            </w:pPr>
-            <w:r>
-              <w:t xml:space="preserve">Specific</w:t>
-            </w:r>
-          </w:p>
-        </w:tc>
-        <w:tc>
-          <w:tcPr/>
-          <w:p>
-            <w:pPr>
-              <w:pStyle w:val="Compact"/>
-              <w:jc w:val="left"/>
-            </w:pPr>
-            <w:r>
-              <w:t xml:space="preserve">1.4 × 10</w:t>
-            </w:r>
-            <w:r>
-              <w:rPr>
-                <w:vertAlign w:val="superscript"/>
-              </w:rPr>
-              <w:t xml:space="preserve">7</w:t>
-            </w:r>
-          </w:p>
-        </w:tc>
-        <w:tc>
-          <w:tcPr/>
-          <w:p>
-            <w:pPr>
-              <w:pStyle w:val="Compact"/>
-              <w:jc w:val="left"/>
-            </w:pPr>
-            <w:r>
-              <w:t xml:space="preserve">1.3 × 10</w:t>
-            </w:r>
-            <w:r>
-              <w:rPr>
-                <w:vertAlign w:val="superscript"/>
-              </w:rPr>
-              <w:t xml:space="preserve">8</w:t>
-            </w:r>
-          </w:p>
-        </w:tc>
-        <w:tc>
-          <w:tcPr/>
-          <w:p>
-            <w:pPr>
-              <w:pStyle w:val="Compact"/>
-              <w:jc w:val="left"/>
-            </w:pPr>
-            <w:r>
-              <w:t xml:space="preserve">2.4 × 10</w:t>
-            </w:r>
-            <w:r>
-              <w:rPr>
-                <w:vertAlign w:val="superscript"/>
-              </w:rPr>
-              <w:t xml:space="preserve">6</w:t>
-            </w:r>
-          </w:p>
-        </w:tc>
-      </w:tr>
-      <w:tr>
-        <w:tc>
-          <w:tcPr/>
-          <w:p>
-            <w:pPr>
-              <w:pStyle w:val="Compact"/>
-              <w:jc w:val="left"/>
-            </w:pPr>
-            <w:r>
-              <w:t xml:space="preserve">Final test</w:t>
-            </w:r>
-          </w:p>
-        </w:tc>
-        <w:tc>
-          <w:tcPr/>
-          <w:p>
-            <w:pPr>
-              <w:pStyle w:val="Compact"/>
-              <w:jc w:val="left"/>
-            </w:pPr>
-            <w:r>
-              <w:t xml:space="preserve">General</w:t>
-            </w:r>
-          </w:p>
-        </w:tc>
-        <w:tc>
-          <w:tcPr/>
-          <w:p>
-            <w:pPr>
-              <w:pStyle w:val="Compact"/>
-              <w:jc w:val="left"/>
-            </w:pPr>
-            <w:r>
-              <w:t xml:space="preserve">1.03</w:t>
-            </w:r>
-          </w:p>
-        </w:tc>
-        <w:tc>
-          <w:tcPr/>
-          <w:p>
-            <w:pPr>
-              <w:pStyle w:val="Compact"/>
-              <w:jc w:val="left"/>
-            </w:pPr>
-            <w:r>
-              <w:t xml:space="preserve">0.54</w:t>
-            </w:r>
-          </w:p>
-        </w:tc>
-        <w:tc>
-          <w:tcPr/>
-          <w:p>
-            <w:pPr>
-              <w:pStyle w:val="Compact"/>
-              <w:jc w:val="left"/>
-            </w:pPr>
-            <w:r>
-              <w:t xml:space="preserve">0.30</w:t>
-            </w:r>
-          </w:p>
-        </w:tc>
-      </w:tr>
-      <w:tr>
-        <w:tc>
-          <w:tcPr/>
-          <w:p>
-            <w:pPr>
-              <w:pStyle w:val="Compact"/>
-              <w:jc w:val="left"/>
-            </w:pPr>
-            <w:r>
-              <w:t xml:space="preserve">Final test</w:t>
-            </w:r>
-          </w:p>
-        </w:tc>
-        <w:tc>
-          <w:tcPr/>
-          <w:p>
-            <w:pPr>
-              <w:pStyle w:val="Compact"/>
-              <w:jc w:val="left"/>
-            </w:pPr>
-            <w:r>
-              <w:t xml:space="preserve">Interaction</w:t>
-            </w:r>
-          </w:p>
-        </w:tc>
-        <w:tc>
-          <w:tcPr/>
-          <w:p>
-            <w:pPr>
-              <w:pStyle w:val="Compact"/>
-              <w:jc w:val="left"/>
-            </w:pPr>
-            <w:r>
-              <w:t xml:space="preserve">2.7 × 10</w:t>
-            </w:r>
-            <w:r>
-              <w:rPr>
-                <w:vertAlign w:val="superscript"/>
-              </w:rPr>
-              <w:t xml:space="preserve">10</w:t>
-            </w:r>
-          </w:p>
-        </w:tc>
-        <w:tc>
-          <w:tcPr/>
-          <w:p>
-            <w:pPr>
-              <w:pStyle w:val="Compact"/>
-              <w:jc w:val="left"/>
-            </w:pPr>
-            <w:r>
-              <w:t xml:space="preserve">1.5 × 10</w:t>
-            </w:r>
-            <w:r>
-              <w:rPr>
-                <w:vertAlign w:val="superscript"/>
-              </w:rPr>
-              <w:t xml:space="preserve">10</w:t>
-            </w:r>
-          </w:p>
-        </w:tc>
-        <w:tc>
-          <w:tcPr/>
-          <w:p>
-            <w:pPr>
-              <w:pStyle w:val="Compact"/>
-              <w:jc w:val="left"/>
-            </w:pPr>
-            <w:r>
-              <w:t xml:space="preserve">5.5 × 10</w:t>
-            </w:r>
-            <w:r>
-              <w:rPr>
-                <w:vertAlign w:val="superscript"/>
-              </w:rPr>
-              <w:t xml:space="preserve">9</w:t>
-            </w:r>
-          </w:p>
-        </w:tc>
-      </w:tr>
-      <w:tr>
-        <w:tc>
-          <w:tcPr/>
-          <w:p>
-            <w:pPr>
-              <w:pStyle w:val="Compact"/>
-              <w:jc w:val="left"/>
-            </w:pPr>
-            <w:r>
-              <w:t xml:space="preserve">Selective regression path: μ</w:t>
-            </w:r>
-          </w:p>
-        </w:tc>
-        <w:tc>
-          <w:tcPr/>
-          <w:p>
-            <w:pPr>
-              <w:pStyle w:val="Compact"/>
-              <w:jc w:val="left"/>
-            </w:pPr>
-            <w:r>
-              <w:t xml:space="preserve">Specific</w:t>
-            </w:r>
-          </w:p>
-        </w:tc>
-        <w:tc>
-          <w:tcPr/>
-          <w:p>
-            <w:pPr>
-              <w:pStyle w:val="Compact"/>
-              <w:jc w:val="left"/>
-            </w:pPr>
-            <w:r>
-              <w:t xml:space="preserve">0.13</w:t>
-            </w:r>
-          </w:p>
-        </w:tc>
-        <w:tc>
-          <w:tcPr/>
-          <w:p>
-            <w:pPr>
-              <w:pStyle w:val="Compact"/>
-              <w:jc w:val="left"/>
-            </w:pPr>
-            <w:r>
-              <w:t xml:space="preserve">0.08</w:t>
-            </w:r>
-          </w:p>
-        </w:tc>
-        <w:tc>
-          <w:tcPr/>
-          <w:p>
-            <w:pPr>
-              <w:pStyle w:val="Compact"/>
-              <w:jc w:val="left"/>
-            </w:pPr>
-            <w:r>
-              <w:t xml:space="preserve">0.05</w:t>
-            </w:r>
-          </w:p>
-        </w:tc>
-      </w:tr>
-      <w:tr>
-        <w:tc>
-          <w:tcPr/>
-          <w:p>
-            <w:pPr>
-              <w:pStyle w:val="Compact"/>
-              <w:jc w:val="left"/>
-            </w:pPr>
-            <w:r>
-              <w:t xml:space="preserve">Selective regression path: μ</w:t>
-            </w:r>
-          </w:p>
-        </w:tc>
-        <w:tc>
-          <w:tcPr/>
-          <w:p>
-            <w:pPr>
-              <w:pStyle w:val="Compact"/>
-              <w:jc w:val="left"/>
-            </w:pPr>
-            <w:r>
-              <w:t xml:space="preserve">General</w:t>
-            </w:r>
-          </w:p>
-        </w:tc>
-        <w:tc>
-          <w:tcPr/>
-          <w:p>
-            <w:pPr>
-              <w:pStyle w:val="Compact"/>
-              <w:jc w:val="left"/>
-            </w:pPr>
-            <w:r>
-              <w:t xml:space="preserve">0.14</w:t>
-            </w:r>
-          </w:p>
-        </w:tc>
-        <w:tc>
-          <w:tcPr/>
-          <w:p>
-            <w:pPr>
-              <w:pStyle w:val="Compact"/>
-              <w:jc w:val="left"/>
-            </w:pPr>
-            <w:r>
-              <w:t xml:space="preserve">0.08</w:t>
-            </w:r>
-          </w:p>
-        </w:tc>
-        <w:tc>
-          <w:tcPr/>
-          <w:p>
-            <w:pPr>
-              <w:pStyle w:val="Compact"/>
-              <w:jc w:val="left"/>
-            </w:pPr>
-            <w:r>
-              <w:t xml:space="preserve">0.04</w:t>
-            </w:r>
-          </w:p>
-        </w:tc>
-      </w:tr>
-      <w:tr>
-        <w:tc>
-          <w:tcPr/>
-          <w:p>
-            <w:pPr>
-              <w:pStyle w:val="Compact"/>
-              <w:jc w:val="left"/>
-            </w:pPr>
-            <w:r>
-              <w:t xml:space="preserve">Selective regression path: μ</w:t>
-            </w:r>
-          </w:p>
-        </w:tc>
-        <w:tc>
-          <w:tcPr/>
-          <w:p>
-            <w:pPr>
-              <w:pStyle w:val="Compact"/>
-              <w:jc w:val="left"/>
-            </w:pPr>
-            <w:r>
-              <w:t xml:space="preserve">Interaction</w:t>
-            </w:r>
-          </w:p>
-        </w:tc>
-        <w:tc>
-          <w:tcPr/>
-          <w:p>
-            <w:pPr>
-              <w:pStyle w:val="Compact"/>
-              <w:jc w:val="left"/>
-            </w:pPr>
-            <w:r>
-              <w:t xml:space="preserve">0.15</w:t>
-            </w:r>
-          </w:p>
-        </w:tc>
-        <w:tc>
-          <w:tcPr/>
-          <w:p>
-            <w:pPr>
-              <w:pStyle w:val="Compact"/>
-              <w:jc w:val="left"/>
-            </w:pPr>
-            <w:r>
-              <w:t xml:space="preserve">0.11</w:t>
-            </w:r>
-          </w:p>
-        </w:tc>
-        <w:tc>
-          <w:tcPr/>
-          <w:p>
-            <w:pPr>
-              <w:pStyle w:val="Compact"/>
-              <w:jc w:val="left"/>
-            </w:pPr>
-            <w:r>
-              <w:t xml:space="preserve">0.07</w:t>
-            </w:r>
-          </w:p>
-        </w:tc>
-      </w:tr>
-      <w:tr>
-        <w:tc>
-          <w:tcPr/>
-          <w:p>
-            <w:pPr>
-              <w:pStyle w:val="Compact"/>
-              <w:jc w:val="left"/>
-            </w:pPr>
-            <w:r>
-              <w:t xml:space="preserve">Selective regression path: τ</w:t>
-            </w:r>
-          </w:p>
-        </w:tc>
-        <w:tc>
-          <w:tcPr/>
-          <w:p>
-            <w:pPr>
-              <w:pStyle w:val="Compact"/>
-              <w:jc w:val="left"/>
-            </w:pPr>
-            <w:r>
-              <w:t xml:space="preserve">Specific</w:t>
-            </w:r>
-          </w:p>
-        </w:tc>
-        <w:tc>
-          <w:tcPr/>
-          <w:p>
-            <w:pPr>
-              <w:pStyle w:val="Compact"/>
-              <w:jc w:val="left"/>
-            </w:pPr>
-            <w:r>
-              <w:t xml:space="preserve">1.84</w:t>
-            </w:r>
-          </w:p>
-        </w:tc>
-        <w:tc>
-          <w:tcPr/>
-          <w:p>
-            <w:pPr>
-              <w:pStyle w:val="Compact"/>
-              <w:jc w:val="left"/>
-            </w:pPr>
-            <w:r>
-              <w:t xml:space="preserve">1.25</w:t>
-            </w:r>
-          </w:p>
-        </w:tc>
-        <w:tc>
-          <w:tcPr/>
-          <w:p>
-            <w:pPr>
-              <w:pStyle w:val="Compact"/>
-              <w:jc w:val="left"/>
-            </w:pPr>
-            <w:r>
-              <w:t xml:space="preserve">0.65</w:t>
-            </w:r>
-          </w:p>
-        </w:tc>
-      </w:tr>
-      <w:tr>
-        <w:tc>
-          <w:tcPr/>
-          <w:p>
-            <w:pPr>
-              <w:pStyle w:val="Compact"/>
-              <w:jc w:val="left"/>
-            </w:pPr>
-            <w:r>
-              <w:t xml:space="preserve">Selective regression path: τ</w:t>
-            </w:r>
-          </w:p>
-        </w:tc>
-        <w:tc>
-          <w:tcPr/>
-          <w:p>
-            <w:pPr>
-              <w:pStyle w:val="Compact"/>
-              <w:jc w:val="left"/>
-            </w:pPr>
-            <w:r>
-              <w:t xml:space="preserve">General</w:t>
-            </w:r>
-          </w:p>
-        </w:tc>
-        <w:tc>
-          <w:tcPr/>
-          <w:p>
-            <w:pPr>
-              <w:pStyle w:val="Compact"/>
-              <w:jc w:val="left"/>
-            </w:pPr>
-            <w:r>
-              <w:t xml:space="preserve">0.36</w:t>
-            </w:r>
-          </w:p>
-        </w:tc>
-        <w:tc>
-          <w:tcPr/>
-          <w:p>
-            <w:pPr>
-              <w:pStyle w:val="Compact"/>
-              <w:jc w:val="left"/>
-            </w:pPr>
-            <w:r>
-              <w:t xml:space="preserve">0.22</w:t>
-            </w:r>
-          </w:p>
-        </w:tc>
-        <w:tc>
-          <w:tcPr/>
-          <w:p>
-            <w:pPr>
-              <w:pStyle w:val="Compact"/>
-              <w:jc w:val="left"/>
-            </w:pPr>
-            <w:r>
-              <w:t xml:space="preserve">0.12</w:t>
-            </w:r>
-          </w:p>
-        </w:tc>
-      </w:tr>
-      <w:tr>
-        <w:tc>
-          <w:tcPr/>
-          <w:p>
-            <w:pPr>
-              <w:pStyle w:val="Compact"/>
-              <w:jc w:val="left"/>
-            </w:pPr>
-            <w:r>
-              <w:t xml:space="preserve">Selective regression path: τ</w:t>
-            </w:r>
-          </w:p>
-        </w:tc>
-        <w:tc>
-          <w:tcPr/>
-          <w:p>
-            <w:pPr>
-              <w:pStyle w:val="Compact"/>
-              <w:jc w:val="left"/>
-            </w:pPr>
-            <w:r>
-              <w:t xml:space="preserve">Interaction</w:t>
-            </w:r>
-          </w:p>
-        </w:tc>
-        <w:tc>
-          <w:tcPr/>
-          <w:p>
-            <w:pPr>
-              <w:pStyle w:val="Compact"/>
-              <w:jc w:val="left"/>
-            </w:pPr>
-            <w:r>
-              <w:t xml:space="preserve">2.25</w:t>
-            </w:r>
-          </w:p>
-        </w:tc>
-        <w:tc>
-          <w:tcPr/>
-          <w:p>
-            <w:pPr>
-              <w:pStyle w:val="Compact"/>
-              <w:jc w:val="left"/>
-            </w:pPr>
-            <w:r>
-              <w:t xml:space="preserve">1.68</w:t>
-            </w:r>
-          </w:p>
-        </w:tc>
-        <w:tc>
-          <w:tcPr/>
-          <w:p>
-            <w:pPr>
-              <w:pStyle w:val="Compact"/>
-              <w:jc w:val="left"/>
-            </w:pPr>
-            <w:r>
-              <w:t xml:space="preserve">1.06</w:t>
-            </w:r>
-          </w:p>
-        </w:tc>
-      </w:tr>
-      <w:tr>
-        <w:tc>
-          <w:tcPr/>
-          <w:p>
-            <w:pPr>
-              <w:pStyle w:val="Compact"/>
-              <w:jc w:val="left"/>
-            </w:pPr>
-            <w:r>
-              <w:t xml:space="preserve">Total gaze: μ</w:t>
-            </w:r>
-          </w:p>
-        </w:tc>
-        <w:tc>
-          <w:tcPr/>
-          <w:p>
-            <w:pPr>
-              <w:pStyle w:val="Compact"/>
-              <w:jc w:val="left"/>
-            </w:pPr>
-            <w:r>
-              <w:t xml:space="preserve">Specific</w:t>
-            </w:r>
-          </w:p>
-        </w:tc>
-        <w:tc>
-          <w:tcPr/>
-          <w:p>
-            <w:pPr>
-              <w:pStyle w:val="Compact"/>
-              <w:jc w:val="left"/>
-            </w:pPr>
-            <w:r>
-              <w:t xml:space="preserve">0.13</w:t>
-            </w:r>
-          </w:p>
-        </w:tc>
-        <w:tc>
-          <w:tcPr/>
-          <w:p>
-            <w:pPr>
-              <w:pStyle w:val="Compact"/>
-              <w:jc w:val="left"/>
-            </w:pPr>
-            <w:r>
-              <w:t xml:space="preserve">0.07</w:t>
-            </w:r>
-          </w:p>
-        </w:tc>
-        <w:tc>
-          <w:tcPr/>
-          <w:p>
-            <w:pPr>
-              <w:pStyle w:val="Compact"/>
-              <w:jc w:val="left"/>
-            </w:pPr>
-            <w:r>
-              <w:t xml:space="preserve">0.04</w:t>
-            </w:r>
-          </w:p>
-        </w:tc>
-      </w:tr>
-      <w:tr>
-        <w:tc>
-          <w:tcPr/>
-          <w:p>
-            <w:pPr>
-              <w:pStyle w:val="Compact"/>
-              <w:jc w:val="left"/>
-            </w:pPr>
-            <w:r>
-              <w:t xml:space="preserve">Total gaze: μ</w:t>
-            </w:r>
-          </w:p>
-        </w:tc>
-        <w:tc>
-          <w:tcPr/>
-          <w:p>
-            <w:pPr>
-              <w:pStyle w:val="Compact"/>
-              <w:jc w:val="left"/>
-            </w:pPr>
-            <w:r>
-              <w:t xml:space="preserve">General</w:t>
-            </w:r>
-          </w:p>
-        </w:tc>
-        <w:tc>
-          <w:tcPr/>
-          <w:p>
-            <w:pPr>
-              <w:pStyle w:val="Compact"/>
-              <w:jc w:val="left"/>
-            </w:pPr>
-            <w:r>
-              <w:t xml:space="preserve">0.11</w:t>
-            </w:r>
-          </w:p>
-        </w:tc>
-        <w:tc>
-          <w:tcPr/>
-          <w:p>
-            <w:pPr>
-              <w:pStyle w:val="Compact"/>
-              <w:jc w:val="left"/>
-            </w:pPr>
-            <w:r>
-              <w:t xml:space="preserve">0.06</w:t>
-            </w:r>
-          </w:p>
-        </w:tc>
-        <w:tc>
-          <w:tcPr/>
-          <w:p>
-            <w:pPr>
-              <w:pStyle w:val="Compact"/>
-              <w:jc w:val="left"/>
-            </w:pPr>
-            <w:r>
-              <w:t xml:space="preserve">0.04</w:t>
-            </w:r>
-          </w:p>
-        </w:tc>
-      </w:tr>
-      <w:tr>
-        <w:tc>
-          <w:tcPr/>
-          <w:p>
-            <w:pPr>
-              <w:pStyle w:val="Compact"/>
-              <w:jc w:val="left"/>
-            </w:pPr>
-            <w:r>
-              <w:t xml:space="preserve">Total gaze: μ</w:t>
-            </w:r>
-          </w:p>
-        </w:tc>
-        <w:tc>
-          <w:tcPr/>
-          <w:p>
-            <w:pPr>
-              <w:pStyle w:val="Compact"/>
-              <w:jc w:val="left"/>
-            </w:pPr>
-            <w:r>
-              <w:t xml:space="preserve">Interaction</w:t>
-            </w:r>
-          </w:p>
-        </w:tc>
-        <w:tc>
-          <w:tcPr/>
-          <w:p>
-            <w:pPr>
-              <w:pStyle w:val="Compact"/>
-              <w:jc w:val="left"/>
-            </w:pPr>
-            <w:r>
-              <w:t xml:space="preserve">0.18</w:t>
-            </w:r>
-          </w:p>
-        </w:tc>
-        <w:tc>
-          <w:tcPr/>
-          <w:p>
-            <w:pPr>
-              <w:pStyle w:val="Compact"/>
-              <w:jc w:val="left"/>
-            </w:pPr>
-            <w:r>
-              <w:t xml:space="preserve">0.11</w:t>
-            </w:r>
-          </w:p>
-        </w:tc>
-        <w:tc>
-          <w:tcPr/>
-          <w:p>
-            <w:pPr>
-              <w:pStyle w:val="Compact"/>
-              <w:jc w:val="left"/>
-            </w:pPr>
-            <w:r>
-              <w:t xml:space="preserve">0.07</w:t>
-            </w:r>
-          </w:p>
-        </w:tc>
-      </w:tr>
-      <w:tr>
-        <w:tc>
-          <w:tcPr/>
-          <w:p>
-            <w:pPr>
-              <w:pStyle w:val="Compact"/>
-              <w:jc w:val="left"/>
-            </w:pPr>
-            <w:r>
-              <w:t xml:space="preserve">Total gaze: τ</w:t>
-            </w:r>
-          </w:p>
-        </w:tc>
-        <w:tc>
-          <w:tcPr/>
-          <w:p>
-            <w:pPr>
-              <w:pStyle w:val="Compact"/>
-              <w:jc w:val="left"/>
-            </w:pPr>
-            <w:r>
-              <w:t xml:space="preserve">Specific</w:t>
-            </w:r>
-          </w:p>
-        </w:tc>
-        <w:tc>
-          <w:tcPr/>
-          <w:p>
-            <w:pPr>
-              <w:pStyle w:val="Compact"/>
-              <w:jc w:val="left"/>
-            </w:pPr>
-            <w:r>
-              <w:t xml:space="preserve">34.64</w:t>
-            </w:r>
-          </w:p>
-        </w:tc>
-        <w:tc>
-          <w:tcPr/>
-          <w:p>
-            <w:pPr>
-              <w:pStyle w:val="Compact"/>
-              <w:jc w:val="left"/>
-            </w:pPr>
-            <w:r>
-              <w:t xml:space="preserve">31.07</w:t>
-            </w:r>
-          </w:p>
-        </w:tc>
-        <w:tc>
-          <w:tcPr/>
-          <w:p>
-            <w:pPr>
-              <w:pStyle w:val="Compact"/>
-              <w:jc w:val="left"/>
-            </w:pPr>
-            <w:r>
-              <w:t xml:space="preserve">18.38</w:t>
-            </w:r>
-          </w:p>
-        </w:tc>
-      </w:tr>
-      <w:tr>
-        <w:tc>
-          <w:tcPr/>
-          <w:p>
-            <w:pPr>
-              <w:pStyle w:val="Compact"/>
-              <w:jc w:val="left"/>
-            </w:pPr>
-            <w:r>
-              <w:t xml:space="preserve">Total gaze: τ</w:t>
-            </w:r>
-          </w:p>
-        </w:tc>
-        <w:tc>
-          <w:tcPr/>
-          <w:p>
-            <w:pPr>
-              <w:pStyle w:val="Compact"/>
-              <w:jc w:val="left"/>
-            </w:pPr>
-            <w:r>
-              <w:t xml:space="preserve">General</w:t>
-            </w:r>
-          </w:p>
-        </w:tc>
-        <w:tc>
-          <w:tcPr/>
-          <w:p>
-            <w:pPr>
-              <w:pStyle w:val="Compact"/>
-              <w:jc w:val="left"/>
-            </w:pPr>
-            <w:r>
-              <w:t xml:space="preserve">0.46</w:t>
-            </w:r>
-          </w:p>
-        </w:tc>
-        <w:tc>
-          <w:tcPr/>
-          <w:p>
-            <w:pPr>
-              <w:pStyle w:val="Compact"/>
-              <w:jc w:val="left"/>
-            </w:pPr>
-            <w:r>
-              <w:t xml:space="preserve">0.27</w:t>
-            </w:r>
-          </w:p>
-        </w:tc>
-        <w:tc>
-          <w:tcPr/>
-          <w:p>
-            <w:pPr>
-              <w:pStyle w:val="Compact"/>
-              <w:jc w:val="left"/>
-            </w:pPr>
-            <w:r>
-              <w:t xml:space="preserve">0.15</w:t>
-            </w:r>
-          </w:p>
-        </w:tc>
-      </w:tr>
-      <w:tr>
-        <w:tc>
-          <w:tcPr/>
-          <w:p>
-            <w:pPr>
-              <w:pStyle w:val="Compact"/>
-              <w:jc w:val="left"/>
-            </w:pPr>
-            <w:r>
-              <w:t xml:space="preserve">Total gaze: τ</w:t>
-            </w:r>
-          </w:p>
-        </w:tc>
-        <w:tc>
-          <w:tcPr/>
-          <w:p>
-            <w:pPr>
-              <w:pStyle w:val="Compact"/>
-              <w:jc w:val="left"/>
-            </w:pPr>
-            <w:r>
-              <w:t xml:space="preserve">Interaction</w:t>
-            </w:r>
-          </w:p>
-        </w:tc>
-        <w:tc>
-          <w:tcPr/>
-          <w:p>
-            <w:pPr>
-              <w:pStyle w:val="Compact"/>
-              <w:jc w:val="left"/>
-            </w:pPr>
-            <w:r>
-              <w:t xml:space="preserve">63.00</w:t>
-            </w:r>
-          </w:p>
-        </w:tc>
-        <w:tc>
-          <w:tcPr/>
-          <w:p>
-            <w:pPr>
-              <w:pStyle w:val="Compact"/>
-              <w:jc w:val="left"/>
-            </w:pPr>
-            <w:r>
-              <w:t xml:space="preserve">109</w:t>
-            </w:r>
-          </w:p>
-        </w:tc>
-        <w:tc>
-          <w:tcPr/>
-          <w:p>
-            <w:pPr>
-              <w:pStyle w:val="Compact"/>
-              <w:jc w:val="left"/>
-            </w:pPr>
-            <w:r>
-              <w:t xml:space="preserve">81.00</w:t>
-            </w:r>
-          </w:p>
-        </w:tc>
-      </w:tr>
-      <w:tr>
-        <w:tc>
-          <w:tcPr/>
-          <w:p>
-            <w:pPr>
-              <w:pStyle w:val="Compact"/>
-              <w:jc w:val="left"/>
-            </w:pPr>
-            <w:r>
-              <w:t xml:space="preserve">Regression-in</w:t>
-            </w:r>
-          </w:p>
-        </w:tc>
-        <w:tc>
-          <w:tcPr/>
-          <w:p>
-            <w:pPr>
-              <w:pStyle w:val="Compact"/>
-              <w:jc w:val="left"/>
-            </w:pPr>
-            <w:r>
-              <w:t xml:space="preserve">Specific</w:t>
-            </w:r>
-          </w:p>
-        </w:tc>
-        <w:tc>
-          <w:tcPr/>
-          <w:p>
-            <w:pPr>
-              <w:pStyle w:val="Compact"/>
-              <w:jc w:val="left"/>
-            </w:pPr>
-            <w:r>
-              <w:t xml:space="preserve">2.64</w:t>
-            </w:r>
-          </w:p>
-        </w:tc>
-        <w:tc>
-          <w:tcPr/>
-          <w:p>
-            <w:pPr>
-              <w:pStyle w:val="Compact"/>
-              <w:jc w:val="left"/>
-            </w:pPr>
-            <w:r>
-              <w:t xml:space="preserve">1.67</w:t>
-            </w:r>
-          </w:p>
-        </w:tc>
-        <w:tc>
-          <w:tcPr/>
-          <w:p>
-            <w:pPr>
-              <w:pStyle w:val="Compact"/>
-              <w:jc w:val="left"/>
-            </w:pPr>
-            <w:r>
-              <w:t xml:space="preserve">0.93</w:t>
-            </w:r>
-          </w:p>
-        </w:tc>
-      </w:tr>
-      <w:tr>
-        <w:tc>
-          <w:tcPr/>
-          <w:p>
-            <w:pPr>
-              <w:pStyle w:val="Compact"/>
-              <w:jc w:val="left"/>
-            </w:pPr>
-            <w:r>
-              <w:t xml:space="preserve">Regression-in</w:t>
-            </w:r>
-          </w:p>
-        </w:tc>
-        <w:tc>
-          <w:tcPr/>
-          <w:p>
-            <w:pPr>
-              <w:pStyle w:val="Compact"/>
-              <w:jc w:val="left"/>
-            </w:pPr>
-            <w:r>
-              <w:t xml:space="preserve">General</w:t>
-            </w:r>
-          </w:p>
-        </w:tc>
-        <w:tc>
-          <w:tcPr/>
-          <w:p>
-            <w:pPr>
-              <w:pStyle w:val="Compact"/>
-              <w:jc w:val="left"/>
-            </w:pPr>
-            <w:r>
-              <w:t xml:space="preserve">0.28</w:t>
-            </w:r>
-          </w:p>
-        </w:tc>
-        <w:tc>
-          <w:tcPr/>
-          <w:p>
-            <w:pPr>
-              <w:pStyle w:val="Compact"/>
-              <w:jc w:val="left"/>
-            </w:pPr>
-            <w:r>
-              <w:t xml:space="preserve">0.16</w:t>
-            </w:r>
-          </w:p>
-        </w:tc>
-        <w:tc>
-          <w:tcPr/>
-          <w:p>
-            <w:pPr>
-              <w:pStyle w:val="Compact"/>
-              <w:jc w:val="left"/>
-            </w:pPr>
-            <w:r>
-              <w:t xml:space="preserve">0.09</w:t>
-            </w:r>
-          </w:p>
-        </w:tc>
-      </w:tr>
-      <w:tr>
-        <w:tc>
-          <w:tcPr/>
-          <w:p>
-            <w:pPr>
-              <w:pStyle w:val="Compact"/>
-              <w:jc w:val="left"/>
-            </w:pPr>
-            <w:r>
-              <w:t xml:space="preserve">Regression-in</w:t>
-            </w:r>
-          </w:p>
-        </w:tc>
-        <w:tc>
-          <w:tcPr/>
-          <w:p>
-            <w:pPr>
-              <w:pStyle w:val="Compact"/>
-              <w:jc w:val="left"/>
-            </w:pPr>
-            <w:r>
-              <w:t xml:space="preserve">Interaction</w:t>
-            </w:r>
-          </w:p>
-        </w:tc>
-        <w:tc>
-          <w:tcPr/>
-          <w:p>
-            <w:pPr>
-              <w:pStyle w:val="Compact"/>
-              <w:jc w:val="left"/>
-            </w:pPr>
-            <w:r>
-              <w:t xml:space="preserve">52.00</w:t>
-            </w:r>
-          </w:p>
-        </w:tc>
-        <w:tc>
-          <w:tcPr/>
-          <w:p>
-            <w:pPr>
-              <w:pStyle w:val="Compact"/>
-              <w:jc w:val="left"/>
-            </w:pPr>
-            <w:r>
-              <w:t xml:space="preserve">63.06</w:t>
-            </w:r>
-          </w:p>
-        </w:tc>
-        <w:tc>
-          <w:tcPr/>
-          <w:p>
-            <w:pPr>
-              <w:pStyle w:val="Compact"/>
-              <w:jc w:val="left"/>
-            </w:pPr>
-            <w:r>
-              <w:t xml:space="preserve">62.39</w:t>
-            </w:r>
-          </w:p>
-        </w:tc>
-      </w:tr>
-      <w:tr>
-        <w:tc>
-          <w:tcPr/>
-          <w:p>
-            <w:pPr>
-              <w:pStyle w:val="Compact"/>
-              <w:jc w:val="left"/>
-            </w:pPr>
-            <w:r>
-              <w:t xml:space="preserve">Re-reading time</w:t>
-            </w:r>
-          </w:p>
-        </w:tc>
-        <w:tc>
-          <w:tcPr/>
-          <w:p>
-            <w:pPr>
-              <w:pStyle w:val="Compact"/>
-              <w:jc w:val="left"/>
-            </w:pPr>
-            <w:r>
-              <w:t xml:space="preserve">Specific</w:t>
-            </w:r>
-          </w:p>
-        </w:tc>
-        <w:tc>
-          <w:tcPr/>
-          <w:p>
-            <w:pPr>
-              <w:pStyle w:val="Compact"/>
-              <w:jc w:val="left"/>
-            </w:pPr>
-            <w:r>
-              <w:t xml:space="preserve">8.64</w:t>
-            </w:r>
-          </w:p>
-        </w:tc>
-        <w:tc>
-          <w:tcPr/>
-          <w:p>
-            <w:pPr>
-              <w:pStyle w:val="Compact"/>
-              <w:jc w:val="left"/>
-            </w:pPr>
-            <w:r>
-              <w:t xml:space="preserve">9.49</w:t>
-            </w:r>
-          </w:p>
-        </w:tc>
-        <w:tc>
-          <w:tcPr/>
-          <w:p>
-            <w:pPr>
-              <w:pStyle w:val="Compact"/>
-              <w:jc w:val="left"/>
-            </w:pPr>
-            <w:r>
-              <w:t xml:space="preserve">5.62</w:t>
-            </w:r>
-          </w:p>
-        </w:tc>
-      </w:tr>
-      <w:tr>
-        <w:tc>
-          <w:tcPr/>
-          <w:p>
-            <w:pPr>
-              <w:pStyle w:val="Compact"/>
-              <w:jc w:val="left"/>
-            </w:pPr>
-            <w:r>
-              <w:t xml:space="preserve">Re-reading time</w:t>
-            </w:r>
-          </w:p>
-        </w:tc>
-        <w:tc>
-          <w:tcPr/>
-          <w:p>
-            <w:pPr>
-              <w:pStyle w:val="Compact"/>
-              <w:jc w:val="left"/>
-            </w:pPr>
-            <w:r>
-              <w:t xml:space="preserve">General</w:t>
-            </w:r>
-          </w:p>
-        </w:tc>
-        <w:tc>
-          <w:tcPr/>
-          <w:p>
-            <w:pPr>
-              <w:pStyle w:val="Compact"/>
-              <w:jc w:val="left"/>
-            </w:pPr>
-            <w:r>
-              <w:t xml:space="preserve">0.28</w:t>
-            </w:r>
-          </w:p>
-        </w:tc>
-        <w:tc>
-          <w:tcPr/>
-          <w:p>
-            <w:pPr>
-              <w:pStyle w:val="Compact"/>
-              <w:jc w:val="left"/>
-            </w:pPr>
-            <w:r>
-              <w:t xml:space="preserve">0.18</w:t>
-            </w:r>
-          </w:p>
-        </w:tc>
-        <w:tc>
-          <w:tcPr/>
-          <w:p>
-            <w:pPr>
-              <w:pStyle w:val="Compact"/>
-              <w:jc w:val="left"/>
-            </w:pPr>
-            <w:r>
-              <w:t xml:space="preserve">0.10</w:t>
-            </w:r>
-          </w:p>
-        </w:tc>
-      </w:tr>
-      <w:tr>
-        <w:tc>
-          <w:tcPr/>
-          <w:p>
-            <w:pPr>
-              <w:pStyle w:val="Compact"/>
-              <w:jc w:val="left"/>
-            </w:pPr>
-            <w:r>
-              <w:t xml:space="preserve">Re-reading time</w:t>
-            </w:r>
-          </w:p>
-        </w:tc>
-        <w:tc>
-          <w:tcPr/>
-          <w:p>
-            <w:pPr>
-              <w:pStyle w:val="Compact"/>
-              <w:jc w:val="left"/>
-            </w:pPr>
-            <w:r>
-              <w:t xml:space="preserve">Interaction</w:t>
-            </w:r>
-          </w:p>
-        </w:tc>
-        <w:tc>
-          <w:tcPr/>
-          <w:p>
-            <w:pPr>
-              <w:pStyle w:val="Compact"/>
-              <w:jc w:val="left"/>
-            </w:pPr>
-            <w:r>
-              <w:t xml:space="preserve">3.26</w:t>
-            </w:r>
-          </w:p>
-        </w:tc>
-        <w:tc>
-          <w:tcPr/>
-          <w:p>
-            <w:pPr>
-              <w:pStyle w:val="Compact"/>
-              <w:jc w:val="left"/>
-            </w:pPr>
-            <w:r>
-              <w:t xml:space="preserve">4.79</w:t>
-            </w:r>
-          </w:p>
-        </w:tc>
-        <w:tc>
-          <w:tcPr/>
-          <w:p>
-            <w:pPr>
-              <w:pStyle w:val="Compact"/>
-              <w:jc w:val="left"/>
-            </w:pPr>
-            <w:r>
-              <w:t xml:space="preserve">4.26</w:t>
-            </w:r>
-          </w:p>
-        </w:tc>
-      </w:tr>
-    </w:tbl>
-    <w:bookmarkEnd w:id="235"/>
-    <w:p>
-      <w:pPr>
-        <w:pStyle w:val="FigureNote"/>
-      </w:pPr>
-      <w:r>
-        <w:rPr>
-          <w:i/>
-          <w:iCs/>
-        </w:rPr>
-        <w:t xml:space="preserve">Note</w:t>
-      </w:r>
-      <w:r>
-        <w:t xml:space="preserve">. Each model was refitted with the standard deviation of every prior on the effects (all comparisons between conditions, including the τ parts of the ex-Gaussian models) multiplied by 0.5 or 2; all other priors and settings were as in the main analysis. Specific = prequestioned − no-prequestion; general = non-prequestioned − no-prequestion (pooled models); interaction = the Group × Topic interaction contrast. BF</w:t>
-      </w:r>
-      <w:r>
-        <w:rPr>
-          <w:vertAlign w:val="subscript"/>
-        </w:rPr>
-        <w:t xml:space="preserve">10</w:t>
-      </w:r>
-      <w:r>
-        <w:t xml:space="preserve"> </w:t>
-      </w:r>
-      <w:r>
-        <w:t xml:space="preserve">&gt; 1 favours a difference and BF</w:t>
-      </w:r>
-      <w:r>
-        <w:rPr>
-          <w:vertAlign w:val="subscript"/>
-        </w:rPr>
-        <w:t xml:space="preserve">10</w:t>
-      </w:r>
-      <w:r>
-        <w:t xml:space="preserve"> </w:t>
-      </w:r>
-      <w:r>
-        <w:t xml:space="preserve">&lt; 1 no difference (BF</w:t>
-      </w:r>
-      <w:r>
-        <w:rPr>
-          <w:vertAlign w:val="subscript"/>
-        </w:rPr>
-        <w:t xml:space="preserve">01</w:t>
-      </w:r>
-      <w:r>
-        <w:t xml:space="preserve"> </w:t>
-      </w:r>
-      <w:r>
-        <w:t xml:space="preserve">= 1/BF</w:t>
-      </w:r>
-      <w:r>
-        <w:rPr>
-          <w:vertAlign w:val="subscript"/>
-        </w:rPr>
-        <w:t xml:space="preserve">10</w:t>
-      </w:r>
-      <w:r>
-        <w:t xml:space="preserve">). Narrower priors favour a difference more, and wider priors less, when the estimate is close to 0.</w:t>
       </w:r>
     </w:p>
     <w:sectPr>
       <w:lnNumType w:countBy="1" w:restart="continuous"/>
     </w:sectPr>
-    <w:bookmarkEnd w:id="236"/>
+    <w:bookmarkEnd w:id="239"/>
     <w:sectPr>
       <w:headerReference r:id="rId8" w:type="even"/>
       <w:headerReference r:id="rId9" w:type="default"/>
@@ -15277,7 +13639,7 @@
       </w:r>
     </w:p>
   </w:footnote>
-  <w:footnote w:id="49">
+  <w:footnote w:id="52">
     <w:p>
       <w:pPr>
         <w:pStyle w:val="FootnoteText"/>
@@ -15609,6 +13971,26 @@
             <w:rStyle w:val="Hyperlink"/>
           </w:rPr>
           <w:t xml:space="preserve">Wijffels &amp; Straka, 2026</w:t>
+        </w:r>
+      </w:hyperlink>
+      <w:r>
+        <w:t xml:space="preserve">)</w:t>
+      </w:r>
+      <w:r>
+        <w:t xml:space="preserve">, irr 0.85</w:t>
+      </w:r>
+      <w:r>
+        <w:t xml:space="preserve"> </w:t>
+      </w:r>
+      <w:r>
+        <w:t xml:space="preserve">(</w:t>
+      </w:r>
+      <w:hyperlink w:anchor="ref-R-irr">
+        <w:r>
+          <w:rPr>
+            <w:rStyle w:val="Hyperlink"/>
+          </w:rPr>
+          <w:t xml:space="preserve">Gamer et al., 2026</w:t>
         </w:r>
       </w:hyperlink>
       <w:r>

--- a/manuscript/manuscript.docx
+++ b/manuscript/manuscript.docx
@@ -3988,7 +3988,7 @@
         <w:t xml:space="preserve">)</w:t>
       </w:r>
       <w:r>
-        <w:t xml:space="preserve">), which describes a duration as the sum of a Gaussian component, whose mean μ reflects typical reading time, and an exponential component, whose mean τ reflects the tail of unusually long readings. The fixed and random effects applied to both μ and τ, and σ had by-participant random intercepts. The preregistered first-pass duration, from first entering a sentence until first leaving it, could not be described by any of the distributions we considered (ex-Gaussian, Gamma, lognormal), because it mixes two kinds of first pass. About half of first passes, in all three conditions, were cut short after a few fixations by a brief return to the preceding line, so the distribution had two modes: interrupted first passes of a few hundred milliseconds and complete first readings of several seconds. First-pass reading was therefore measured as selective regression-path duration [also called right-bounded reading time;</w:t>
+        <w:t xml:space="preserve">), which describes a duration as the sum of a Gaussian component, whose mean μ reflects typical reading time, and an exponential component, whose mean τ reflects the tail of unusually long readings. The mean of an ex-Gaussian distribution is μ + τ and its standard deviation is √(σ² + τ²), where σ is the standard deviation of the Gaussian component, so μ and τ are components of reading time rather than reading times themselves. The fixed and random effects applied to both μ and τ, and σ had by-participant random intercepts. The preregistered first-pass duration, from first entering a sentence until first leaving it, could not be described by any of the distributions we considered (ex-Gaussian, Gamma, lognormal), because it mixes two kinds of first pass. About half of first passes, in all three conditions, were cut short after a few fixations by a brief return to the preceding line, so the distribution had two modes: interrupted first passes of a few hundred milliseconds and complete first readings of several seconds. First-pass reading was therefore measured as selective regression-path duration [also called right-bounded reading time;</w:t>
       </w:r>
       <w:r>
         <w:t xml:space="preserve"> </w:t>
@@ -4813,7 +4813,33 @@
         <w:pStyle w:val="FirstParagraph"/>
       </w:pPr>
       <w:r>
-        <w:t xml:space="preserve">We first compare prequestioned and non-prequestioned sentences with the same sentences read by no-prequestion readers (</w:t>
+        <w:t xml:space="preserve">Without prequestions, readers spent on average 249 ms per word on a target sentence in total (</w:t>
+      </w:r>
+      <w:r>
+        <w:rPr>
+          <w:i/>
+          <w:iCs/>
+        </w:rPr>
+        <w:t xml:space="preserve">SD</w:t>
+      </w:r>
+      <w:r>
+        <w:t xml:space="preserve"> </w:t>
+      </w:r>
+      <w:r>
+        <w:t xml:space="preserve">= 136; about 241 words per minute), 215 ms per word (</w:t>
+      </w:r>
+      <w:r>
+        <w:rPr>
+          <w:i/>
+          <w:iCs/>
+        </w:rPr>
+        <w:t xml:space="preserve">SD</w:t>
+      </w:r>
+      <w:r>
+        <w:t xml:space="preserve"> </w:t>
+      </w:r>
+      <w:r>
+        <w:t xml:space="preserve">= 109) of it in first-pass reading (selective regression-path duration). The ex-Gaussian estimates below divide such reading times into a typical part (μ) and a tail (τ), which sum to the mean. We first compare prequestioned and non-prequestioned sentences with the same sentences read by no-prequestion readers (</w:t>
       </w:r>
       <w:hyperlink w:anchor="tbl-status">
         <w:r>
@@ -5987,7 +6013,7 @@
         <w:t xml:space="preserve">Note</w:t>
       </w:r>
       <w:r>
-        <w:t xml:space="preserve">. Posterior distributions of the model-estimated means, averaged over the observed sample. Left: the status models, pooled over the two prequestion groups and both topics (prequestioned, non-prequestioned, and no-prequestion sentences). Other panels: the Group × Topic models, for the Polio and TB sentences in the Polio, TB, and no-prequestion groups; colours give the status of the sentences for the readers in that group. μ and τ are the Gaussian mean (typical reading time) and the tail mean (unusually long readings) of the ex-Gaussian models of selective regression-path duration (first-pass reading) and total gaze duration. Durations are in ms per word; regressions-in are the percentage of sentences returned to from later text; re-reading time is for sentences that were re-read. Preq. = prequestioned; non-preq. = non-prequestioned; no-preq. = no-prequestion. Points are posterior means; thick and thin bars are 66% and 95% credible intervals.</w:t>
+        <w:t xml:space="preserve">. Posterior distributions of the model-estimated means, averaged over the observed sample. For the ex-Gaussian measures, μ and τ are shown separately; a mean reading time is μ + τ. Left: the status models, pooled over the two prequestion groups and both topics (prequestioned, non-prequestioned, and no-prequestion sentences). Other panels: the Group × Topic models, for the Polio and TB sentences in the Polio, TB, and no-prequestion groups; colours give the status of the sentences for the readers in that group. μ and τ are the Gaussian mean (typical reading time) and the tail mean (unusually long readings) of the ex-Gaussian models of selective regression-path duration (first-pass reading) and total gaze duration. Durations are in ms per word; regressions-in are the percentage of sentences returned to from later text; re-reading time is for sentences that were re-read. Preq. = prequestioned; non-preq. = non-prequestioned; no-preq. = no-prequestion. Points are posterior means; thick and thin bars are 66% and 95% credible intervals.</w:t>
       </w:r>
     </w:p>
     <w:bookmarkEnd w:id="68"/>
